--- a/MultiAgent_Architecture_Report_EN.docx
+++ b/MultiAgent_Architecture_Report_EN.docx
@@ -43,7 +43,7 @@
           <w:color w:val="999999"/>
           <w:sz w:val="24"/>
         </w:rPr>
-        <w:t>May 2026  |  Version 2.2</w:t>
+        <w:t>May 2026  |  Version 2.3</w:t>
       </w:r>
     </w:p>
     <w:p>
@@ -112,6 +112,17 @@
           <w:sz w:val="21"/>
         </w:rPr>
         <w:t xml:space="preserve">   2.3 Retry &amp; Self-Repair Mechanism</w:t>
+      </w:r>
+    </w:p>
+    <w:p>
+      <w:pPr>
+        <w:spacing w:after="40"/>
+      </w:pPr>
+      <w:r>
+        <w:rPr>
+          <w:sz w:val="21"/>
+        </w:rPr>
+        <w:t xml:space="preserve">   2.4 Agent Input/Output Contract Specifications (NEW v2.3)</w:t>
       </w:r>
     </w:p>
     <w:p>
@@ -221,6 +232,17 @@
         <w:rPr>
           <w:sz w:val="21"/>
         </w:rPr>
+        <w:t xml:space="preserve">   3.5 API Reliability &amp; Structured Output Strategy (NEW v2.3)</w:t>
+      </w:r>
+    </w:p>
+    <w:p>
+      <w:pPr>
+        <w:spacing w:after="40"/>
+      </w:pPr>
+      <w:r>
+        <w:rPr>
+          <w:sz w:val="21"/>
+        </w:rPr>
         <w:t>4. Reinforcement Learning Optimization System</w:t>
       </w:r>
     </w:p>
@@ -277,6 +299,39 @@
           <w:sz w:val="21"/>
         </w:rPr>
         <w:t xml:space="preserve">   4.5 Deployment &amp; Cold-Start (Pre-Bake) Mechanism (NEW v2.2)</w:t>
+      </w:r>
+    </w:p>
+    <w:p>
+      <w:pPr>
+        <w:spacing w:after="40"/>
+      </w:pPr>
+      <w:r>
+        <w:rPr>
+          <w:sz w:val="21"/>
+        </w:rPr>
+        <w:t xml:space="preserve">   4.6 Deterministic Prompt Engineering (arXiv 2603.07728) (NEW v2.3)</w:t>
+      </w:r>
+    </w:p>
+    <w:p>
+      <w:pPr>
+        <w:spacing w:after="40"/>
+      </w:pPr>
+      <w:r>
+        <w:rPr>
+          <w:sz w:val="21"/>
+        </w:rPr>
+        <w:t xml:space="preserve">   4.7 Structured JSON Output &amp; API Reliability (NEW v2.3)</w:t>
+      </w:r>
+    </w:p>
+    <w:p>
+      <w:pPr>
+        <w:spacing w:after="40"/>
+      </w:pPr>
+      <w:r>
+        <w:rPr>
+          <w:sz w:val="21"/>
+        </w:rPr>
+        <w:t xml:space="preserve">   4.8 Tiered Agent LLM Configuration (Updated v2.3)</w:t>
       </w:r>
     </w:p>
     <w:p>
@@ -1431,6 +1486,3750 @@
         <w:t>The retry strategy uses exponential backoff to avoid API rate limiting. Different modules have different maximum retry counts: analysis/planning and geometry assembly default to 5, while code translation defaults to 3.</w:t>
       </w:r>
     </w:p>
+    <w:p>
+      <w:pPr>
+        <w:pStyle w:val="Heading2"/>
+      </w:pPr>
+      <w:r>
+        <w:t>2.4 Agent Input/Output Contract Specifications [NEW in v2.3]</w:t>
+      </w:r>
+    </w:p>
+    <w:p>
+      <w:r>
+        <w:t>Each agent has a strictly defined input/output contract. Agents do not communicate directly; structured data is passed through the PipelineState object. The agent contracts are formally registered in schemas.py (AGENT_CONTRACTS dictionary). Below are the detailed field specifications for each agent.</w:t>
+      </w:r>
+    </w:p>
+    <w:p>
+      <w:pPr>
+        <w:pStyle w:val="Heading3"/>
+      </w:pPr>
+      <w:r>
+        <w:t>Pipeline Data Flow Overview</w:t>
+      </w:r>
+    </w:p>
+    <w:p>
+      <w:r>
+        <w:t>The complete inter-agent data flow across all 7 core pipeline agents:</w:t>
+      </w:r>
+    </w:p>
+    <w:p>
+      <w:pPr>
+        <w:spacing w:before="80" w:after="80"/>
+      </w:pPr>
+      <w:r>
+        <w:rPr>
+          <w:rFonts w:ascii="Consolas" w:hAnsi="Consolas"/>
+          <w:sz w:val="18"/>
+        </w:rPr>
+        <w:t>user_input (str)</w:t>
+        <w:br/>
+        <w:t xml:space="preserve">  -&gt; [1] ProblemAnalysis      -&gt; problem_analysis (dict/JSON)</w:t>
+        <w:br/>
+        <w:t xml:space="preserve">  -&gt; [2] ConstructionPlanning -&gt; construction_plan (dict/JSON)</w:t>
+        <w:br/>
+        <w:t xml:space="preserve">  -&gt; [3] NodeAgent            -&gt; node_output (dict/JSON)</w:t>
+        <w:br/>
+        <w:t xml:space="preserve">  -&gt; [4] ElementAgent         -&gt; element_output (dict/JSON)</w:t>
+        <w:br/>
+        <w:t xml:space="preserve">  -&gt; map_connectivity()      -&gt; mapped_geometry (dict)</w:t>
+        <w:br/>
+        <w:t xml:space="preserve">  -&gt; [5] LoadAssignment      -&gt; load_output (dict/JSON)</w:t>
+        <w:br/>
+        <w:t xml:space="preserve">  -&gt; compile_json()          -&gt; compiled_json (dict)</w:t>
+        <w:br/>
+        <w:t xml:space="preserve">  -&gt; [6] GeometryCodeTranslator -&gt; geometry_code (str/Python)</w:t>
+        <w:br/>
+        <w:t xml:space="preserve">  -&gt; [7] CompleteCodeGenerator  -&gt; complete_code (str/Python)</w:t>
+      </w:r>
+    </w:p>
+    <w:p>
+      <w:pPr>
+        <w:pStyle w:val="Heading3"/>
+      </w:pPr>
+      <w:r>
+        <w:t>Agent 1: ProblemAnalysisAgent</w:t>
+      </w:r>
+    </w:p>
+    <w:p>
+      <w:r>
+        <w:rPr>
+          <w:i/>
+        </w:rPr>
+        <w:t>Converts natural language user input into structured modeling intent.</w:t>
+      </w:r>
+    </w:p>
+    <w:tbl>
+      <w:tblPr>
+        <w:tblStyle w:val="LightGrid-Accent1"/>
+        <w:tblW w:type="auto" w:w="0"/>
+        <w:jc w:val="center"/>
+        <w:tblLook w:firstColumn="1" w:firstRow="1" w:lastColumn="0" w:lastRow="0" w:noHBand="0" w:noVBand="1" w:val="04A0"/>
+      </w:tblPr>
+      <w:tblGrid>
+        <w:gridCol w:w="2160"/>
+        <w:gridCol w:w="2160"/>
+        <w:gridCol w:w="2160"/>
+        <w:gridCol w:w="2160"/>
+      </w:tblGrid>
+      <w:tr>
+        <w:tc>
+          <w:tcPr>
+            <w:tcW w:type="dxa" w:w="2160"/>
+          </w:tcPr>
+          <w:p>
+            <w:r>
+              <w:rPr>
+                <w:b/>
+                <w:sz w:val="18"/>
+              </w:rPr>
+              <w:t>Direction</w:t>
+            </w:r>
+          </w:p>
+        </w:tc>
+        <w:tc>
+          <w:tcPr>
+            <w:tcW w:type="dxa" w:w="2160"/>
+          </w:tcPr>
+          <w:p>
+            <w:r>
+              <w:rPr>
+                <w:b/>
+                <w:sz w:val="18"/>
+              </w:rPr>
+              <w:t>Field</w:t>
+            </w:r>
+          </w:p>
+        </w:tc>
+        <w:tc>
+          <w:tcPr>
+            <w:tcW w:type="dxa" w:w="2160"/>
+          </w:tcPr>
+          <w:p>
+            <w:r>
+              <w:rPr>
+                <w:b/>
+                <w:sz w:val="18"/>
+              </w:rPr>
+              <w:t>Type</w:t>
+            </w:r>
+          </w:p>
+        </w:tc>
+        <w:tc>
+          <w:tcPr>
+            <w:tcW w:type="dxa" w:w="2160"/>
+          </w:tcPr>
+          <w:p>
+            <w:r>
+              <w:rPr>
+                <w:b/>
+                <w:sz w:val="18"/>
+              </w:rPr>
+              <w:t>Description</w:t>
+            </w:r>
+          </w:p>
+        </w:tc>
+      </w:tr>
+      <w:tr>
+        <w:tc>
+          <w:tcPr>
+            <w:tcW w:type="dxa" w:w="2160"/>
+          </w:tcPr>
+          <w:p>
+            <w:r>
+              <w:rPr>
+                <w:sz w:val="18"/>
+              </w:rPr>
+              <w:t>IN</w:t>
+            </w:r>
+          </w:p>
+        </w:tc>
+        <w:tc>
+          <w:tcPr>
+            <w:tcW w:type="dxa" w:w="2160"/>
+          </w:tcPr>
+          <w:p>
+            <w:r>
+              <w:rPr>
+                <w:sz w:val="18"/>
+              </w:rPr>
+              <w:t>user_input</w:t>
+            </w:r>
+          </w:p>
+        </w:tc>
+        <w:tc>
+          <w:tcPr>
+            <w:tcW w:type="dxa" w:w="2160"/>
+          </w:tcPr>
+          <w:p>
+            <w:r>
+              <w:rPr>
+                <w:sz w:val="18"/>
+              </w:rPr>
+              <w:t>str</w:t>
+            </w:r>
+          </w:p>
+        </w:tc>
+        <w:tc>
+          <w:tcPr>
+            <w:tcW w:type="dxa" w:w="2160"/>
+          </w:tcPr>
+          <w:p>
+            <w:r>
+              <w:rPr>
+                <w:sz w:val="18"/>
+              </w:rPr>
+              <w:t>Raw natural-language structural description</w:t>
+            </w:r>
+          </w:p>
+        </w:tc>
+      </w:tr>
+      <w:tr>
+        <w:tc>
+          <w:tcPr>
+            <w:tcW w:type="dxa" w:w="2160"/>
+          </w:tcPr>
+          <w:p>
+            <w:r>
+              <w:rPr>
+                <w:sz w:val="18"/>
+              </w:rPr>
+              <w:t>IN</w:t>
+            </w:r>
+          </w:p>
+        </w:tc>
+        <w:tc>
+          <w:tcPr>
+            <w:tcW w:type="dxa" w:w="2160"/>
+          </w:tcPr>
+          <w:p>
+            <w:r>
+              <w:rPr>
+                <w:sz w:val="18"/>
+              </w:rPr>
+              <w:t>repair_hint</w:t>
+            </w:r>
+          </w:p>
+        </w:tc>
+        <w:tc>
+          <w:tcPr>
+            <w:tcW w:type="dxa" w:w="2160"/>
+          </w:tcPr>
+          <w:p>
+            <w:r>
+              <w:rPr>
+                <w:sz w:val="18"/>
+              </w:rPr>
+              <w:t>str (optional)</w:t>
+            </w:r>
+          </w:p>
+        </w:tc>
+        <w:tc>
+          <w:tcPr>
+            <w:tcW w:type="dxa" w:w="2160"/>
+          </w:tcPr>
+          <w:p>
+            <w:r>
+              <w:rPr>
+                <w:sz w:val="18"/>
+              </w:rPr>
+              <w:t>Targeted fix guidance on validation failure</w:t>
+            </w:r>
+          </w:p>
+        </w:tc>
+      </w:tr>
+      <w:tr>
+        <w:tc>
+          <w:tcPr>
+            <w:tcW w:type="dxa" w:w="2160"/>
+          </w:tcPr>
+          <w:p>
+            <w:r>
+              <w:rPr>
+                <w:sz w:val="18"/>
+              </w:rPr>
+              <w:t>OUT</w:t>
+            </w:r>
+          </w:p>
+        </w:tc>
+        <w:tc>
+          <w:tcPr>
+            <w:tcW w:type="dxa" w:w="2160"/>
+          </w:tcPr>
+          <w:p>
+            <w:r>
+              <w:rPr>
+                <w:sz w:val="18"/>
+              </w:rPr>
+              <w:t>geometry</w:t>
+            </w:r>
+          </w:p>
+        </w:tc>
+        <w:tc>
+          <w:tcPr>
+            <w:tcW w:type="dxa" w:w="2160"/>
+          </w:tcPr>
+          <w:p>
+            <w:r>
+              <w:rPr>
+                <w:sz w:val="18"/>
+              </w:rPr>
+              <w:t>object</w:t>
+            </w:r>
+          </w:p>
+        </w:tc>
+        <w:tc>
+          <w:tcPr>
+            <w:tcW w:type="dxa" w:w="2160"/>
+          </w:tcPr>
+          <w:p>
+            <w:r>
+              <w:rPr>
+                <w:sz w:val="18"/>
+              </w:rPr>
+              <w:t>{system_type, dimensionality, bay_count, story_count, bay_widths: [float], story_heights: [float], units}</w:t>
+            </w:r>
+          </w:p>
+        </w:tc>
+      </w:tr>
+      <w:tr>
+        <w:tc>
+          <w:tcPr>
+            <w:tcW w:type="dxa" w:w="2160"/>
+          </w:tcPr>
+          <w:p>
+            <w:r>
+              <w:rPr>
+                <w:sz w:val="18"/>
+              </w:rPr>
+              <w:t>OUT</w:t>
+            </w:r>
+          </w:p>
+        </w:tc>
+        <w:tc>
+          <w:tcPr>
+            <w:tcW w:type="dxa" w:w="2160"/>
+          </w:tcPr>
+          <w:p>
+            <w:r>
+              <w:rPr>
+                <w:sz w:val="18"/>
+              </w:rPr>
+              <w:t>supports</w:t>
+            </w:r>
+          </w:p>
+        </w:tc>
+        <w:tc>
+          <w:tcPr>
+            <w:tcW w:type="dxa" w:w="2160"/>
+          </w:tcPr>
+          <w:p>
+            <w:r>
+              <w:rPr>
+                <w:sz w:val="18"/>
+              </w:rPr>
+              <w:t>list[object]</w:t>
+            </w:r>
+          </w:p>
+        </w:tc>
+        <w:tc>
+          <w:tcPr>
+            <w:tcW w:type="dxa" w:w="2160"/>
+          </w:tcPr>
+          <w:p>
+            <w:r>
+              <w:rPr>
+                <w:sz w:val="18"/>
+              </w:rPr>
+              <w:t>[{support_id, level, constraint_type, constrained_dofs: [str]}]</w:t>
+            </w:r>
+          </w:p>
+        </w:tc>
+      </w:tr>
+      <w:tr>
+        <w:tc>
+          <w:tcPr>
+            <w:tcW w:type="dxa" w:w="2160"/>
+          </w:tcPr>
+          <w:p>
+            <w:r>
+              <w:rPr>
+                <w:sz w:val="18"/>
+              </w:rPr>
+              <w:t>OUT</w:t>
+            </w:r>
+          </w:p>
+        </w:tc>
+        <w:tc>
+          <w:tcPr>
+            <w:tcW w:type="dxa" w:w="2160"/>
+          </w:tcPr>
+          <w:p>
+            <w:r>
+              <w:rPr>
+                <w:sz w:val="18"/>
+              </w:rPr>
+              <w:t>materials</w:t>
+            </w:r>
+          </w:p>
+        </w:tc>
+        <w:tc>
+          <w:tcPr>
+            <w:tcW w:type="dxa" w:w="2160"/>
+          </w:tcPr>
+          <w:p>
+            <w:r>
+              <w:rPr>
+                <w:sz w:val="18"/>
+              </w:rPr>
+              <w:t>list[object]</w:t>
+            </w:r>
+          </w:p>
+        </w:tc>
+        <w:tc>
+          <w:tcPr>
+            <w:tcW w:type="dxa" w:w="2160"/>
+          </w:tcPr>
+          <w:p>
+            <w:r>
+              <w:rPr>
+                <w:sz w:val="18"/>
+              </w:rPr>
+              <w:t>[{material_id, model (e.g. "elastic"), parameters: {E, nu, rho}}]</w:t>
+            </w:r>
+          </w:p>
+        </w:tc>
+      </w:tr>
+      <w:tr>
+        <w:tc>
+          <w:tcPr>
+            <w:tcW w:type="dxa" w:w="2160"/>
+          </w:tcPr>
+          <w:p>
+            <w:r>
+              <w:rPr>
+                <w:sz w:val="18"/>
+              </w:rPr>
+              <w:t>OUT</w:t>
+            </w:r>
+          </w:p>
+        </w:tc>
+        <w:tc>
+          <w:tcPr>
+            <w:tcW w:type="dxa" w:w="2160"/>
+          </w:tcPr>
+          <w:p>
+            <w:r>
+              <w:rPr>
+                <w:sz w:val="18"/>
+              </w:rPr>
+              <w:t>sections</w:t>
+            </w:r>
+          </w:p>
+        </w:tc>
+        <w:tc>
+          <w:tcPr>
+            <w:tcW w:type="dxa" w:w="2160"/>
+          </w:tcPr>
+          <w:p>
+            <w:r>
+              <w:rPr>
+                <w:sz w:val="18"/>
+              </w:rPr>
+              <w:t>list[object]</w:t>
+            </w:r>
+          </w:p>
+        </w:tc>
+        <w:tc>
+          <w:tcPr>
+            <w:tcW w:type="dxa" w:w="2160"/>
+          </w:tcPr>
+          <w:p>
+            <w:r>
+              <w:rPr>
+                <w:sz w:val="18"/>
+              </w:rPr>
+              <w:t>[{section_id, element_type ("column"/"beam"), shape, parameters}]</w:t>
+            </w:r>
+          </w:p>
+        </w:tc>
+      </w:tr>
+      <w:tr>
+        <w:tc>
+          <w:tcPr>
+            <w:tcW w:type="dxa" w:w="2160"/>
+          </w:tcPr>
+          <w:p>
+            <w:r>
+              <w:rPr>
+                <w:sz w:val="18"/>
+              </w:rPr>
+              <w:t>OUT</w:t>
+            </w:r>
+          </w:p>
+        </w:tc>
+        <w:tc>
+          <w:tcPr>
+            <w:tcW w:type="dxa" w:w="2160"/>
+          </w:tcPr>
+          <w:p>
+            <w:r>
+              <w:rPr>
+                <w:sz w:val="18"/>
+              </w:rPr>
+              <w:t>load_cases</w:t>
+            </w:r>
+          </w:p>
+        </w:tc>
+        <w:tc>
+          <w:tcPr>
+            <w:tcW w:type="dxa" w:w="2160"/>
+          </w:tcPr>
+          <w:p>
+            <w:r>
+              <w:rPr>
+                <w:sz w:val="18"/>
+              </w:rPr>
+              <w:t>list[object]</w:t>
+            </w:r>
+          </w:p>
+        </w:tc>
+        <w:tc>
+          <w:tcPr>
+            <w:tcW w:type="dxa" w:w="2160"/>
+          </w:tcPr>
+          <w:p>
+            <w:r>
+              <w:rPr>
+                <w:sz w:val="18"/>
+              </w:rPr>
+              <w:t>[{load_case_id, load_type, direction, target, magnitude, distribution}]</w:t>
+            </w:r>
+          </w:p>
+        </w:tc>
+      </w:tr>
+    </w:tbl>
+    <w:p>
+      <w:pPr>
+        <w:pStyle w:val="Heading3"/>
+      </w:pPr>
+      <w:r>
+        <w:t>Agent 2: ConstructionPlanningAgent</w:t>
+      </w:r>
+    </w:p>
+    <w:p>
+      <w:r>
+        <w:rPr>
+          <w:i/>
+        </w:rPr>
+        <w:t>Central coordinator producing bay-by-bay, story-by-story construction steps with pre-computed coordinates and node IDs.</w:t>
+      </w:r>
+    </w:p>
+    <w:tbl>
+      <w:tblPr>
+        <w:tblStyle w:val="LightGrid-Accent1"/>
+        <w:tblW w:type="auto" w:w="0"/>
+        <w:jc w:val="center"/>
+        <w:tblLook w:firstColumn="1" w:firstRow="1" w:lastColumn="0" w:lastRow="0" w:noHBand="0" w:noVBand="1" w:val="04A0"/>
+      </w:tblPr>
+      <w:tblGrid>
+        <w:gridCol w:w="2160"/>
+        <w:gridCol w:w="2160"/>
+        <w:gridCol w:w="2160"/>
+        <w:gridCol w:w="2160"/>
+      </w:tblGrid>
+      <w:tr>
+        <w:tc>
+          <w:tcPr>
+            <w:tcW w:type="dxa" w:w="2160"/>
+          </w:tcPr>
+          <w:p>
+            <w:r>
+              <w:rPr>
+                <w:b/>
+                <w:sz w:val="18"/>
+              </w:rPr>
+              <w:t>Direction</w:t>
+            </w:r>
+          </w:p>
+        </w:tc>
+        <w:tc>
+          <w:tcPr>
+            <w:tcW w:type="dxa" w:w="2160"/>
+          </w:tcPr>
+          <w:p>
+            <w:r>
+              <w:rPr>
+                <w:b/>
+                <w:sz w:val="18"/>
+              </w:rPr>
+              <w:t>Field</w:t>
+            </w:r>
+          </w:p>
+        </w:tc>
+        <w:tc>
+          <w:tcPr>
+            <w:tcW w:type="dxa" w:w="2160"/>
+          </w:tcPr>
+          <w:p>
+            <w:r>
+              <w:rPr>
+                <w:b/>
+                <w:sz w:val="18"/>
+              </w:rPr>
+              <w:t>Type</w:t>
+            </w:r>
+          </w:p>
+        </w:tc>
+        <w:tc>
+          <w:tcPr>
+            <w:tcW w:type="dxa" w:w="2160"/>
+          </w:tcPr>
+          <w:p>
+            <w:r>
+              <w:rPr>
+                <w:b/>
+                <w:sz w:val="18"/>
+              </w:rPr>
+              <w:t>Description</w:t>
+            </w:r>
+          </w:p>
+        </w:tc>
+      </w:tr>
+      <w:tr>
+        <w:tc>
+          <w:tcPr>
+            <w:tcW w:type="dxa" w:w="2160"/>
+          </w:tcPr>
+          <w:p>
+            <w:r>
+              <w:rPr>
+                <w:sz w:val="18"/>
+              </w:rPr>
+              <w:t>IN</w:t>
+            </w:r>
+          </w:p>
+        </w:tc>
+        <w:tc>
+          <w:tcPr>
+            <w:tcW w:type="dxa" w:w="2160"/>
+          </w:tcPr>
+          <w:p>
+            <w:r>
+              <w:rPr>
+                <w:sz w:val="18"/>
+              </w:rPr>
+              <w:t>problem_analysis</w:t>
+            </w:r>
+          </w:p>
+        </w:tc>
+        <w:tc>
+          <w:tcPr>
+            <w:tcW w:type="dxa" w:w="2160"/>
+          </w:tcPr>
+          <w:p>
+            <w:r>
+              <w:rPr>
+                <w:sz w:val="18"/>
+              </w:rPr>
+              <w:t>dict</w:t>
+            </w:r>
+          </w:p>
+        </w:tc>
+        <w:tc>
+          <w:tcPr>
+            <w:tcW w:type="dxa" w:w="2160"/>
+          </w:tcPr>
+          <w:p>
+            <w:r>
+              <w:rPr>
+                <w:sz w:val="18"/>
+              </w:rPr>
+              <w:t>Full output of ProblemAnalysisAgent</w:t>
+            </w:r>
+          </w:p>
+        </w:tc>
+      </w:tr>
+      <w:tr>
+        <w:tc>
+          <w:tcPr>
+            <w:tcW w:type="dxa" w:w="2160"/>
+          </w:tcPr>
+          <w:p>
+            <w:r>
+              <w:rPr>
+                <w:sz w:val="18"/>
+              </w:rPr>
+              <w:t>OUT</w:t>
+            </w:r>
+          </w:p>
+        </w:tc>
+        <w:tc>
+          <w:tcPr>
+            <w:tcW w:type="dxa" w:w="2160"/>
+          </w:tcPr>
+          <w:p>
+            <w:r>
+              <w:rPr>
+                <w:sz w:val="18"/>
+              </w:rPr>
+              <w:t>Construction_steps</w:t>
+            </w:r>
+          </w:p>
+        </w:tc>
+        <w:tc>
+          <w:tcPr>
+            <w:tcW w:type="dxa" w:w="2160"/>
+          </w:tcPr>
+          <w:p>
+            <w:r>
+              <w:rPr>
+                <w:sz w:val="18"/>
+              </w:rPr>
+              <w:t>list[object]</w:t>
+            </w:r>
+          </w:p>
+        </w:tc>
+        <w:tc>
+          <w:tcPr>
+            <w:tcW w:type="dxa" w:w="2160"/>
+          </w:tcPr>
+          <w:p>
+            <w:r>
+              <w:rPr>
+                <w:sz w:val="18"/>
+              </w:rPr>
+              <w:t>[{Step_number, Bay_number, Story_number, Step_type, col_left/right, x_left/right, y_bottom/top, expected_node_i/j}]</w:t>
+            </w:r>
+          </w:p>
+        </w:tc>
+      </w:tr>
+      <w:tr>
+        <w:tc>
+          <w:tcPr>
+            <w:tcW w:type="dxa" w:w="2160"/>
+          </w:tcPr>
+          <w:p>
+            <w:r>
+              <w:rPr>
+                <w:sz w:val="18"/>
+              </w:rPr>
+              <w:t>OUT</w:t>
+            </w:r>
+          </w:p>
+        </w:tc>
+        <w:tc>
+          <w:tcPr>
+            <w:tcW w:type="dxa" w:w="2160"/>
+          </w:tcPr>
+          <w:p>
+            <w:r>
+              <w:rPr>
+                <w:sz w:val="18"/>
+              </w:rPr>
+              <w:t>bay_widths</w:t>
+            </w:r>
+          </w:p>
+        </w:tc>
+        <w:tc>
+          <w:tcPr>
+            <w:tcW w:type="dxa" w:w="2160"/>
+          </w:tcPr>
+          <w:p>
+            <w:r>
+              <w:rPr>
+                <w:sz w:val="18"/>
+              </w:rPr>
+              <w:t>list[float]</w:t>
+            </w:r>
+          </w:p>
+        </w:tc>
+        <w:tc>
+          <w:tcPr>
+            <w:tcW w:type="dxa" w:w="2160"/>
+          </w:tcPr>
+          <w:p>
+            <w:r>
+              <w:rPr>
+                <w:sz w:val="18"/>
+              </w:rPr>
+              <w:t>Width of each bay (m)</w:t>
+            </w:r>
+          </w:p>
+        </w:tc>
+      </w:tr>
+      <w:tr>
+        <w:tc>
+          <w:tcPr>
+            <w:tcW w:type="dxa" w:w="2160"/>
+          </w:tcPr>
+          <w:p>
+            <w:r>
+              <w:rPr>
+                <w:sz w:val="18"/>
+              </w:rPr>
+              <w:t>OUT</w:t>
+            </w:r>
+          </w:p>
+        </w:tc>
+        <w:tc>
+          <w:tcPr>
+            <w:tcW w:type="dxa" w:w="2160"/>
+          </w:tcPr>
+          <w:p>
+            <w:r>
+              <w:rPr>
+                <w:sz w:val="18"/>
+              </w:rPr>
+              <w:t>per_bay_story_counts</w:t>
+            </w:r>
+          </w:p>
+        </w:tc>
+        <w:tc>
+          <w:tcPr>
+            <w:tcW w:type="dxa" w:w="2160"/>
+          </w:tcPr>
+          <w:p>
+            <w:r>
+              <w:rPr>
+                <w:sz w:val="18"/>
+              </w:rPr>
+              <w:t>list[int]</w:t>
+            </w:r>
+          </w:p>
+        </w:tc>
+        <w:tc>
+          <w:tcPr>
+            <w:tcW w:type="dxa" w:w="2160"/>
+          </w:tcPr>
+          <w:p>
+            <w:r>
+              <w:rPr>
+                <w:sz w:val="18"/>
+              </w:rPr>
+              <w:t>Story count per bay (supports non-uniform)</w:t>
+            </w:r>
+          </w:p>
+        </w:tc>
+      </w:tr>
+      <w:tr>
+        <w:tc>
+          <w:tcPr>
+            <w:tcW w:type="dxa" w:w="2160"/>
+          </w:tcPr>
+          <w:p>
+            <w:r>
+              <w:rPr>
+                <w:sz w:val="18"/>
+              </w:rPr>
+              <w:t>OUT</w:t>
+            </w:r>
+          </w:p>
+        </w:tc>
+        <w:tc>
+          <w:tcPr>
+            <w:tcW w:type="dxa" w:w="2160"/>
+          </w:tcPr>
+          <w:p>
+            <w:r>
+              <w:rPr>
+                <w:sz w:val="18"/>
+              </w:rPr>
+              <w:t>column_lines_x</w:t>
+            </w:r>
+          </w:p>
+        </w:tc>
+        <w:tc>
+          <w:tcPr>
+            <w:tcW w:type="dxa" w:w="2160"/>
+          </w:tcPr>
+          <w:p>
+            <w:r>
+              <w:rPr>
+                <w:sz w:val="18"/>
+              </w:rPr>
+              <w:t>list[float]</w:t>
+            </w:r>
+          </w:p>
+        </w:tc>
+        <w:tc>
+          <w:tcPr>
+            <w:tcW w:type="dxa" w:w="2160"/>
+          </w:tcPr>
+          <w:p>
+            <w:r>
+              <w:rPr>
+                <w:sz w:val="18"/>
+              </w:rPr>
+              <w:t>Cumulative x-coordinates of all column lines</w:t>
+            </w:r>
+          </w:p>
+        </w:tc>
+      </w:tr>
+      <w:tr>
+        <w:tc>
+          <w:tcPr>
+            <w:tcW w:type="dxa" w:w="2160"/>
+          </w:tcPr>
+          <w:p>
+            <w:r>
+              <w:rPr>
+                <w:sz w:val="18"/>
+              </w:rPr>
+              <w:t>OUT</w:t>
+            </w:r>
+          </w:p>
+        </w:tc>
+        <w:tc>
+          <w:tcPr>
+            <w:tcW w:type="dxa" w:w="2160"/>
+          </w:tcPr>
+          <w:p>
+            <w:r>
+              <w:rPr>
+                <w:sz w:val="18"/>
+              </w:rPr>
+              <w:t>story_levels_y</w:t>
+            </w:r>
+          </w:p>
+        </w:tc>
+        <w:tc>
+          <w:tcPr>
+            <w:tcW w:type="dxa" w:w="2160"/>
+          </w:tcPr>
+          <w:p>
+            <w:r>
+              <w:rPr>
+                <w:sz w:val="18"/>
+              </w:rPr>
+              <w:t>list[float]</w:t>
+            </w:r>
+          </w:p>
+        </w:tc>
+        <w:tc>
+          <w:tcPr>
+            <w:tcW w:type="dxa" w:w="2160"/>
+          </w:tcPr>
+          <w:p>
+            <w:r>
+              <w:rPr>
+                <w:sz w:val="18"/>
+              </w:rPr>
+              <w:t>Cumulative y-coordinates of all story levels</w:t>
+            </w:r>
+          </w:p>
+        </w:tc>
+      </w:tr>
+      <w:tr>
+        <w:tc>
+          <w:tcPr>
+            <w:tcW w:type="dxa" w:w="2160"/>
+          </w:tcPr>
+          <w:p>
+            <w:r>
+              <w:rPr>
+                <w:sz w:val="18"/>
+              </w:rPr>
+              <w:t>OUT</w:t>
+            </w:r>
+          </w:p>
+        </w:tc>
+        <w:tc>
+          <w:tcPr>
+            <w:tcW w:type="dxa" w:w="2160"/>
+          </w:tcPr>
+          <w:p>
+            <w:r>
+              <w:rPr>
+                <w:sz w:val="18"/>
+              </w:rPr>
+              <w:t>levels_per_column</w:t>
+            </w:r>
+          </w:p>
+        </w:tc>
+        <w:tc>
+          <w:tcPr>
+            <w:tcW w:type="dxa" w:w="2160"/>
+          </w:tcPr>
+          <w:p>
+            <w:r>
+              <w:rPr>
+                <w:sz w:val="18"/>
+              </w:rPr>
+              <w:t>list[int]</w:t>
+            </w:r>
+          </w:p>
+        </w:tc>
+        <w:tc>
+          <w:tcPr>
+            <w:tcW w:type="dxa" w:w="2160"/>
+          </w:tcPr>
+          <w:p>
+            <w:r>
+              <w:rPr>
+                <w:sz w:val="18"/>
+              </w:rPr>
+              <w:t>Nodes per column line = max(adjacent bay stories) + 1</w:t>
+            </w:r>
+          </w:p>
+        </w:tc>
+      </w:tr>
+      <w:tr>
+        <w:tc>
+          <w:tcPr>
+            <w:tcW w:type="dxa" w:w="2160"/>
+          </w:tcPr>
+          <w:p>
+            <w:r>
+              <w:rPr>
+                <w:sz w:val="18"/>
+              </w:rPr>
+              <w:t>OUT</w:t>
+            </w:r>
+          </w:p>
+        </w:tc>
+        <w:tc>
+          <w:tcPr>
+            <w:tcW w:type="dxa" w:w="2160"/>
+          </w:tcPr>
+          <w:p>
+            <w:r>
+              <w:rPr>
+                <w:sz w:val="18"/>
+              </w:rPr>
+              <w:t>node_id_ranges</w:t>
+            </w:r>
+          </w:p>
+        </w:tc>
+        <w:tc>
+          <w:tcPr>
+            <w:tcW w:type="dxa" w:w="2160"/>
+          </w:tcPr>
+          <w:p>
+            <w:r>
+              <w:rPr>
+                <w:sz w:val="18"/>
+              </w:rPr>
+              <w:t>object</w:t>
+            </w:r>
+          </w:p>
+        </w:tc>
+        <w:tc>
+          <w:tcPr>
+            <w:tcW w:type="dxa" w:w="2160"/>
+          </w:tcPr>
+          <w:p>
+            <w:r>
+              <w:rPr>
+                <w:sz w:val="18"/>
+              </w:rPr>
+              <w:t>{col_N: [start_id, end_id]}, cumulative column-major numbering</w:t>
+            </w:r>
+          </w:p>
+        </w:tc>
+      </w:tr>
+    </w:tbl>
+    <w:p>
+      <w:pPr>
+        <w:pStyle w:val="Heading3"/>
+      </w:pPr>
+      <w:r>
+        <w:t>Agent 3: NodeAgent</w:t>
+      </w:r>
+    </w:p>
+    <w:p>
+      <w:r>
+        <w:rPr>
+          <w:i/>
+        </w:rPr>
+        <w:t>Generates deterministic node coordinates and boundary conditions from the construction plan.</w:t>
+      </w:r>
+    </w:p>
+    <w:tbl>
+      <w:tblPr>
+        <w:tblStyle w:val="LightGrid-Accent1"/>
+        <w:tblW w:type="auto" w:w="0"/>
+        <w:jc w:val="center"/>
+        <w:tblLook w:firstColumn="1" w:firstRow="1" w:lastColumn="0" w:lastRow="0" w:noHBand="0" w:noVBand="1" w:val="04A0"/>
+      </w:tblPr>
+      <w:tblGrid>
+        <w:gridCol w:w="2160"/>
+        <w:gridCol w:w="2160"/>
+        <w:gridCol w:w="2160"/>
+        <w:gridCol w:w="2160"/>
+      </w:tblGrid>
+      <w:tr>
+        <w:tc>
+          <w:tcPr>
+            <w:tcW w:type="dxa" w:w="2160"/>
+          </w:tcPr>
+          <w:p>
+            <w:r>
+              <w:rPr>
+                <w:b/>
+                <w:sz w:val="18"/>
+              </w:rPr>
+              <w:t>Direction</w:t>
+            </w:r>
+          </w:p>
+        </w:tc>
+        <w:tc>
+          <w:tcPr>
+            <w:tcW w:type="dxa" w:w="2160"/>
+          </w:tcPr>
+          <w:p>
+            <w:r>
+              <w:rPr>
+                <w:b/>
+                <w:sz w:val="18"/>
+              </w:rPr>
+              <w:t>Field</w:t>
+            </w:r>
+          </w:p>
+        </w:tc>
+        <w:tc>
+          <w:tcPr>
+            <w:tcW w:type="dxa" w:w="2160"/>
+          </w:tcPr>
+          <w:p>
+            <w:r>
+              <w:rPr>
+                <w:b/>
+                <w:sz w:val="18"/>
+              </w:rPr>
+              <w:t>Type</w:t>
+            </w:r>
+          </w:p>
+        </w:tc>
+        <w:tc>
+          <w:tcPr>
+            <w:tcW w:type="dxa" w:w="2160"/>
+          </w:tcPr>
+          <w:p>
+            <w:r>
+              <w:rPr>
+                <w:b/>
+                <w:sz w:val="18"/>
+              </w:rPr>
+              <w:t>Description</w:t>
+            </w:r>
+          </w:p>
+        </w:tc>
+      </w:tr>
+      <w:tr>
+        <w:tc>
+          <w:tcPr>
+            <w:tcW w:type="dxa" w:w="2160"/>
+          </w:tcPr>
+          <w:p>
+            <w:r>
+              <w:rPr>
+                <w:sz w:val="18"/>
+              </w:rPr>
+              <w:t>IN</w:t>
+            </w:r>
+          </w:p>
+        </w:tc>
+        <w:tc>
+          <w:tcPr>
+            <w:tcW w:type="dxa" w:w="2160"/>
+          </w:tcPr>
+          <w:p>
+            <w:r>
+              <w:rPr>
+                <w:sz w:val="18"/>
+              </w:rPr>
+              <w:t>problem_analysis</w:t>
+            </w:r>
+          </w:p>
+        </w:tc>
+        <w:tc>
+          <w:tcPr>
+            <w:tcW w:type="dxa" w:w="2160"/>
+          </w:tcPr>
+          <w:p>
+            <w:r>
+              <w:rPr>
+                <w:sz w:val="18"/>
+              </w:rPr>
+              <w:t>dict</w:t>
+            </w:r>
+          </w:p>
+        </w:tc>
+        <w:tc>
+          <w:tcPr>
+            <w:tcW w:type="dxa" w:w="2160"/>
+          </w:tcPr>
+          <w:p>
+            <w:r>
+              <w:rPr>
+                <w:sz w:val="18"/>
+              </w:rPr>
+              <w:t>Output of ProblemAnalysisAgent</w:t>
+            </w:r>
+          </w:p>
+        </w:tc>
+      </w:tr>
+      <w:tr>
+        <w:tc>
+          <w:tcPr>
+            <w:tcW w:type="dxa" w:w="2160"/>
+          </w:tcPr>
+          <w:p>
+            <w:r>
+              <w:rPr>
+                <w:sz w:val="18"/>
+              </w:rPr>
+              <w:t>IN</w:t>
+            </w:r>
+          </w:p>
+        </w:tc>
+        <w:tc>
+          <w:tcPr>
+            <w:tcW w:type="dxa" w:w="2160"/>
+          </w:tcPr>
+          <w:p>
+            <w:r>
+              <w:rPr>
+                <w:sz w:val="18"/>
+              </w:rPr>
+              <w:t>construction_plan</w:t>
+            </w:r>
+          </w:p>
+        </w:tc>
+        <w:tc>
+          <w:tcPr>
+            <w:tcW w:type="dxa" w:w="2160"/>
+          </w:tcPr>
+          <w:p>
+            <w:r>
+              <w:rPr>
+                <w:sz w:val="18"/>
+              </w:rPr>
+              <w:t>dict</w:t>
+            </w:r>
+          </w:p>
+        </w:tc>
+        <w:tc>
+          <w:tcPr>
+            <w:tcW w:type="dxa" w:w="2160"/>
+          </w:tcPr>
+          <w:p>
+            <w:r>
+              <w:rPr>
+                <w:sz w:val="18"/>
+              </w:rPr>
+              <w:t>Output of ConstructionPlanningAgent (source of truth)</w:t>
+            </w:r>
+          </w:p>
+        </w:tc>
+      </w:tr>
+      <w:tr>
+        <w:tc>
+          <w:tcPr>
+            <w:tcW w:type="dxa" w:w="2160"/>
+          </w:tcPr>
+          <w:p>
+            <w:r>
+              <w:rPr>
+                <w:sz w:val="18"/>
+              </w:rPr>
+              <w:t>OUT</w:t>
+            </w:r>
+          </w:p>
+        </w:tc>
+        <w:tc>
+          <w:tcPr>
+            <w:tcW w:type="dxa" w:w="2160"/>
+          </w:tcPr>
+          <w:p>
+            <w:r>
+              <w:rPr>
+                <w:sz w:val="18"/>
+              </w:rPr>
+              <w:t>nodes</w:t>
+            </w:r>
+          </w:p>
+        </w:tc>
+        <w:tc>
+          <w:tcPr>
+            <w:tcW w:type="dxa" w:w="2160"/>
+          </w:tcPr>
+          <w:p>
+            <w:r>
+              <w:rPr>
+                <w:sz w:val="18"/>
+              </w:rPr>
+              <w:t>list[object]</w:t>
+            </w:r>
+          </w:p>
+        </w:tc>
+        <w:tc>
+          <w:tcPr>
+            <w:tcW w:type="dxa" w:w="2160"/>
+          </w:tcPr>
+          <w:p>
+            <w:r>
+              <w:rPr>
+                <w:sz w:val="18"/>
+              </w:rPr>
+              <w:t>[{id: int, x: float, y: float, description: str}], sequential IDs from 1</w:t>
+            </w:r>
+          </w:p>
+        </w:tc>
+      </w:tr>
+      <w:tr>
+        <w:tc>
+          <w:tcPr>
+            <w:tcW w:type="dxa" w:w="2160"/>
+          </w:tcPr>
+          <w:p>
+            <w:r>
+              <w:rPr>
+                <w:sz w:val="18"/>
+              </w:rPr>
+              <w:t>OUT</w:t>
+            </w:r>
+          </w:p>
+        </w:tc>
+        <w:tc>
+          <w:tcPr>
+            <w:tcW w:type="dxa" w:w="2160"/>
+          </w:tcPr>
+          <w:p>
+            <w:r>
+              <w:rPr>
+                <w:sz w:val="18"/>
+              </w:rPr>
+              <w:t>boundary_conditions</w:t>
+            </w:r>
+          </w:p>
+        </w:tc>
+        <w:tc>
+          <w:tcPr>
+            <w:tcW w:type="dxa" w:w="2160"/>
+          </w:tcPr>
+          <w:p>
+            <w:r>
+              <w:rPr>
+                <w:sz w:val="18"/>
+              </w:rPr>
+              <w:t>list[object]</w:t>
+            </w:r>
+          </w:p>
+        </w:tc>
+        <w:tc>
+          <w:tcPr>
+            <w:tcW w:type="dxa" w:w="2160"/>
+          </w:tcPr>
+          <w:p>
+            <w:r>
+              <w:rPr>
+                <w:sz w:val="18"/>
+              </w:rPr>
+              <w:t>[{node_id: int, constraints: [str]}], all base nodes fixed</w:t>
+            </w:r>
+          </w:p>
+        </w:tc>
+      </w:tr>
+      <w:tr>
+        <w:tc>
+          <w:tcPr>
+            <w:tcW w:type="dxa" w:w="2160"/>
+          </w:tcPr>
+          <w:p>
+            <w:r>
+              <w:rPr>
+                <w:sz w:val="18"/>
+              </w:rPr>
+              <w:t>OUT</w:t>
+            </w:r>
+          </w:p>
+        </w:tc>
+        <w:tc>
+          <w:tcPr>
+            <w:tcW w:type="dxa" w:w="2160"/>
+          </w:tcPr>
+          <w:p>
+            <w:r>
+              <w:rPr>
+                <w:sz w:val="18"/>
+              </w:rPr>
+              <w:t>construction_steps</w:t>
+            </w:r>
+          </w:p>
+        </w:tc>
+        <w:tc>
+          <w:tcPr>
+            <w:tcW w:type="dxa" w:w="2160"/>
+          </w:tcPr>
+          <w:p>
+            <w:r>
+              <w:rPr>
+                <w:sz w:val="18"/>
+              </w:rPr>
+              <w:t>list[object]</w:t>
+            </w:r>
+          </w:p>
+        </w:tc>
+        <w:tc>
+          <w:tcPr>
+            <w:tcW w:type="dxa" w:w="2160"/>
+          </w:tcPr>
+          <w:p>
+            <w:r>
+              <w:rPr>
+                <w:sz w:val="18"/>
+              </w:rPr>
+              <w:t>[{step_number, nodes_added: [{id,x,y}], boundary_conditions_added}]</w:t>
+            </w:r>
+          </w:p>
+        </w:tc>
+      </w:tr>
+    </w:tbl>
+    <w:p>
+      <w:pPr>
+        <w:pStyle w:val="Heading3"/>
+      </w:pPr>
+      <w:r>
+        <w:t>Agent 4: ElementAgent</w:t>
+      </w:r>
+    </w:p>
+    <w:p>
+      <w:r>
+        <w:rPr>
+          <w:i/>
+        </w:rPr>
+        <w:t>Generates deterministic element connectivity using four-gate girder validation for non-uniform bay frames.</w:t>
+      </w:r>
+    </w:p>
+    <w:tbl>
+      <w:tblPr>
+        <w:tblStyle w:val="LightGrid-Accent1"/>
+        <w:tblW w:type="auto" w:w="0"/>
+        <w:jc w:val="center"/>
+        <w:tblLook w:firstColumn="1" w:firstRow="1" w:lastColumn="0" w:lastRow="0" w:noHBand="0" w:noVBand="1" w:val="04A0"/>
+      </w:tblPr>
+      <w:tblGrid>
+        <w:gridCol w:w="2160"/>
+        <w:gridCol w:w="2160"/>
+        <w:gridCol w:w="2160"/>
+        <w:gridCol w:w="2160"/>
+      </w:tblGrid>
+      <w:tr>
+        <w:tc>
+          <w:tcPr>
+            <w:tcW w:type="dxa" w:w="2160"/>
+          </w:tcPr>
+          <w:p>
+            <w:r>
+              <w:rPr>
+                <w:b/>
+                <w:sz w:val="18"/>
+              </w:rPr>
+              <w:t>Direction</w:t>
+            </w:r>
+          </w:p>
+        </w:tc>
+        <w:tc>
+          <w:tcPr>
+            <w:tcW w:type="dxa" w:w="2160"/>
+          </w:tcPr>
+          <w:p>
+            <w:r>
+              <w:rPr>
+                <w:b/>
+                <w:sz w:val="18"/>
+              </w:rPr>
+              <w:t>Field</w:t>
+            </w:r>
+          </w:p>
+        </w:tc>
+        <w:tc>
+          <w:tcPr>
+            <w:tcW w:type="dxa" w:w="2160"/>
+          </w:tcPr>
+          <w:p>
+            <w:r>
+              <w:rPr>
+                <w:b/>
+                <w:sz w:val="18"/>
+              </w:rPr>
+              <w:t>Type</w:t>
+            </w:r>
+          </w:p>
+        </w:tc>
+        <w:tc>
+          <w:tcPr>
+            <w:tcW w:type="dxa" w:w="2160"/>
+          </w:tcPr>
+          <w:p>
+            <w:r>
+              <w:rPr>
+                <w:b/>
+                <w:sz w:val="18"/>
+              </w:rPr>
+              <w:t>Description</w:t>
+            </w:r>
+          </w:p>
+        </w:tc>
+      </w:tr>
+      <w:tr>
+        <w:tc>
+          <w:tcPr>
+            <w:tcW w:type="dxa" w:w="2160"/>
+          </w:tcPr>
+          <w:p>
+            <w:r>
+              <w:rPr>
+                <w:sz w:val="18"/>
+              </w:rPr>
+              <w:t>IN</w:t>
+            </w:r>
+          </w:p>
+        </w:tc>
+        <w:tc>
+          <w:tcPr>
+            <w:tcW w:type="dxa" w:w="2160"/>
+          </w:tcPr>
+          <w:p>
+            <w:r>
+              <w:rPr>
+                <w:sz w:val="18"/>
+              </w:rPr>
+              <w:t>problem_analysis</w:t>
+            </w:r>
+          </w:p>
+        </w:tc>
+        <w:tc>
+          <w:tcPr>
+            <w:tcW w:type="dxa" w:w="2160"/>
+          </w:tcPr>
+          <w:p>
+            <w:r>
+              <w:rPr>
+                <w:sz w:val="18"/>
+              </w:rPr>
+              <w:t>dict</w:t>
+            </w:r>
+          </w:p>
+        </w:tc>
+        <w:tc>
+          <w:tcPr>
+            <w:tcW w:type="dxa" w:w="2160"/>
+          </w:tcPr>
+          <w:p>
+            <w:r>
+              <w:rPr>
+                <w:sz w:val="18"/>
+              </w:rPr>
+              <w:t>Output of ProblemAnalysisAgent</w:t>
+            </w:r>
+          </w:p>
+        </w:tc>
+      </w:tr>
+      <w:tr>
+        <w:tc>
+          <w:tcPr>
+            <w:tcW w:type="dxa" w:w="2160"/>
+          </w:tcPr>
+          <w:p>
+            <w:r>
+              <w:rPr>
+                <w:sz w:val="18"/>
+              </w:rPr>
+              <w:t>IN</w:t>
+            </w:r>
+          </w:p>
+        </w:tc>
+        <w:tc>
+          <w:tcPr>
+            <w:tcW w:type="dxa" w:w="2160"/>
+          </w:tcPr>
+          <w:p>
+            <w:r>
+              <w:rPr>
+                <w:sz w:val="18"/>
+              </w:rPr>
+              <w:t>construction_plan</w:t>
+            </w:r>
+          </w:p>
+        </w:tc>
+        <w:tc>
+          <w:tcPr>
+            <w:tcW w:type="dxa" w:w="2160"/>
+          </w:tcPr>
+          <w:p>
+            <w:r>
+              <w:rPr>
+                <w:sz w:val="18"/>
+              </w:rPr>
+              <w:t>dict</w:t>
+            </w:r>
+          </w:p>
+        </w:tc>
+        <w:tc>
+          <w:tcPr>
+            <w:tcW w:type="dxa" w:w="2160"/>
+          </w:tcPr>
+          <w:p>
+            <w:r>
+              <w:rPr>
+                <w:sz w:val="18"/>
+              </w:rPr>
+              <w:t>Output of ConstructionPlanningAgent (source of truth)</w:t>
+            </w:r>
+          </w:p>
+        </w:tc>
+      </w:tr>
+      <w:tr>
+        <w:tc>
+          <w:tcPr>
+            <w:tcW w:type="dxa" w:w="2160"/>
+          </w:tcPr>
+          <w:p>
+            <w:r>
+              <w:rPr>
+                <w:sz w:val="18"/>
+              </w:rPr>
+              <w:t>OUT</w:t>
+            </w:r>
+          </w:p>
+        </w:tc>
+        <w:tc>
+          <w:tcPr>
+            <w:tcW w:type="dxa" w:w="2160"/>
+          </w:tcPr>
+          <w:p>
+            <w:r>
+              <w:rPr>
+                <w:sz w:val="18"/>
+              </w:rPr>
+              <w:t>elements</w:t>
+            </w:r>
+          </w:p>
+        </w:tc>
+        <w:tc>
+          <w:tcPr>
+            <w:tcW w:type="dxa" w:w="2160"/>
+          </w:tcPr>
+          <w:p>
+            <w:r>
+              <w:rPr>
+                <w:sz w:val="18"/>
+              </w:rPr>
+              <w:t>list[object]</w:t>
+            </w:r>
+          </w:p>
+        </w:tc>
+        <w:tc>
+          <w:tcPr>
+            <w:tcW w:type="dxa" w:w="2160"/>
+          </w:tcPr>
+          <w:p>
+            <w:r>
+              <w:rPr>
+                <w:sz w:val="18"/>
+              </w:rPr>
+              <w:t>[{id: int, type: "column"|"girder", node_i: int, node_j: int, description: str}]</w:t>
+            </w:r>
+          </w:p>
+        </w:tc>
+      </w:tr>
+      <w:tr>
+        <w:tc>
+          <w:tcPr>
+            <w:tcW w:type="dxa" w:w="2160"/>
+          </w:tcPr>
+          <w:p>
+            <w:r>
+              <w:rPr>
+                <w:sz w:val="18"/>
+              </w:rPr>
+              <w:t>OUT</w:t>
+            </w:r>
+          </w:p>
+        </w:tc>
+        <w:tc>
+          <w:tcPr>
+            <w:tcW w:type="dxa" w:w="2160"/>
+          </w:tcPr>
+          <w:p>
+            <w:r>
+              <w:rPr>
+                <w:sz w:val="18"/>
+              </w:rPr>
+              <w:t>construction_steps</w:t>
+            </w:r>
+          </w:p>
+        </w:tc>
+        <w:tc>
+          <w:tcPr>
+            <w:tcW w:type="dxa" w:w="2160"/>
+          </w:tcPr>
+          <w:p>
+            <w:r>
+              <w:rPr>
+                <w:sz w:val="18"/>
+              </w:rPr>
+              <w:t>list[object]</w:t>
+            </w:r>
+          </w:p>
+        </w:tc>
+        <w:tc>
+          <w:tcPr>
+            <w:tcW w:type="dxa" w:w="2160"/>
+          </w:tcPr>
+          <w:p>
+            <w:r>
+              <w:rPr>
+                <w:sz w:val="18"/>
+              </w:rPr>
+              <w:t>[{step_number, elements_added: [{id, type, node_i, node_j}]}], one element per step</w:t>
+            </w:r>
+          </w:p>
+        </w:tc>
+      </w:tr>
+    </w:tbl>
+    <w:p>
+      <w:pPr>
+        <w:pStyle w:val="Heading3"/>
+      </w:pPr>
+      <w:r>
+        <w:t>Intermediary: map_connectivity() -&gt; mapped_geometry</w:t>
+      </w:r>
+    </w:p>
+    <w:p>
+      <w:r>
+        <w:rPr>
+          <w:i/>
+        </w:rPr>
+        <w:t>Non-LLM function that merges and cross-references node and element outputs, resolving coordinate-to-node-ID mappings for connectivity validation.</w:t>
+      </w:r>
+    </w:p>
+    <w:tbl>
+      <w:tblPr>
+        <w:tblStyle w:val="LightGrid-Accent1"/>
+        <w:tblW w:type="auto" w:w="0"/>
+        <w:jc w:val="center"/>
+        <w:tblLook w:firstColumn="1" w:firstRow="1" w:lastColumn="0" w:lastRow="0" w:noHBand="0" w:noVBand="1" w:val="04A0"/>
+      </w:tblPr>
+      <w:tblGrid>
+        <w:gridCol w:w="2160"/>
+        <w:gridCol w:w="2160"/>
+        <w:gridCol w:w="2160"/>
+        <w:gridCol w:w="2160"/>
+      </w:tblGrid>
+      <w:tr>
+        <w:tc>
+          <w:tcPr>
+            <w:tcW w:type="dxa" w:w="2160"/>
+          </w:tcPr>
+          <w:p>
+            <w:r>
+              <w:rPr>
+                <w:b/>
+                <w:sz w:val="18"/>
+              </w:rPr>
+              <w:t>Direction</w:t>
+            </w:r>
+          </w:p>
+        </w:tc>
+        <w:tc>
+          <w:tcPr>
+            <w:tcW w:type="dxa" w:w="2160"/>
+          </w:tcPr>
+          <w:p>
+            <w:r>
+              <w:rPr>
+                <w:b/>
+                <w:sz w:val="18"/>
+              </w:rPr>
+              <w:t>Field</w:t>
+            </w:r>
+          </w:p>
+        </w:tc>
+        <w:tc>
+          <w:tcPr>
+            <w:tcW w:type="dxa" w:w="2160"/>
+          </w:tcPr>
+          <w:p>
+            <w:r>
+              <w:rPr>
+                <w:b/>
+                <w:sz w:val="18"/>
+              </w:rPr>
+              <w:t>Type</w:t>
+            </w:r>
+          </w:p>
+        </w:tc>
+        <w:tc>
+          <w:tcPr>
+            <w:tcW w:type="dxa" w:w="2160"/>
+          </w:tcPr>
+          <w:p>
+            <w:r>
+              <w:rPr>
+                <w:b/>
+                <w:sz w:val="18"/>
+              </w:rPr>
+              <w:t>Description</w:t>
+            </w:r>
+          </w:p>
+        </w:tc>
+      </w:tr>
+      <w:tr>
+        <w:tc>
+          <w:tcPr>
+            <w:tcW w:type="dxa" w:w="2160"/>
+          </w:tcPr>
+          <w:p>
+            <w:r>
+              <w:rPr>
+                <w:sz w:val="18"/>
+              </w:rPr>
+              <w:t>IN</w:t>
+            </w:r>
+          </w:p>
+        </w:tc>
+        <w:tc>
+          <w:tcPr>
+            <w:tcW w:type="dxa" w:w="2160"/>
+          </w:tcPr>
+          <w:p>
+            <w:r>
+              <w:rPr>
+                <w:sz w:val="18"/>
+              </w:rPr>
+              <w:t>node_output</w:t>
+            </w:r>
+          </w:p>
+        </w:tc>
+        <w:tc>
+          <w:tcPr>
+            <w:tcW w:type="dxa" w:w="2160"/>
+          </w:tcPr>
+          <w:p>
+            <w:r>
+              <w:rPr>
+                <w:sz w:val="18"/>
+              </w:rPr>
+              <w:t>dict</w:t>
+            </w:r>
+          </w:p>
+        </w:tc>
+        <w:tc>
+          <w:tcPr>
+            <w:tcW w:type="dxa" w:w="2160"/>
+          </w:tcPr>
+          <w:p>
+            <w:r>
+              <w:rPr>
+                <w:sz w:val="18"/>
+              </w:rPr>
+              <w:t>Normalized output of NodeAgent</w:t>
+            </w:r>
+          </w:p>
+        </w:tc>
+      </w:tr>
+      <w:tr>
+        <w:tc>
+          <w:tcPr>
+            <w:tcW w:type="dxa" w:w="2160"/>
+          </w:tcPr>
+          <w:p>
+            <w:r>
+              <w:rPr>
+                <w:sz w:val="18"/>
+              </w:rPr>
+              <w:t>IN</w:t>
+            </w:r>
+          </w:p>
+        </w:tc>
+        <w:tc>
+          <w:tcPr>
+            <w:tcW w:type="dxa" w:w="2160"/>
+          </w:tcPr>
+          <w:p>
+            <w:r>
+              <w:rPr>
+                <w:sz w:val="18"/>
+              </w:rPr>
+              <w:t>element_output</w:t>
+            </w:r>
+          </w:p>
+        </w:tc>
+        <w:tc>
+          <w:tcPr>
+            <w:tcW w:type="dxa" w:w="2160"/>
+          </w:tcPr>
+          <w:p>
+            <w:r>
+              <w:rPr>
+                <w:sz w:val="18"/>
+              </w:rPr>
+              <w:t>dict</w:t>
+            </w:r>
+          </w:p>
+        </w:tc>
+        <w:tc>
+          <w:tcPr>
+            <w:tcW w:type="dxa" w:w="2160"/>
+          </w:tcPr>
+          <w:p>
+            <w:r>
+              <w:rPr>
+                <w:sz w:val="18"/>
+              </w:rPr>
+              <w:t>Normalized output of ElementAgent</w:t>
+            </w:r>
+          </w:p>
+        </w:tc>
+      </w:tr>
+      <w:tr>
+        <w:tc>
+          <w:tcPr>
+            <w:tcW w:type="dxa" w:w="2160"/>
+          </w:tcPr>
+          <w:p>
+            <w:r>
+              <w:rPr>
+                <w:sz w:val="18"/>
+              </w:rPr>
+              <w:t>OUT</w:t>
+            </w:r>
+          </w:p>
+        </w:tc>
+        <w:tc>
+          <w:tcPr>
+            <w:tcW w:type="dxa" w:w="2160"/>
+          </w:tcPr>
+          <w:p>
+            <w:r>
+              <w:rPr>
+                <w:sz w:val="18"/>
+              </w:rPr>
+              <w:t>nodes</w:t>
+            </w:r>
+          </w:p>
+        </w:tc>
+        <w:tc>
+          <w:tcPr>
+            <w:tcW w:type="dxa" w:w="2160"/>
+          </w:tcPr>
+          <w:p>
+            <w:r>
+              <w:rPr>
+                <w:sz w:val="18"/>
+              </w:rPr>
+              <w:t>list[object]</w:t>
+            </w:r>
+          </w:p>
+        </w:tc>
+        <w:tc>
+          <w:tcPr>
+            <w:tcW w:type="dxa" w:w="2160"/>
+          </w:tcPr>
+          <w:p>
+            <w:r>
+              <w:rPr>
+                <w:sz w:val="18"/>
+              </w:rPr>
+              <w:t>Unified node list [{id, x, y, description}], deduplicated</w:t>
+            </w:r>
+          </w:p>
+        </w:tc>
+      </w:tr>
+      <w:tr>
+        <w:tc>
+          <w:tcPr>
+            <w:tcW w:type="dxa" w:w="2160"/>
+          </w:tcPr>
+          <w:p>
+            <w:r>
+              <w:rPr>
+                <w:sz w:val="18"/>
+              </w:rPr>
+              <w:t>OUT</w:t>
+            </w:r>
+          </w:p>
+        </w:tc>
+        <w:tc>
+          <w:tcPr>
+            <w:tcW w:type="dxa" w:w="2160"/>
+          </w:tcPr>
+          <w:p>
+            <w:r>
+              <w:rPr>
+                <w:sz w:val="18"/>
+              </w:rPr>
+              <w:t>boundary_conditions</w:t>
+            </w:r>
+          </w:p>
+        </w:tc>
+        <w:tc>
+          <w:tcPr>
+            <w:tcW w:type="dxa" w:w="2160"/>
+          </w:tcPr>
+          <w:p>
+            <w:r>
+              <w:rPr>
+                <w:sz w:val="18"/>
+              </w:rPr>
+              <w:t>list[object]</w:t>
+            </w:r>
+          </w:p>
+        </w:tc>
+        <w:tc>
+          <w:tcPr>
+            <w:tcW w:type="dxa" w:w="2160"/>
+          </w:tcPr>
+          <w:p>
+            <w:r>
+              <w:rPr>
+                <w:sz w:val="18"/>
+              </w:rPr>
+              <w:t>Normalized BC list [{node_id, constraints}]</w:t>
+            </w:r>
+          </w:p>
+        </w:tc>
+      </w:tr>
+      <w:tr>
+        <w:tc>
+          <w:tcPr>
+            <w:tcW w:type="dxa" w:w="2160"/>
+          </w:tcPr>
+          <w:p>
+            <w:r>
+              <w:rPr>
+                <w:sz w:val="18"/>
+              </w:rPr>
+              <w:t>OUT</w:t>
+            </w:r>
+          </w:p>
+        </w:tc>
+        <w:tc>
+          <w:tcPr>
+            <w:tcW w:type="dxa" w:w="2160"/>
+          </w:tcPr>
+          <w:p>
+            <w:r>
+              <w:rPr>
+                <w:sz w:val="18"/>
+              </w:rPr>
+              <w:t>elements</w:t>
+            </w:r>
+          </w:p>
+        </w:tc>
+        <w:tc>
+          <w:tcPr>
+            <w:tcW w:type="dxa" w:w="2160"/>
+          </w:tcPr>
+          <w:p>
+            <w:r>
+              <w:rPr>
+                <w:sz w:val="18"/>
+              </w:rPr>
+              <w:t>list[object]</w:t>
+            </w:r>
+          </w:p>
+        </w:tc>
+        <w:tc>
+          <w:tcPr>
+            <w:tcW w:type="dxa" w:w="2160"/>
+          </w:tcPr>
+          <w:p>
+            <w:r>
+              <w:rPr>
+                <w:sz w:val="18"/>
+              </w:rPr>
+              <w:t>Normalized elements [{id, node_i, node_j, type, coord_i/j, description}]</w:t>
+            </w:r>
+          </w:p>
+        </w:tc>
+      </w:tr>
+    </w:tbl>
+    <w:p>
+      <w:pPr>
+        <w:pStyle w:val="Heading3"/>
+      </w:pPr>
+      <w:r>
+        <w:t>Agent 5: LoadAssignmentAgent</w:t>
+      </w:r>
+    </w:p>
+    <w:p>
+      <w:r>
+        <w:rPr>
+          <w:i/>
+        </w:rPr>
+        <w:t>Resolves abstract load descriptions from problem analysis into concrete node/element load assignments.</w:t>
+      </w:r>
+    </w:p>
+    <w:tbl>
+      <w:tblPr>
+        <w:tblStyle w:val="LightGrid-Accent1"/>
+        <w:tblW w:type="auto" w:w="0"/>
+        <w:jc w:val="center"/>
+        <w:tblLook w:firstColumn="1" w:firstRow="1" w:lastColumn="0" w:lastRow="0" w:noHBand="0" w:noVBand="1" w:val="04A0"/>
+      </w:tblPr>
+      <w:tblGrid>
+        <w:gridCol w:w="2160"/>
+        <w:gridCol w:w="2160"/>
+        <w:gridCol w:w="2160"/>
+        <w:gridCol w:w="2160"/>
+      </w:tblGrid>
+      <w:tr>
+        <w:tc>
+          <w:tcPr>
+            <w:tcW w:type="dxa" w:w="2160"/>
+          </w:tcPr>
+          <w:p>
+            <w:r>
+              <w:rPr>
+                <w:b/>
+                <w:sz w:val="18"/>
+              </w:rPr>
+              <w:t>Direction</w:t>
+            </w:r>
+          </w:p>
+        </w:tc>
+        <w:tc>
+          <w:tcPr>
+            <w:tcW w:type="dxa" w:w="2160"/>
+          </w:tcPr>
+          <w:p>
+            <w:r>
+              <w:rPr>
+                <w:b/>
+                <w:sz w:val="18"/>
+              </w:rPr>
+              <w:t>Field</w:t>
+            </w:r>
+          </w:p>
+        </w:tc>
+        <w:tc>
+          <w:tcPr>
+            <w:tcW w:type="dxa" w:w="2160"/>
+          </w:tcPr>
+          <w:p>
+            <w:r>
+              <w:rPr>
+                <w:b/>
+                <w:sz w:val="18"/>
+              </w:rPr>
+              <w:t>Type</w:t>
+            </w:r>
+          </w:p>
+        </w:tc>
+        <w:tc>
+          <w:tcPr>
+            <w:tcW w:type="dxa" w:w="2160"/>
+          </w:tcPr>
+          <w:p>
+            <w:r>
+              <w:rPr>
+                <w:b/>
+                <w:sz w:val="18"/>
+              </w:rPr>
+              <w:t>Description</w:t>
+            </w:r>
+          </w:p>
+        </w:tc>
+      </w:tr>
+      <w:tr>
+        <w:tc>
+          <w:tcPr>
+            <w:tcW w:type="dxa" w:w="2160"/>
+          </w:tcPr>
+          <w:p>
+            <w:r>
+              <w:rPr>
+                <w:sz w:val="18"/>
+              </w:rPr>
+              <w:t>IN</w:t>
+            </w:r>
+          </w:p>
+        </w:tc>
+        <w:tc>
+          <w:tcPr>
+            <w:tcW w:type="dxa" w:w="2160"/>
+          </w:tcPr>
+          <w:p>
+            <w:r>
+              <w:rPr>
+                <w:sz w:val="18"/>
+              </w:rPr>
+              <w:t>problem_analysis</w:t>
+            </w:r>
+          </w:p>
+        </w:tc>
+        <w:tc>
+          <w:tcPr>
+            <w:tcW w:type="dxa" w:w="2160"/>
+          </w:tcPr>
+          <w:p>
+            <w:r>
+              <w:rPr>
+                <w:sz w:val="18"/>
+              </w:rPr>
+              <w:t>dict</w:t>
+            </w:r>
+          </w:p>
+        </w:tc>
+        <w:tc>
+          <w:tcPr>
+            <w:tcW w:type="dxa" w:w="2160"/>
+          </w:tcPr>
+          <w:p>
+            <w:r>
+              <w:rPr>
+                <w:sz w:val="18"/>
+              </w:rPr>
+              <w:t>Output of ProblemAnalysisAgent (load_cases)</w:t>
+            </w:r>
+          </w:p>
+        </w:tc>
+      </w:tr>
+      <w:tr>
+        <w:tc>
+          <w:tcPr>
+            <w:tcW w:type="dxa" w:w="2160"/>
+          </w:tcPr>
+          <w:p>
+            <w:r>
+              <w:rPr>
+                <w:sz w:val="18"/>
+              </w:rPr>
+              <w:t>IN</w:t>
+            </w:r>
+          </w:p>
+        </w:tc>
+        <w:tc>
+          <w:tcPr>
+            <w:tcW w:type="dxa" w:w="2160"/>
+          </w:tcPr>
+          <w:p>
+            <w:r>
+              <w:rPr>
+                <w:sz w:val="18"/>
+              </w:rPr>
+              <w:t>mapped_geometry</w:t>
+            </w:r>
+          </w:p>
+        </w:tc>
+        <w:tc>
+          <w:tcPr>
+            <w:tcW w:type="dxa" w:w="2160"/>
+          </w:tcPr>
+          <w:p>
+            <w:r>
+              <w:rPr>
+                <w:sz w:val="18"/>
+              </w:rPr>
+              <w:t>dict</w:t>
+            </w:r>
+          </w:p>
+        </w:tc>
+        <w:tc>
+          <w:tcPr>
+            <w:tcW w:type="dxa" w:w="2160"/>
+          </w:tcPr>
+          <w:p>
+            <w:r>
+              <w:rPr>
+                <w:sz w:val="18"/>
+              </w:rPr>
+              <w:t>Unified nodes + boundary_conditions + elements from map_connectivity()</w:t>
+            </w:r>
+          </w:p>
+        </w:tc>
+      </w:tr>
+      <w:tr>
+        <w:tc>
+          <w:tcPr>
+            <w:tcW w:type="dxa" w:w="2160"/>
+          </w:tcPr>
+          <w:p>
+            <w:r>
+              <w:rPr>
+                <w:sz w:val="18"/>
+              </w:rPr>
+              <w:t>OUT</w:t>
+            </w:r>
+          </w:p>
+        </w:tc>
+        <w:tc>
+          <w:tcPr>
+            <w:tcW w:type="dxa" w:w="2160"/>
+          </w:tcPr>
+          <w:p>
+            <w:r>
+              <w:rPr>
+                <w:sz w:val="18"/>
+              </w:rPr>
+              <w:t>assigned_loads</w:t>
+            </w:r>
+          </w:p>
+        </w:tc>
+        <w:tc>
+          <w:tcPr>
+            <w:tcW w:type="dxa" w:w="2160"/>
+          </w:tcPr>
+          <w:p>
+            <w:r>
+              <w:rPr>
+                <w:sz w:val="18"/>
+              </w:rPr>
+              <w:t>list[object]</w:t>
+            </w:r>
+          </w:p>
+        </w:tc>
+        <w:tc>
+          <w:tcPr>
+            <w:tcW w:type="dxa" w:w="2160"/>
+          </w:tcPr>
+          <w:p>
+            <w:r>
+              <w:rPr>
+                <w:sz w:val="18"/>
+              </w:rPr>
+              <w:t>[{load_case_id, target_type ("element"|"node"), target_ids: [int], load_type, direction, magnitude, coordinate_system, application_step, description}]</w:t>
+            </w:r>
+          </w:p>
+        </w:tc>
+      </w:tr>
+    </w:tbl>
+    <w:p>
+      <w:pPr>
+        <w:pStyle w:val="Heading3"/>
+      </w:pPr>
+      <w:r>
+        <w:t>Intermediary: compile_json() -&gt; compiled_json</w:t>
+      </w:r>
+    </w:p>
+    <w:p>
+      <w:r>
+        <w:rPr>
+          <w:i/>
+        </w:rPr>
+        <w:t>Non-LLM function that joins all three major outputs into a single compiled model specification.</w:t>
+      </w:r>
+    </w:p>
+    <w:tbl>
+      <w:tblPr>
+        <w:tblStyle w:val="LightGrid-Accent1"/>
+        <w:tblW w:type="auto" w:w="0"/>
+        <w:jc w:val="center"/>
+        <w:tblLook w:firstColumn="1" w:firstRow="1" w:lastColumn="0" w:lastRow="0" w:noHBand="0" w:noVBand="1" w:val="04A0"/>
+      </w:tblPr>
+      <w:tblGrid>
+        <w:gridCol w:w="2160"/>
+        <w:gridCol w:w="2160"/>
+        <w:gridCol w:w="2160"/>
+        <w:gridCol w:w="2160"/>
+      </w:tblGrid>
+      <w:tr>
+        <w:tc>
+          <w:tcPr>
+            <w:tcW w:type="dxa" w:w="2160"/>
+          </w:tcPr>
+          <w:p>
+            <w:r>
+              <w:rPr>
+                <w:b/>
+                <w:sz w:val="18"/>
+              </w:rPr>
+              <w:t>Direction</w:t>
+            </w:r>
+          </w:p>
+        </w:tc>
+        <w:tc>
+          <w:tcPr>
+            <w:tcW w:type="dxa" w:w="2160"/>
+          </w:tcPr>
+          <w:p>
+            <w:r>
+              <w:rPr>
+                <w:b/>
+                <w:sz w:val="18"/>
+              </w:rPr>
+              <w:t>Field</w:t>
+            </w:r>
+          </w:p>
+        </w:tc>
+        <w:tc>
+          <w:tcPr>
+            <w:tcW w:type="dxa" w:w="2160"/>
+          </w:tcPr>
+          <w:p>
+            <w:r>
+              <w:rPr>
+                <w:b/>
+                <w:sz w:val="18"/>
+              </w:rPr>
+              <w:t>Type</w:t>
+            </w:r>
+          </w:p>
+        </w:tc>
+        <w:tc>
+          <w:tcPr>
+            <w:tcW w:type="dxa" w:w="2160"/>
+          </w:tcPr>
+          <w:p>
+            <w:r>
+              <w:rPr>
+                <w:b/>
+                <w:sz w:val="18"/>
+              </w:rPr>
+              <w:t>Description</w:t>
+            </w:r>
+          </w:p>
+        </w:tc>
+      </w:tr>
+      <w:tr>
+        <w:tc>
+          <w:tcPr>
+            <w:tcW w:type="dxa" w:w="2160"/>
+          </w:tcPr>
+          <w:p>
+            <w:r>
+              <w:rPr>
+                <w:sz w:val="18"/>
+              </w:rPr>
+              <w:t>IN</w:t>
+            </w:r>
+          </w:p>
+        </w:tc>
+        <w:tc>
+          <w:tcPr>
+            <w:tcW w:type="dxa" w:w="2160"/>
+          </w:tcPr>
+          <w:p>
+            <w:r>
+              <w:rPr>
+                <w:sz w:val="18"/>
+              </w:rPr>
+              <w:t>problem_analysis</w:t>
+            </w:r>
+          </w:p>
+        </w:tc>
+        <w:tc>
+          <w:tcPr>
+            <w:tcW w:type="dxa" w:w="2160"/>
+          </w:tcPr>
+          <w:p>
+            <w:r>
+              <w:rPr>
+                <w:sz w:val="18"/>
+              </w:rPr>
+              <w:t>dict</w:t>
+            </w:r>
+          </w:p>
+        </w:tc>
+        <w:tc>
+          <w:tcPr>
+            <w:tcW w:type="dxa" w:w="2160"/>
+          </w:tcPr>
+          <w:p>
+            <w:r>
+              <w:rPr>
+                <w:sz w:val="18"/>
+              </w:rPr>
+              <w:t>From Agent 1</w:t>
+            </w:r>
+          </w:p>
+        </w:tc>
+      </w:tr>
+      <w:tr>
+        <w:tc>
+          <w:tcPr>
+            <w:tcW w:type="dxa" w:w="2160"/>
+          </w:tcPr>
+          <w:p>
+            <w:r>
+              <w:rPr>
+                <w:sz w:val="18"/>
+              </w:rPr>
+              <w:t>IN</w:t>
+            </w:r>
+          </w:p>
+        </w:tc>
+        <w:tc>
+          <w:tcPr>
+            <w:tcW w:type="dxa" w:w="2160"/>
+          </w:tcPr>
+          <w:p>
+            <w:r>
+              <w:rPr>
+                <w:sz w:val="18"/>
+              </w:rPr>
+              <w:t>mapped_geometry</w:t>
+            </w:r>
+          </w:p>
+        </w:tc>
+        <w:tc>
+          <w:tcPr>
+            <w:tcW w:type="dxa" w:w="2160"/>
+          </w:tcPr>
+          <w:p>
+            <w:r>
+              <w:rPr>
+                <w:sz w:val="18"/>
+              </w:rPr>
+              <w:t>dict</w:t>
+            </w:r>
+          </w:p>
+        </w:tc>
+        <w:tc>
+          <w:tcPr>
+            <w:tcW w:type="dxa" w:w="2160"/>
+          </w:tcPr>
+          <w:p>
+            <w:r>
+              <w:rPr>
+                <w:sz w:val="18"/>
+              </w:rPr>
+              <w:t>From map_connectivity()</w:t>
+            </w:r>
+          </w:p>
+        </w:tc>
+      </w:tr>
+      <w:tr>
+        <w:tc>
+          <w:tcPr>
+            <w:tcW w:type="dxa" w:w="2160"/>
+          </w:tcPr>
+          <w:p>
+            <w:r>
+              <w:rPr>
+                <w:sz w:val="18"/>
+              </w:rPr>
+              <w:t>IN</w:t>
+            </w:r>
+          </w:p>
+        </w:tc>
+        <w:tc>
+          <w:tcPr>
+            <w:tcW w:type="dxa" w:w="2160"/>
+          </w:tcPr>
+          <w:p>
+            <w:r>
+              <w:rPr>
+                <w:sz w:val="18"/>
+              </w:rPr>
+              <w:t>load_output</w:t>
+            </w:r>
+          </w:p>
+        </w:tc>
+        <w:tc>
+          <w:tcPr>
+            <w:tcW w:type="dxa" w:w="2160"/>
+          </w:tcPr>
+          <w:p>
+            <w:r>
+              <w:rPr>
+                <w:sz w:val="18"/>
+              </w:rPr>
+              <w:t>dict</w:t>
+            </w:r>
+          </w:p>
+        </w:tc>
+        <w:tc>
+          <w:tcPr>
+            <w:tcW w:type="dxa" w:w="2160"/>
+          </w:tcPr>
+          <w:p>
+            <w:r>
+              <w:rPr>
+                <w:sz w:val="18"/>
+              </w:rPr>
+              <w:t>From Agent 5</w:t>
+            </w:r>
+          </w:p>
+        </w:tc>
+      </w:tr>
+      <w:tr>
+        <w:tc>
+          <w:tcPr>
+            <w:tcW w:type="dxa" w:w="2160"/>
+          </w:tcPr>
+          <w:p>
+            <w:r>
+              <w:rPr>
+                <w:sz w:val="18"/>
+              </w:rPr>
+              <w:t>OUT</w:t>
+            </w:r>
+          </w:p>
+        </w:tc>
+        <w:tc>
+          <w:tcPr>
+            <w:tcW w:type="dxa" w:w="2160"/>
+          </w:tcPr>
+          <w:p>
+            <w:r>
+              <w:rPr>
+                <w:sz w:val="18"/>
+              </w:rPr>
+              <w:t>compiled_json</w:t>
+            </w:r>
+          </w:p>
+        </w:tc>
+        <w:tc>
+          <w:tcPr>
+            <w:tcW w:type="dxa" w:w="2160"/>
+          </w:tcPr>
+          <w:p>
+            <w:r>
+              <w:rPr>
+                <w:sz w:val="18"/>
+              </w:rPr>
+              <w:t>dict</w:t>
+            </w:r>
+          </w:p>
+        </w:tc>
+        <w:tc>
+          <w:tcPr>
+            <w:tcW w:type="dxa" w:w="2160"/>
+          </w:tcPr>
+          <w:p>
+            <w:r>
+              <w:rPr>
+                <w:sz w:val="18"/>
+              </w:rPr>
+              <w:t>{problem_analysis, geometry: {nodes, boundary_conditions, elements}, loads}</w:t>
+            </w:r>
+          </w:p>
+        </w:tc>
+      </w:tr>
+    </w:tbl>
+    <w:p>
+      <w:pPr>
+        <w:pStyle w:val="Heading3"/>
+      </w:pPr>
+      <w:r>
+        <w:t>Agent 6: GeometryCodeTranslator</w:t>
+      </w:r>
+    </w:p>
+    <w:p>
+      <w:r>
+        <w:rPr>
+          <w:i/>
+        </w:rPr>
+        <w:t>Converts the compiled JSON model into OpenSeesPy geometry construction code. Uses run_text() — no JSON output constraint.</w:t>
+      </w:r>
+    </w:p>
+    <w:tbl>
+      <w:tblPr>
+        <w:tblStyle w:val="LightGrid-Accent1"/>
+        <w:tblW w:type="auto" w:w="0"/>
+        <w:jc w:val="center"/>
+        <w:tblLook w:firstColumn="1" w:firstRow="1" w:lastColumn="0" w:lastRow="0" w:noHBand="0" w:noVBand="1" w:val="04A0"/>
+      </w:tblPr>
+      <w:tblGrid>
+        <w:gridCol w:w="2160"/>
+        <w:gridCol w:w="2160"/>
+        <w:gridCol w:w="2160"/>
+        <w:gridCol w:w="2160"/>
+      </w:tblGrid>
+      <w:tr>
+        <w:tc>
+          <w:tcPr>
+            <w:tcW w:type="dxa" w:w="2160"/>
+          </w:tcPr>
+          <w:p>
+            <w:r>
+              <w:rPr>
+                <w:b/>
+                <w:sz w:val="18"/>
+              </w:rPr>
+              <w:t>Direction</w:t>
+            </w:r>
+          </w:p>
+        </w:tc>
+        <w:tc>
+          <w:tcPr>
+            <w:tcW w:type="dxa" w:w="2160"/>
+          </w:tcPr>
+          <w:p>
+            <w:r>
+              <w:rPr>
+                <w:b/>
+                <w:sz w:val="18"/>
+              </w:rPr>
+              <w:t>Field</w:t>
+            </w:r>
+          </w:p>
+        </w:tc>
+        <w:tc>
+          <w:tcPr>
+            <w:tcW w:type="dxa" w:w="2160"/>
+          </w:tcPr>
+          <w:p>
+            <w:r>
+              <w:rPr>
+                <w:b/>
+                <w:sz w:val="18"/>
+              </w:rPr>
+              <w:t>Type</w:t>
+            </w:r>
+          </w:p>
+        </w:tc>
+        <w:tc>
+          <w:tcPr>
+            <w:tcW w:type="dxa" w:w="2160"/>
+          </w:tcPr>
+          <w:p>
+            <w:r>
+              <w:rPr>
+                <w:b/>
+                <w:sz w:val="18"/>
+              </w:rPr>
+              <w:t>Description</w:t>
+            </w:r>
+          </w:p>
+        </w:tc>
+      </w:tr>
+      <w:tr>
+        <w:tc>
+          <w:tcPr>
+            <w:tcW w:type="dxa" w:w="2160"/>
+          </w:tcPr>
+          <w:p>
+            <w:r>
+              <w:rPr>
+                <w:sz w:val="18"/>
+              </w:rPr>
+              <w:t>IN</w:t>
+            </w:r>
+          </w:p>
+        </w:tc>
+        <w:tc>
+          <w:tcPr>
+            <w:tcW w:type="dxa" w:w="2160"/>
+          </w:tcPr>
+          <w:p>
+            <w:r>
+              <w:rPr>
+                <w:sz w:val="18"/>
+              </w:rPr>
+              <w:t>compiled_json</w:t>
+            </w:r>
+          </w:p>
+        </w:tc>
+        <w:tc>
+          <w:tcPr>
+            <w:tcW w:type="dxa" w:w="2160"/>
+          </w:tcPr>
+          <w:p>
+            <w:r>
+              <w:rPr>
+                <w:sz w:val="18"/>
+              </w:rPr>
+              <w:t>dict</w:t>
+            </w:r>
+          </w:p>
+        </w:tc>
+        <w:tc>
+          <w:tcPr>
+            <w:tcW w:type="dxa" w:w="2160"/>
+          </w:tcPr>
+          <w:p>
+            <w:r>
+              <w:rPr>
+                <w:sz w:val="18"/>
+              </w:rPr>
+              <w:t>Full compiled model from compile_json()</w:t>
+            </w:r>
+          </w:p>
+        </w:tc>
+      </w:tr>
+      <w:tr>
+        <w:tc>
+          <w:tcPr>
+            <w:tcW w:type="dxa" w:w="2160"/>
+          </w:tcPr>
+          <w:p>
+            <w:r>
+              <w:rPr>
+                <w:sz w:val="18"/>
+              </w:rPr>
+              <w:t>OUT</w:t>
+            </w:r>
+          </w:p>
+        </w:tc>
+        <w:tc>
+          <w:tcPr>
+            <w:tcW w:type="dxa" w:w="2160"/>
+          </w:tcPr>
+          <w:p>
+            <w:r>
+              <w:rPr>
+                <w:sz w:val="18"/>
+              </w:rPr>
+              <w:t>geometry_code</w:t>
+            </w:r>
+          </w:p>
+        </w:tc>
+        <w:tc>
+          <w:tcPr>
+            <w:tcW w:type="dxa" w:w="2160"/>
+          </w:tcPr>
+          <w:p>
+            <w:r>
+              <w:rPr>
+                <w:sz w:val="18"/>
+              </w:rPr>
+              <w:t>str</w:t>
+            </w:r>
+          </w:p>
+        </w:tc>
+        <w:tc>
+          <w:tcPr>
+            <w:tcW w:type="dxa" w:w="2160"/>
+          </w:tcPr>
+          <w:p>
+            <w:r>
+              <w:rPr>
+                <w:sz w:val="18"/>
+              </w:rPr>
+              <w:t>Python code: opy.wipe(), opy.model(), opy.node(), opy.fix(), opy.element()</w:t>
+            </w:r>
+          </w:p>
+        </w:tc>
+      </w:tr>
+    </w:tbl>
+    <w:p>
+      <w:pPr>
+        <w:pStyle w:val="Heading3"/>
+      </w:pPr>
+      <w:r>
+        <w:t>Agent 7: CompleteCodeGenerator</w:t>
+      </w:r>
+    </w:p>
+    <w:p>
+      <w:r>
+        <w:rPr>
+          <w:i/>
+        </w:rPr>
+        <w:t>Generates the complete executable OpenSeesPy analysis script. Uses run_text() — no JSON output constraint.</w:t>
+      </w:r>
+    </w:p>
+    <w:tbl>
+      <w:tblPr>
+        <w:tblStyle w:val="LightGrid-Accent1"/>
+        <w:tblW w:type="auto" w:w="0"/>
+        <w:jc w:val="center"/>
+        <w:tblLook w:firstColumn="1" w:firstRow="1" w:lastColumn="0" w:lastRow="0" w:noHBand="0" w:noVBand="1" w:val="04A0"/>
+      </w:tblPr>
+      <w:tblGrid>
+        <w:gridCol w:w="2160"/>
+        <w:gridCol w:w="2160"/>
+        <w:gridCol w:w="2160"/>
+        <w:gridCol w:w="2160"/>
+      </w:tblGrid>
+      <w:tr>
+        <w:tc>
+          <w:tcPr>
+            <w:tcW w:type="dxa" w:w="2160"/>
+          </w:tcPr>
+          <w:p>
+            <w:r>
+              <w:rPr>
+                <w:b/>
+                <w:sz w:val="18"/>
+              </w:rPr>
+              <w:t>Direction</w:t>
+            </w:r>
+          </w:p>
+        </w:tc>
+        <w:tc>
+          <w:tcPr>
+            <w:tcW w:type="dxa" w:w="2160"/>
+          </w:tcPr>
+          <w:p>
+            <w:r>
+              <w:rPr>
+                <w:b/>
+                <w:sz w:val="18"/>
+              </w:rPr>
+              <w:t>Field</w:t>
+            </w:r>
+          </w:p>
+        </w:tc>
+        <w:tc>
+          <w:tcPr>
+            <w:tcW w:type="dxa" w:w="2160"/>
+          </w:tcPr>
+          <w:p>
+            <w:r>
+              <w:rPr>
+                <w:b/>
+                <w:sz w:val="18"/>
+              </w:rPr>
+              <w:t>Type</w:t>
+            </w:r>
+          </w:p>
+        </w:tc>
+        <w:tc>
+          <w:tcPr>
+            <w:tcW w:type="dxa" w:w="2160"/>
+          </w:tcPr>
+          <w:p>
+            <w:r>
+              <w:rPr>
+                <w:b/>
+                <w:sz w:val="18"/>
+              </w:rPr>
+              <w:t>Description</w:t>
+            </w:r>
+          </w:p>
+        </w:tc>
+      </w:tr>
+      <w:tr>
+        <w:tc>
+          <w:tcPr>
+            <w:tcW w:type="dxa" w:w="2160"/>
+          </w:tcPr>
+          <w:p>
+            <w:r>
+              <w:rPr>
+                <w:sz w:val="18"/>
+              </w:rPr>
+              <w:t>IN</w:t>
+            </w:r>
+          </w:p>
+        </w:tc>
+        <w:tc>
+          <w:tcPr>
+            <w:tcW w:type="dxa" w:w="2160"/>
+          </w:tcPr>
+          <w:p>
+            <w:r>
+              <w:rPr>
+                <w:sz w:val="18"/>
+              </w:rPr>
+              <w:t>compiled_json</w:t>
+            </w:r>
+          </w:p>
+        </w:tc>
+        <w:tc>
+          <w:tcPr>
+            <w:tcW w:type="dxa" w:w="2160"/>
+          </w:tcPr>
+          <w:p>
+            <w:r>
+              <w:rPr>
+                <w:sz w:val="18"/>
+              </w:rPr>
+              <w:t>dict</w:t>
+            </w:r>
+          </w:p>
+        </w:tc>
+        <w:tc>
+          <w:tcPr>
+            <w:tcW w:type="dxa" w:w="2160"/>
+          </w:tcPr>
+          <w:p>
+            <w:r>
+              <w:rPr>
+                <w:sz w:val="18"/>
+              </w:rPr>
+              <w:t>Full compiled model specification</w:t>
+            </w:r>
+          </w:p>
+        </w:tc>
+      </w:tr>
+      <w:tr>
+        <w:tc>
+          <w:tcPr>
+            <w:tcW w:type="dxa" w:w="2160"/>
+          </w:tcPr>
+          <w:p>
+            <w:r>
+              <w:rPr>
+                <w:sz w:val="18"/>
+              </w:rPr>
+              <w:t>IN</w:t>
+            </w:r>
+          </w:p>
+        </w:tc>
+        <w:tc>
+          <w:tcPr>
+            <w:tcW w:type="dxa" w:w="2160"/>
+          </w:tcPr>
+          <w:p>
+            <w:r>
+              <w:rPr>
+                <w:sz w:val="18"/>
+              </w:rPr>
+              <w:t>geometry_code</w:t>
+            </w:r>
+          </w:p>
+        </w:tc>
+        <w:tc>
+          <w:tcPr>
+            <w:tcW w:type="dxa" w:w="2160"/>
+          </w:tcPr>
+          <w:p>
+            <w:r>
+              <w:rPr>
+                <w:sz w:val="18"/>
+              </w:rPr>
+              <w:t>str</w:t>
+            </w:r>
+          </w:p>
+        </w:tc>
+        <w:tc>
+          <w:tcPr>
+            <w:tcW w:type="dxa" w:w="2160"/>
+          </w:tcPr>
+          <w:p>
+            <w:r>
+              <w:rPr>
+                <w:sz w:val="18"/>
+              </w:rPr>
+              <w:t>Geometry code from Agent 6</w:t>
+            </w:r>
+          </w:p>
+        </w:tc>
+      </w:tr>
+      <w:tr>
+        <w:tc>
+          <w:tcPr>
+            <w:tcW w:type="dxa" w:w="2160"/>
+          </w:tcPr>
+          <w:p>
+            <w:r>
+              <w:rPr>
+                <w:sz w:val="18"/>
+              </w:rPr>
+              <w:t>OUT</w:t>
+            </w:r>
+          </w:p>
+        </w:tc>
+        <w:tc>
+          <w:tcPr>
+            <w:tcW w:type="dxa" w:w="2160"/>
+          </w:tcPr>
+          <w:p>
+            <w:r>
+              <w:rPr>
+                <w:sz w:val="18"/>
+              </w:rPr>
+              <w:t>complete_code</w:t>
+            </w:r>
+          </w:p>
+        </w:tc>
+        <w:tc>
+          <w:tcPr>
+            <w:tcW w:type="dxa" w:w="2160"/>
+          </w:tcPr>
+          <w:p>
+            <w:r>
+              <w:rPr>
+                <w:sz w:val="18"/>
+              </w:rPr>
+              <w:t>str</w:t>
+            </w:r>
+          </w:p>
+        </w:tc>
+        <w:tc>
+          <w:tcPr>
+            <w:tcW w:type="dxa" w:w="2160"/>
+          </w:tcPr>
+          <w:p>
+            <w:r>
+              <w:rPr>
+                <w:sz w:val="18"/>
+              </w:rPr>
+              <w:t>Python code: imports + geometry + loads + analysis chain + opsvis plots</w:t>
+            </w:r>
+          </w:p>
+        </w:tc>
+      </w:tr>
+    </w:tbl>
+    <w:p>
+      <w:pPr>
+        <w:pStyle w:val="Heading3"/>
+      </w:pPr>
+      <w:r>
+        <w:t>Agent 8: PythonCheckAgent (Diagnosis)</w:t>
+      </w:r>
+    </w:p>
+    <w:p>
+      <w:r>
+        <w:rPr>
+          <w:i/>
+        </w:rPr>
+        <w:t>Meta-agent invoked on execution failure to diagnose root cause and generate targeted repair hints.</w:t>
+      </w:r>
+    </w:p>
+    <w:tbl>
+      <w:tblPr>
+        <w:tblStyle w:val="LightGrid-Accent1"/>
+        <w:tblW w:type="auto" w:w="0"/>
+        <w:jc w:val="center"/>
+        <w:tblLook w:firstColumn="1" w:firstRow="1" w:lastColumn="0" w:lastRow="0" w:noHBand="0" w:noVBand="1" w:val="04A0"/>
+      </w:tblPr>
+      <w:tblGrid>
+        <w:gridCol w:w="2160"/>
+        <w:gridCol w:w="2160"/>
+        <w:gridCol w:w="2160"/>
+        <w:gridCol w:w="2160"/>
+      </w:tblGrid>
+      <w:tr>
+        <w:tc>
+          <w:tcPr>
+            <w:tcW w:type="dxa" w:w="2160"/>
+          </w:tcPr>
+          <w:p>
+            <w:r>
+              <w:rPr>
+                <w:b/>
+                <w:sz w:val="18"/>
+              </w:rPr>
+              <w:t>Direction</w:t>
+            </w:r>
+          </w:p>
+        </w:tc>
+        <w:tc>
+          <w:tcPr>
+            <w:tcW w:type="dxa" w:w="2160"/>
+          </w:tcPr>
+          <w:p>
+            <w:r>
+              <w:rPr>
+                <w:b/>
+                <w:sz w:val="18"/>
+              </w:rPr>
+              <w:t>Field</w:t>
+            </w:r>
+          </w:p>
+        </w:tc>
+        <w:tc>
+          <w:tcPr>
+            <w:tcW w:type="dxa" w:w="2160"/>
+          </w:tcPr>
+          <w:p>
+            <w:r>
+              <w:rPr>
+                <w:b/>
+                <w:sz w:val="18"/>
+              </w:rPr>
+              <w:t>Type</w:t>
+            </w:r>
+          </w:p>
+        </w:tc>
+        <w:tc>
+          <w:tcPr>
+            <w:tcW w:type="dxa" w:w="2160"/>
+          </w:tcPr>
+          <w:p>
+            <w:r>
+              <w:rPr>
+                <w:b/>
+                <w:sz w:val="18"/>
+              </w:rPr>
+              <w:t>Description</w:t>
+            </w:r>
+          </w:p>
+        </w:tc>
+      </w:tr>
+      <w:tr>
+        <w:tc>
+          <w:tcPr>
+            <w:tcW w:type="dxa" w:w="2160"/>
+          </w:tcPr>
+          <w:p>
+            <w:r>
+              <w:rPr>
+                <w:sz w:val="18"/>
+              </w:rPr>
+              <w:t>IN</w:t>
+            </w:r>
+          </w:p>
+        </w:tc>
+        <w:tc>
+          <w:tcPr>
+            <w:tcW w:type="dxa" w:w="2160"/>
+          </w:tcPr>
+          <w:p>
+            <w:r>
+              <w:rPr>
+                <w:sz w:val="18"/>
+              </w:rPr>
+              <w:t>user_input</w:t>
+            </w:r>
+          </w:p>
+        </w:tc>
+        <w:tc>
+          <w:tcPr>
+            <w:tcW w:type="dxa" w:w="2160"/>
+          </w:tcPr>
+          <w:p>
+            <w:r>
+              <w:rPr>
+                <w:sz w:val="18"/>
+              </w:rPr>
+              <w:t>str</w:t>
+            </w:r>
+          </w:p>
+        </w:tc>
+        <w:tc>
+          <w:tcPr>
+            <w:tcW w:type="dxa" w:w="2160"/>
+          </w:tcPr>
+          <w:p>
+            <w:r>
+              <w:rPr>
+                <w:sz w:val="18"/>
+              </w:rPr>
+              <w:t>Original user description</w:t>
+            </w:r>
+          </w:p>
+        </w:tc>
+      </w:tr>
+      <w:tr>
+        <w:tc>
+          <w:tcPr>
+            <w:tcW w:type="dxa" w:w="2160"/>
+          </w:tcPr>
+          <w:p>
+            <w:r>
+              <w:rPr>
+                <w:sz w:val="18"/>
+              </w:rPr>
+              <w:t>IN</w:t>
+            </w:r>
+          </w:p>
+        </w:tc>
+        <w:tc>
+          <w:tcPr>
+            <w:tcW w:type="dxa" w:w="2160"/>
+          </w:tcPr>
+          <w:p>
+            <w:r>
+              <w:rPr>
+                <w:sz w:val="18"/>
+              </w:rPr>
+              <w:t>compiled_model</w:t>
+            </w:r>
+          </w:p>
+        </w:tc>
+        <w:tc>
+          <w:tcPr>
+            <w:tcW w:type="dxa" w:w="2160"/>
+          </w:tcPr>
+          <w:p>
+            <w:r>
+              <w:rPr>
+                <w:sz w:val="18"/>
+              </w:rPr>
+              <w:t>dict</w:t>
+            </w:r>
+          </w:p>
+        </w:tc>
+        <w:tc>
+          <w:tcPr>
+            <w:tcW w:type="dxa" w:w="2160"/>
+          </w:tcPr>
+          <w:p>
+            <w:r>
+              <w:rPr>
+                <w:sz w:val="18"/>
+              </w:rPr>
+              <w:t>Full compiled model</w:t>
+            </w:r>
+          </w:p>
+        </w:tc>
+      </w:tr>
+      <w:tr>
+        <w:tc>
+          <w:tcPr>
+            <w:tcW w:type="dxa" w:w="2160"/>
+          </w:tcPr>
+          <w:p>
+            <w:r>
+              <w:rPr>
+                <w:sz w:val="18"/>
+              </w:rPr>
+              <w:t>IN</w:t>
+            </w:r>
+          </w:p>
+        </w:tc>
+        <w:tc>
+          <w:tcPr>
+            <w:tcW w:type="dxa" w:w="2160"/>
+          </w:tcPr>
+          <w:p>
+            <w:r>
+              <w:rPr>
+                <w:sz w:val="18"/>
+              </w:rPr>
+              <w:t>geometry_code</w:t>
+            </w:r>
+          </w:p>
+        </w:tc>
+        <w:tc>
+          <w:tcPr>
+            <w:tcW w:type="dxa" w:w="2160"/>
+          </w:tcPr>
+          <w:p>
+            <w:r>
+              <w:rPr>
+                <w:sz w:val="18"/>
+              </w:rPr>
+              <w:t>str</w:t>
+            </w:r>
+          </w:p>
+        </w:tc>
+        <w:tc>
+          <w:tcPr>
+            <w:tcW w:type="dxa" w:w="2160"/>
+          </w:tcPr>
+          <w:p>
+            <w:r>
+              <w:rPr>
+                <w:sz w:val="18"/>
+              </w:rPr>
+              <w:t>Code from Agent 6</w:t>
+            </w:r>
+          </w:p>
+        </w:tc>
+      </w:tr>
+      <w:tr>
+        <w:tc>
+          <w:tcPr>
+            <w:tcW w:type="dxa" w:w="2160"/>
+          </w:tcPr>
+          <w:p>
+            <w:r>
+              <w:rPr>
+                <w:sz w:val="18"/>
+              </w:rPr>
+              <w:t>IN</w:t>
+            </w:r>
+          </w:p>
+        </w:tc>
+        <w:tc>
+          <w:tcPr>
+            <w:tcW w:type="dxa" w:w="2160"/>
+          </w:tcPr>
+          <w:p>
+            <w:r>
+              <w:rPr>
+                <w:sz w:val="18"/>
+              </w:rPr>
+              <w:t>complete_code</w:t>
+            </w:r>
+          </w:p>
+        </w:tc>
+        <w:tc>
+          <w:tcPr>
+            <w:tcW w:type="dxa" w:w="2160"/>
+          </w:tcPr>
+          <w:p>
+            <w:r>
+              <w:rPr>
+                <w:sz w:val="18"/>
+              </w:rPr>
+              <w:t>str</w:t>
+            </w:r>
+          </w:p>
+        </w:tc>
+        <w:tc>
+          <w:tcPr>
+            <w:tcW w:type="dxa" w:w="2160"/>
+          </w:tcPr>
+          <w:p>
+            <w:r>
+              <w:rPr>
+                <w:sz w:val="18"/>
+              </w:rPr>
+              <w:t>Code from Agent 7</w:t>
+            </w:r>
+          </w:p>
+        </w:tc>
+      </w:tr>
+      <w:tr>
+        <w:tc>
+          <w:tcPr>
+            <w:tcW w:type="dxa" w:w="2160"/>
+          </w:tcPr>
+          <w:p>
+            <w:r>
+              <w:rPr>
+                <w:sz w:val="18"/>
+              </w:rPr>
+              <w:t>IN</w:t>
+            </w:r>
+          </w:p>
+        </w:tc>
+        <w:tc>
+          <w:tcPr>
+            <w:tcW w:type="dxa" w:w="2160"/>
+          </w:tcPr>
+          <w:p>
+            <w:r>
+              <w:rPr>
+                <w:sz w:val="18"/>
+              </w:rPr>
+              <w:t>execution_report</w:t>
+            </w:r>
+          </w:p>
+        </w:tc>
+        <w:tc>
+          <w:tcPr>
+            <w:tcW w:type="dxa" w:w="2160"/>
+          </w:tcPr>
+          <w:p>
+            <w:r>
+              <w:rPr>
+                <w:sz w:val="18"/>
+              </w:rPr>
+              <w:t>dict</w:t>
+            </w:r>
+          </w:p>
+        </w:tc>
+        <w:tc>
+          <w:tcPr>
+            <w:tcW w:type="dxa" w:w="2160"/>
+          </w:tcPr>
+          <w:p>
+            <w:r>
+              <w:rPr>
+                <w:sz w:val="18"/>
+              </w:rPr>
+              <w:t>{python_path, returncode, stdout, stderr}</w:t>
+            </w:r>
+          </w:p>
+        </w:tc>
+      </w:tr>
+      <w:tr>
+        <w:tc>
+          <w:tcPr>
+            <w:tcW w:type="dxa" w:w="2160"/>
+          </w:tcPr>
+          <w:p>
+            <w:r>
+              <w:rPr>
+                <w:sz w:val="18"/>
+              </w:rPr>
+              <w:t>OUT</w:t>
+            </w:r>
+          </w:p>
+        </w:tc>
+        <w:tc>
+          <w:tcPr>
+            <w:tcW w:type="dxa" w:w="2160"/>
+          </w:tcPr>
+          <w:p>
+            <w:r>
+              <w:rPr>
+                <w:sz w:val="18"/>
+              </w:rPr>
+              <w:t>error_type</w:t>
+            </w:r>
+          </w:p>
+        </w:tc>
+        <w:tc>
+          <w:tcPr>
+            <w:tcW w:type="dxa" w:w="2160"/>
+          </w:tcPr>
+          <w:p>
+            <w:r>
+              <w:rPr>
+                <w:sz w:val="18"/>
+              </w:rPr>
+              <w:t>str</w:t>
+            </w:r>
+          </w:p>
+        </w:tc>
+        <w:tc>
+          <w:tcPr>
+            <w:tcW w:type="dxa" w:w="2160"/>
+          </w:tcPr>
+          <w:p>
+            <w:r>
+              <w:rPr>
+                <w:sz w:val="18"/>
+              </w:rPr>
+              <w:t>One of: missing_dependency, syntax_error, import_error, runtime_api_error, invalid_model_topology, data_contract_error, timeout, unknown</w:t>
+            </w:r>
+          </w:p>
+        </w:tc>
+      </w:tr>
+      <w:tr>
+        <w:tc>
+          <w:tcPr>
+            <w:tcW w:type="dxa" w:w="2160"/>
+          </w:tcPr>
+          <w:p>
+            <w:r>
+              <w:rPr>
+                <w:sz w:val="18"/>
+              </w:rPr>
+              <w:t>OUT</w:t>
+            </w:r>
+          </w:p>
+        </w:tc>
+        <w:tc>
+          <w:tcPr>
+            <w:tcW w:type="dxa" w:w="2160"/>
+          </w:tcPr>
+          <w:p>
+            <w:r>
+              <w:rPr>
+                <w:sz w:val="18"/>
+              </w:rPr>
+              <w:t>responsible_stage</w:t>
+            </w:r>
+          </w:p>
+        </w:tc>
+        <w:tc>
+          <w:tcPr>
+            <w:tcW w:type="dxa" w:w="2160"/>
+          </w:tcPr>
+          <w:p>
+            <w:r>
+              <w:rPr>
+                <w:sz w:val="18"/>
+              </w:rPr>
+              <w:t>str</w:t>
+            </w:r>
+          </w:p>
+        </w:tc>
+        <w:tc>
+          <w:tcPr>
+            <w:tcW w:type="dxa" w:w="2160"/>
+          </w:tcPr>
+          <w:p>
+            <w:r>
+              <w:rPr>
+                <w:sz w:val="18"/>
+              </w:rPr>
+              <w:t>Which pipeline stage is responsible</w:t>
+            </w:r>
+          </w:p>
+        </w:tc>
+      </w:tr>
+      <w:tr>
+        <w:tc>
+          <w:tcPr>
+            <w:tcW w:type="dxa" w:w="2160"/>
+          </w:tcPr>
+          <w:p>
+            <w:r>
+              <w:rPr>
+                <w:sz w:val="18"/>
+              </w:rPr>
+              <w:t>OUT</w:t>
+            </w:r>
+          </w:p>
+        </w:tc>
+        <w:tc>
+          <w:tcPr>
+            <w:tcW w:type="dxa" w:w="2160"/>
+          </w:tcPr>
+          <w:p>
+            <w:r>
+              <w:rPr>
+                <w:sz w:val="18"/>
+              </w:rPr>
+              <w:t>confidence</w:t>
+            </w:r>
+          </w:p>
+        </w:tc>
+        <w:tc>
+          <w:tcPr>
+            <w:tcW w:type="dxa" w:w="2160"/>
+          </w:tcPr>
+          <w:p>
+            <w:r>
+              <w:rPr>
+                <w:sz w:val="18"/>
+              </w:rPr>
+              <w:t>float</w:t>
+            </w:r>
+          </w:p>
+        </w:tc>
+        <w:tc>
+          <w:tcPr>
+            <w:tcW w:type="dxa" w:w="2160"/>
+          </w:tcPr>
+          <w:p>
+            <w:r>
+              <w:rPr>
+                <w:sz w:val="18"/>
+              </w:rPr>
+              <w:t>Diagnosis confidence (0.0-1.0)</w:t>
+            </w:r>
+          </w:p>
+        </w:tc>
+      </w:tr>
+      <w:tr>
+        <w:tc>
+          <w:tcPr>
+            <w:tcW w:type="dxa" w:w="2160"/>
+          </w:tcPr>
+          <w:p>
+            <w:r>
+              <w:rPr>
+                <w:sz w:val="18"/>
+              </w:rPr>
+              <w:t>OUT</w:t>
+            </w:r>
+          </w:p>
+        </w:tc>
+        <w:tc>
+          <w:tcPr>
+            <w:tcW w:type="dxa" w:w="2160"/>
+          </w:tcPr>
+          <w:p>
+            <w:r>
+              <w:rPr>
+                <w:sz w:val="18"/>
+              </w:rPr>
+              <w:t>repair_action</w:t>
+            </w:r>
+          </w:p>
+        </w:tc>
+        <w:tc>
+          <w:tcPr>
+            <w:tcW w:type="dxa" w:w="2160"/>
+          </w:tcPr>
+          <w:p>
+            <w:r>
+              <w:rPr>
+                <w:sz w:val="18"/>
+              </w:rPr>
+              <w:t>str</w:t>
+            </w:r>
+          </w:p>
+        </w:tc>
+        <w:tc>
+          <w:tcPr>
+            <w:tcW w:type="dxa" w:w="2160"/>
+          </w:tcPr>
+          <w:p>
+            <w:r>
+              <w:rPr>
+                <w:sz w:val="18"/>
+              </w:rPr>
+              <w:t>Recommended repair action</w:t>
+            </w:r>
+          </w:p>
+        </w:tc>
+      </w:tr>
+      <w:tr>
+        <w:tc>
+          <w:tcPr>
+            <w:tcW w:type="dxa" w:w="2160"/>
+          </w:tcPr>
+          <w:p>
+            <w:r>
+              <w:rPr>
+                <w:sz w:val="18"/>
+              </w:rPr>
+              <w:t>OUT</w:t>
+            </w:r>
+          </w:p>
+        </w:tc>
+        <w:tc>
+          <w:tcPr>
+            <w:tcW w:type="dxa" w:w="2160"/>
+          </w:tcPr>
+          <w:p>
+            <w:r>
+              <w:rPr>
+                <w:sz w:val="18"/>
+              </w:rPr>
+              <w:t>should_retry</w:t>
+            </w:r>
+          </w:p>
+        </w:tc>
+        <w:tc>
+          <w:tcPr>
+            <w:tcW w:type="dxa" w:w="2160"/>
+          </w:tcPr>
+          <w:p>
+            <w:r>
+              <w:rPr>
+                <w:sz w:val="18"/>
+              </w:rPr>
+              <w:t>bool</w:t>
+            </w:r>
+          </w:p>
+        </w:tc>
+        <w:tc>
+          <w:tcPr>
+            <w:tcW w:type="dxa" w:w="2160"/>
+          </w:tcPr>
+          <w:p>
+            <w:r>
+              <w:rPr>
+                <w:sz w:val="18"/>
+              </w:rPr>
+              <w:t>Whether automatic retry is advisable</w:t>
+            </w:r>
+          </w:p>
+        </w:tc>
+      </w:tr>
+      <w:tr>
+        <w:tc>
+          <w:tcPr>
+            <w:tcW w:type="dxa" w:w="2160"/>
+          </w:tcPr>
+          <w:p>
+            <w:r>
+              <w:rPr>
+                <w:sz w:val="18"/>
+              </w:rPr>
+              <w:t>OUT</w:t>
+            </w:r>
+          </w:p>
+        </w:tc>
+        <w:tc>
+          <w:tcPr>
+            <w:tcW w:type="dxa" w:w="2160"/>
+          </w:tcPr>
+          <w:p>
+            <w:r>
+              <w:rPr>
+                <w:sz w:val="18"/>
+              </w:rPr>
+              <w:t>suggested_target_agent</w:t>
+            </w:r>
+          </w:p>
+        </w:tc>
+        <w:tc>
+          <w:tcPr>
+            <w:tcW w:type="dxa" w:w="2160"/>
+          </w:tcPr>
+          <w:p>
+            <w:r>
+              <w:rPr>
+                <w:sz w:val="18"/>
+              </w:rPr>
+              <w:t>str</w:t>
+            </w:r>
+          </w:p>
+        </w:tc>
+        <w:tc>
+          <w:tcPr>
+            <w:tcW w:type="dxa" w:w="2160"/>
+          </w:tcPr>
+          <w:p>
+            <w:r>
+              <w:rPr>
+                <w:sz w:val="18"/>
+              </w:rPr>
+              <w:t>Which agent should be retried (or "environment"/"none")</w:t>
+            </w:r>
+          </w:p>
+        </w:tc>
+      </w:tr>
+    </w:tbl>
     <w:p>
       <w:r>
         <w:br w:type="page"/>
@@ -1825,6 +5624,970 @@
       </w:r>
     </w:p>
     <w:p>
+      <w:pPr>
+        <w:pStyle w:val="Heading2"/>
+      </w:pPr>
+      <w:r>
+        <w:t>3.5 API Reliability &amp; Structured Output Strategy [NEW in v2.3]</w:t>
+      </w:r>
+    </w:p>
+    <w:p>
+      <w:r>
+        <w:t>During v2.3 development, the team attempted to use the OpenAI-compatible response_format={"type": "json_object"} parameter to guarantee valid JSON output from the DeepSeek API. This experiment revealed critical reliability issues that led to important API-level hardening measures.</w:t>
+      </w:r>
+    </w:p>
+    <w:p>
+      <w:pPr>
+        <w:pStyle w:val="Heading3"/>
+      </w:pPr>
+      <w:r>
+        <w:t>Experiment: response_format on DeepSeek API</w:t>
+      </w:r>
+    </w:p>
+    <w:p>
+      <w:r>
+        <w:t>The LLMClient.run_structured() method was modified to pass response_format={"type": "json_object"} to the API. This parameter, originally designed by OpenAI, constrains the model to emit only valid JSON tokens at the decoding level (constrained decoding). The expectation was that this would eliminate the ~15% JSON parse error rate observed in benchmark testing.</w:t>
+      </w:r>
+    </w:p>
+    <w:p>
+      <w:pPr>
+        <w:pStyle w:val="Heading3"/>
+      </w:pPr>
+      <w:r>
+        <w:t>Observed Failure Mode</w:t>
+      </w:r>
+    </w:p>
+    <w:p>
+      <w:r>
+        <w:t>Two consecutive pipeline runs (May 23, 2026) demonstrated consistent failures:</w:t>
+      </w:r>
+    </w:p>
+    <w:p>
+      <w:pPr>
+        <w:pStyle w:val="ListBullet"/>
+      </w:pPr>
+      <w:r>
+        <w:t>Run 1: 76-minute hang on ProblemAnalysis agent API call. Server thread blocked with 6.6s CPU across 76 minutes of wall time — pure network wait. No data received from API.</w:t>
+      </w:r>
+    </w:p>
+    <w:p>
+      <w:pPr>
+        <w:pStyle w:val="ListBullet"/>
+      </w:pPr>
+      <w:r>
+        <w:t>Run 2: 5 consecutive retries, each timing out at the 300-second limit. Total: ~30 minutes of blocked execution. All 5 attempts on ProblemAnalysis + ConstructionPlanning produced zero response data.</w:t>
+      </w:r>
+    </w:p>
+    <w:p>
+      <w:pPr>
+        <w:pStyle w:val="ListBullet"/>
+      </w:pPr>
+      <w:r>
+        <w:t>In both cases, the DeepSeek API accepted the HTTP connection but never returned any response body. No HTTP error codes, no partial JSON — complete silence.</w:t>
+      </w:r>
+    </w:p>
+    <w:p>
+      <w:pPr>
+        <w:pStyle w:val="Heading3"/>
+      </w:pPr>
+      <w:r>
+        <w:t>Root Cause Analysis</w:t>
+      </w:r>
+    </w:p>
+    <w:p>
+      <w:r>
+        <w:t>The DeepSeek API's implementation of response_format is suspected to use rejection sampling (post-hoc validation) rather than native constrained decoding (logit-level grammar masking). The key differences:</w:t>
+      </w:r>
+    </w:p>
+    <w:tbl>
+      <w:tblPr>
+        <w:tblStyle w:val="LightGrid-Accent1"/>
+        <w:tblW w:type="auto" w:w="0"/>
+        <w:jc w:val="center"/>
+        <w:tblLook w:firstColumn="1" w:firstRow="1" w:lastColumn="0" w:lastRow="0" w:noHBand="0" w:noVBand="1" w:val="04A0"/>
+      </w:tblPr>
+      <w:tblGrid>
+        <w:gridCol w:w="2160"/>
+        <w:gridCol w:w="2160"/>
+        <w:gridCol w:w="2160"/>
+        <w:gridCol w:w="2160"/>
+      </w:tblGrid>
+      <w:tr>
+        <w:tc>
+          <w:tcPr>
+            <w:tcW w:type="dxa" w:w="2160"/>
+          </w:tcPr>
+          <w:p>
+            <w:r>
+              <w:rPr>
+                <w:b/>
+                <w:sz w:val="18"/>
+              </w:rPr>
+              <w:t>Approach</w:t>
+            </w:r>
+          </w:p>
+        </w:tc>
+        <w:tc>
+          <w:tcPr>
+            <w:tcW w:type="dxa" w:w="2160"/>
+          </w:tcPr>
+          <w:p>
+            <w:r>
+              <w:rPr>
+                <w:b/>
+                <w:sz w:val="18"/>
+              </w:rPr>
+              <w:t>Mechanism</w:t>
+            </w:r>
+          </w:p>
+        </w:tc>
+        <w:tc>
+          <w:tcPr>
+            <w:tcW w:type="dxa" w:w="2160"/>
+          </w:tcPr>
+          <w:p>
+            <w:r>
+              <w:rPr>
+                <w:b/>
+                <w:sz w:val="18"/>
+              </w:rPr>
+              <w:t>Failure Mode</w:t>
+            </w:r>
+          </w:p>
+        </w:tc>
+        <w:tc>
+          <w:tcPr>
+            <w:tcW w:type="dxa" w:w="2160"/>
+          </w:tcPr>
+          <w:p>
+            <w:r>
+              <w:rPr>
+                <w:b/>
+                <w:sz w:val="18"/>
+              </w:rPr>
+              <w:t>Used By</w:t>
+            </w:r>
+          </w:p>
+        </w:tc>
+      </w:tr>
+      <w:tr>
+        <w:tc>
+          <w:tcPr>
+            <w:tcW w:type="dxa" w:w="2160"/>
+          </w:tcPr>
+          <w:p>
+            <w:r>
+              <w:rPr>
+                <w:sz w:val="18"/>
+              </w:rPr>
+              <w:t>Native Constrained Decoding</w:t>
+            </w:r>
+          </w:p>
+        </w:tc>
+        <w:tc>
+          <w:tcPr>
+            <w:tcW w:type="dxa" w:w="2160"/>
+          </w:tcPr>
+          <w:p>
+            <w:r>
+              <w:rPr>
+                <w:sz w:val="18"/>
+              </w:rPr>
+              <w:t>Grammar mask applied to logits at each token step; illegal tokens filtered before sampling</w:t>
+            </w:r>
+          </w:p>
+        </w:tc>
+        <w:tc>
+          <w:tcPr>
+            <w:tcW w:type="dxa" w:w="2160"/>
+          </w:tcPr>
+          <w:p>
+            <w:r>
+              <w:rPr>
+                <w:sz w:val="18"/>
+              </w:rPr>
+              <w:t>None — every token is guaranteed valid by construction</w:t>
+            </w:r>
+          </w:p>
+        </w:tc>
+        <w:tc>
+          <w:tcPr>
+            <w:tcW w:type="dxa" w:w="2160"/>
+          </w:tcPr>
+          <w:p>
+            <w:r>
+              <w:rPr>
+                <w:sz w:val="18"/>
+              </w:rPr>
+              <w:t>OpenAI GPT-4o, Google Gemini</w:t>
+            </w:r>
+          </w:p>
+        </w:tc>
+      </w:tr>
+      <w:tr>
+        <w:tc>
+          <w:tcPr>
+            <w:tcW w:type="dxa" w:w="2160"/>
+          </w:tcPr>
+          <w:p>
+            <w:r>
+              <w:rPr>
+                <w:sz w:val="18"/>
+              </w:rPr>
+              <w:t>Rejection Sampling (suspected)</w:t>
+            </w:r>
+          </w:p>
+        </w:tc>
+        <w:tc>
+          <w:tcPr>
+            <w:tcW w:type="dxa" w:w="2160"/>
+          </w:tcPr>
+          <w:p>
+            <w:r>
+              <w:rPr>
+                <w:sz w:val="18"/>
+              </w:rPr>
+              <w:t>Model generates freely; post-hoc validation checks if output is valid JSON; retries internally if not</w:t>
+            </w:r>
+          </w:p>
+        </w:tc>
+        <w:tc>
+          <w:tcPr>
+            <w:tcW w:type="dxa" w:w="2160"/>
+          </w:tcPr>
+          <w:p>
+            <w:r>
+              <w:rPr>
+                <w:sz w:val="18"/>
+              </w:rPr>
+              <w:t>If model cannot produce valid JSON, API enters infinite internal retry loop; client sees open connection with no data</w:t>
+            </w:r>
+          </w:p>
+        </w:tc>
+        <w:tc>
+          <w:tcPr>
+            <w:tcW w:type="dxa" w:w="2160"/>
+          </w:tcPr>
+          <w:p>
+            <w:r>
+              <w:rPr>
+                <w:sz w:val="18"/>
+              </w:rPr>
+              <w:t>DeepSeek (suspected), some open-source model APIs</w:t>
+            </w:r>
+          </w:p>
+        </w:tc>
+      </w:tr>
+    </w:tbl>
+    <w:p>
+      <w:r>
+        <w:t>Additional contributing factors specific to DeepSeek:</w:t>
+      </w:r>
+    </w:p>
+    <w:p>
+      <w:pPr>
+        <w:pStyle w:val="ListBullet"/>
+      </w:pPr>
+      <w:r>
+        <w:t>MoE Architecture: DeepSeek-V4 (117B MoE, 5.1B active/token). JSON grammar constraints interact poorly with MoE routing, potentially causing expert routing to enter unreachable states under constraint pressure.</w:t>
+      </w:r>
+    </w:p>
+    <w:p>
+      <w:pPr>
+        <w:pStyle w:val="ListBullet"/>
+      </w:pPr>
+      <w:r>
+        <w:t>Long Prompt Boundary: With benchmark prompts exceeding 1,500 characters of structured natural language, the model must satisfy both the complex content requirements AND the JSON constraint simultaneously. The rejection sampling loop may exhaust its internal retry budget silently.</w:t>
+      </w:r>
+    </w:p>
+    <w:p>
+      <w:pPr>
+        <w:pStyle w:val="ListBullet"/>
+      </w:pPr>
+      <w:r>
+        <w:t>No Timeout Enforcement: The DeepSeek API server-side appears to have no client-visible timeout for the rejection sampling loop, resulting in the client-side timeout (300s) being the only termination mechanism.</w:t>
+      </w:r>
+    </w:p>
+    <w:p>
+      <w:pPr>
+        <w:pStyle w:val="Heading3"/>
+      </w:pPr>
+      <w:r>
+        <w:t>Cross-API Structured Output Reliability Comparison</w:t>
+      </w:r>
+    </w:p>
+    <w:tbl>
+      <w:tblPr>
+        <w:tblStyle w:val="LightGrid-Accent1"/>
+        <w:tblW w:type="auto" w:w="0"/>
+        <w:jc w:val="center"/>
+        <w:tblLook w:firstColumn="1" w:firstRow="1" w:lastColumn="0" w:lastRow="0" w:noHBand="0" w:noVBand="1" w:val="04A0"/>
+      </w:tblPr>
+      <w:tblGrid>
+        <w:gridCol w:w="2160"/>
+        <w:gridCol w:w="2160"/>
+        <w:gridCol w:w="2160"/>
+        <w:gridCol w:w="2160"/>
+      </w:tblGrid>
+      <w:tr>
+        <w:tc>
+          <w:tcPr>
+            <w:tcW w:type="dxa" w:w="2160"/>
+          </w:tcPr>
+          <w:p>
+            <w:r>
+              <w:rPr>
+                <w:b/>
+                <w:sz w:val="18"/>
+              </w:rPr>
+              <w:t>API Provider</w:t>
+            </w:r>
+          </w:p>
+        </w:tc>
+        <w:tc>
+          <w:tcPr>
+            <w:tcW w:type="dxa" w:w="2160"/>
+          </w:tcPr>
+          <w:p>
+            <w:r>
+              <w:rPr>
+                <w:b/>
+                <w:sz w:val="18"/>
+              </w:rPr>
+              <w:t>JSON Mode Implementation</w:t>
+            </w:r>
+          </w:p>
+        </w:tc>
+        <w:tc>
+          <w:tcPr>
+            <w:tcW w:type="dxa" w:w="2160"/>
+          </w:tcPr>
+          <w:p>
+            <w:r>
+              <w:rPr>
+                <w:b/>
+                <w:sz w:val="18"/>
+              </w:rPr>
+              <w:t>Reliability</w:t>
+            </w:r>
+          </w:p>
+        </w:tc>
+        <w:tc>
+          <w:tcPr>
+            <w:tcW w:type="dxa" w:w="2160"/>
+          </w:tcPr>
+          <w:p>
+            <w:r>
+              <w:rPr>
+                <w:b/>
+                <w:sz w:val="18"/>
+              </w:rPr>
+              <w:t>Recommendation</w:t>
+            </w:r>
+          </w:p>
+        </w:tc>
+      </w:tr>
+      <w:tr>
+        <w:tc>
+          <w:tcPr>
+            <w:tcW w:type="dxa" w:w="2160"/>
+          </w:tcPr>
+          <w:p>
+            <w:r>
+              <w:rPr>
+                <w:sz w:val="18"/>
+              </w:rPr>
+              <w:t>OpenAI (GPT-4o)</w:t>
+            </w:r>
+          </w:p>
+        </w:tc>
+        <w:tc>
+          <w:tcPr>
+            <w:tcW w:type="dxa" w:w="2160"/>
+          </w:tcPr>
+          <w:p>
+            <w:r>
+              <w:rPr>
+                <w:sz w:val="18"/>
+              </w:rPr>
+              <w:t>Native constrained decoding (token-level grammar)</w:t>
+            </w:r>
+          </w:p>
+        </w:tc>
+        <w:tc>
+          <w:tcPr>
+            <w:tcW w:type="dxa" w:w="2160"/>
+          </w:tcPr>
+          <w:p>
+            <w:r>
+              <w:rPr>
+                <w:sz w:val="18"/>
+              </w:rPr>
+              <w:t>Production-grade. Core feature since 2023.</w:t>
+            </w:r>
+          </w:p>
+        </w:tc>
+        <w:tc>
+          <w:tcPr>
+            <w:tcW w:type="dxa" w:w="2160"/>
+          </w:tcPr>
+          <w:p>
+            <w:r>
+              <w:rPr>
+                <w:sz w:val="18"/>
+              </w:rPr>
+              <w:t>Best choice for structured output.</w:t>
+            </w:r>
+          </w:p>
+        </w:tc>
+      </w:tr>
+      <w:tr>
+        <w:tc>
+          <w:tcPr>
+            <w:tcW w:type="dxa" w:w="2160"/>
+          </w:tcPr>
+          <w:p>
+            <w:r>
+              <w:rPr>
+                <w:sz w:val="18"/>
+              </w:rPr>
+              <w:t>Anthropic (Claude Sonnet 4.5)</w:t>
+            </w:r>
+          </w:p>
+        </w:tc>
+        <w:tc>
+          <w:tcPr>
+            <w:tcW w:type="dxa" w:w="2160"/>
+          </w:tcPr>
+          <w:p>
+            <w:r>
+              <w:rPr>
+                <w:sz w:val="18"/>
+              </w:rPr>
+              <w:t>No response_format parameter; Claude natively follows JSON formatting instructions with exceptional accuracy</w:t>
+            </w:r>
+          </w:p>
+        </w:tc>
+        <w:tc>
+          <w:tcPr>
+            <w:tcW w:type="dxa" w:w="2160"/>
+          </w:tcPr>
+          <w:p>
+            <w:r>
+              <w:rPr>
+                <w:sz w:val="18"/>
+              </w:rPr>
+              <w:t>Extremely high. Prompt-based schema specification works reliably.</w:t>
+            </w:r>
+          </w:p>
+        </w:tc>
+        <w:tc>
+          <w:tcPr>
+            <w:tcW w:type="dxa" w:w="2160"/>
+          </w:tcPr>
+          <w:p>
+            <w:r>
+              <w:rPr>
+                <w:sz w:val="18"/>
+              </w:rPr>
+              <w:t>Excellent alternative. No parameter needed.</w:t>
+            </w:r>
+          </w:p>
+        </w:tc>
+      </w:tr>
+      <w:tr>
+        <w:tc>
+          <w:tcPr>
+            <w:tcW w:type="dxa" w:w="2160"/>
+          </w:tcPr>
+          <w:p>
+            <w:r>
+              <w:rPr>
+                <w:sz w:val="18"/>
+              </w:rPr>
+              <w:t>Google Gemini</w:t>
+            </w:r>
+          </w:p>
+        </w:tc>
+        <w:tc>
+          <w:tcPr>
+            <w:tcW w:type="dxa" w:w="2160"/>
+          </w:tcPr>
+          <w:p>
+            <w:r>
+              <w:rPr>
+                <w:sz w:val="18"/>
+              </w:rPr>
+              <w:t>Native response_mime_type + response_schema with constrained decoding</w:t>
+            </w:r>
+          </w:p>
+        </w:tc>
+        <w:tc>
+          <w:tcPr>
+            <w:tcW w:type="dxa" w:w="2160"/>
+          </w:tcPr>
+          <w:p>
+            <w:r>
+              <w:rPr>
+                <w:sz w:val="18"/>
+              </w:rPr>
+              <w:t>Production-grade.</w:t>
+            </w:r>
+          </w:p>
+        </w:tc>
+        <w:tc>
+          <w:tcPr>
+            <w:tcW w:type="dxa" w:w="2160"/>
+          </w:tcPr>
+          <w:p>
+            <w:r>
+              <w:rPr>
+                <w:sz w:val="18"/>
+              </w:rPr>
+              <w:t>Reliable for JSON output.</w:t>
+            </w:r>
+          </w:p>
+        </w:tc>
+      </w:tr>
+      <w:tr>
+        <w:tc>
+          <w:tcPr>
+            <w:tcW w:type="dxa" w:w="2160"/>
+          </w:tcPr>
+          <w:p>
+            <w:r>
+              <w:rPr>
+                <w:sz w:val="18"/>
+              </w:rPr>
+              <w:t>OpenRouter (GPT-4o / Claude)</w:t>
+            </w:r>
+          </w:p>
+        </w:tc>
+        <w:tc>
+          <w:tcPr>
+            <w:tcW w:type="dxa" w:w="2160"/>
+          </w:tcPr>
+          <w:p>
+            <w:r>
+              <w:rPr>
+                <w:sz w:val="18"/>
+              </w:rPr>
+              <w:t>Pass-through to underlying provider. OpenAI/Claude models retain native reliability.</w:t>
+            </w:r>
+          </w:p>
+        </w:tc>
+        <w:tc>
+          <w:tcPr>
+            <w:tcW w:type="dxa" w:w="2160"/>
+          </w:tcPr>
+          <w:p>
+            <w:r>
+              <w:rPr>
+                <w:sz w:val="18"/>
+              </w:rPr>
+              <w:t>Same as underlying provider (OpenAI/Claude = reliable).</w:t>
+            </w:r>
+          </w:p>
+        </w:tc>
+        <w:tc>
+          <w:tcPr>
+            <w:tcW w:type="dxa" w:w="2160"/>
+          </w:tcPr>
+          <w:p>
+            <w:r>
+              <w:rPr>
+                <w:sz w:val="18"/>
+              </w:rPr>
+              <w:t>Works with existing LLMClient code. Set base_url to https://openrouter.ai/api/v1.</w:t>
+            </w:r>
+          </w:p>
+        </w:tc>
+      </w:tr>
+      <w:tr>
+        <w:tc>
+          <w:tcPr>
+            <w:tcW w:type="dxa" w:w="2160"/>
+          </w:tcPr>
+          <w:p>
+            <w:r>
+              <w:rPr>
+                <w:sz w:val="18"/>
+              </w:rPr>
+              <w:t>DeepSeek (V3/V4)</w:t>
+            </w:r>
+          </w:p>
+        </w:tc>
+        <w:tc>
+          <w:tcPr>
+            <w:tcW w:type="dxa" w:w="2160"/>
+          </w:tcPr>
+          <w:p>
+            <w:r>
+              <w:rPr>
+                <w:sz w:val="18"/>
+              </w:rPr>
+              <w:t>Suspected rejection sampling. No native constrained decoding.</w:t>
+            </w:r>
+          </w:p>
+        </w:tc>
+        <w:tc>
+          <w:tcPr>
+            <w:tcW w:type="dxa" w:w="2160"/>
+          </w:tcPr>
+          <w:p>
+            <w:r>
+              <w:rPr>
+                <w:sz w:val="18"/>
+              </w:rPr>
+              <w:t>UNRELIABLE — causes indefinite hangs with long prompts. Confirmed in v2.3 testing.</w:t>
+            </w:r>
+          </w:p>
+        </w:tc>
+        <w:tc>
+          <w:tcPr>
+            <w:tcW w:type="dxa" w:w="2160"/>
+          </w:tcPr>
+          <w:p>
+            <w:r>
+              <w:rPr>
+                <w:sz w:val="18"/>
+              </w:rPr>
+              <w:t>DO NOT use response_format. Use prompt-based JSON instructions + _extract_json_text().</w:t>
+            </w:r>
+          </w:p>
+        </w:tc>
+      </w:tr>
+    </w:tbl>
+    <w:p>
+      <w:pPr>
+        <w:pStyle w:val="Heading3"/>
+      </w:pPr>
+      <w:r>
+        <w:t>Timeout Evolution</w:t>
+      </w:r>
+    </w:p>
+    <w:p>
+      <w:r>
+        <w:t>The API timeout configuration went through three iterations during v2.3 debugging:</w:t>
+      </w:r>
+    </w:p>
+    <w:tbl>
+      <w:tblPr>
+        <w:tblStyle w:val="LightGrid-Accent1"/>
+        <w:tblW w:type="auto" w:w="0"/>
+        <w:jc w:val="center"/>
+        <w:tblLook w:firstColumn="1" w:firstRow="1" w:lastColumn="0" w:lastRow="0" w:noHBand="0" w:noVBand="1" w:val="04A0"/>
+      </w:tblPr>
+      <w:tblGrid>
+        <w:gridCol w:w="2160"/>
+        <w:gridCol w:w="2160"/>
+        <w:gridCol w:w="2160"/>
+        <w:gridCol w:w="2160"/>
+      </w:tblGrid>
+      <w:tr>
+        <w:tc>
+          <w:tcPr>
+            <w:tcW w:type="dxa" w:w="2160"/>
+          </w:tcPr>
+          <w:p>
+            <w:r>
+              <w:rPr>
+                <w:b/>
+                <w:sz w:val="18"/>
+              </w:rPr>
+              <w:t>Version</w:t>
+            </w:r>
+          </w:p>
+        </w:tc>
+        <w:tc>
+          <w:tcPr>
+            <w:tcW w:type="dxa" w:w="2160"/>
+          </w:tcPr>
+          <w:p>
+            <w:r>
+              <w:rPr>
+                <w:b/>
+                <w:sz w:val="18"/>
+              </w:rPr>
+              <w:t>Setting</w:t>
+            </w:r>
+          </w:p>
+        </w:tc>
+        <w:tc>
+          <w:tcPr>
+            <w:tcW w:type="dxa" w:w="2160"/>
+          </w:tcPr>
+          <w:p>
+            <w:r>
+              <w:rPr>
+                <w:b/>
+                <w:sz w:val="18"/>
+              </w:rPr>
+              <w:t>Behavior</w:t>
+            </w:r>
+          </w:p>
+        </w:tc>
+        <w:tc>
+          <w:tcPr>
+            <w:tcW w:type="dxa" w:w="2160"/>
+          </w:tcPr>
+          <w:p>
+            <w:r>
+              <w:rPr>
+                <w:b/>
+                <w:sz w:val="18"/>
+              </w:rPr>
+              <w:t>Issue</w:t>
+            </w:r>
+          </w:p>
+        </w:tc>
+      </w:tr>
+      <w:tr>
+        <w:tc>
+          <w:tcPr>
+            <w:tcW w:type="dxa" w:w="2160"/>
+          </w:tcPr>
+          <w:p>
+            <w:r>
+              <w:rPr>
+                <w:sz w:val="18"/>
+              </w:rPr>
+              <w:t>v2.2 (original)</w:t>
+            </w:r>
+          </w:p>
+        </w:tc>
+        <w:tc>
+          <w:tcPr>
+            <w:tcW w:type="dxa" w:w="2160"/>
+          </w:tcPr>
+          <w:p>
+            <w:r>
+              <w:rPr>
+                <w:sz w:val="18"/>
+              </w:rPr>
+              <w:t>timeout=300 (single float)</w:t>
+            </w:r>
+          </w:p>
+        </w:tc>
+        <w:tc>
+          <w:tcPr>
+            <w:tcW w:type="dxa" w:w="2160"/>
+          </w:tcPr>
+          <w:p>
+            <w:r>
+              <w:rPr>
+                <w:sz w:val="18"/>
+              </w:rPr>
+              <w:t>Per-read timeout only. No connection timeout.</w:t>
+            </w:r>
+          </w:p>
+        </w:tc>
+        <w:tc>
+          <w:tcPr>
+            <w:tcW w:type="dxa" w:w="2160"/>
+          </w:tcPr>
+          <w:p>
+            <w:r>
+              <w:rPr>
+                <w:sz w:val="18"/>
+              </w:rPr>
+              <w:t>72-minute hang: connection established but no data; read() blocks indefinitely.</w:t>
+            </w:r>
+          </w:p>
+        </w:tc>
+      </w:tr>
+      <w:tr>
+        <w:tc>
+          <w:tcPr>
+            <w:tcW w:type="dxa" w:w="2160"/>
+          </w:tcPr>
+          <w:p>
+            <w:r>
+              <w:rPr>
+                <w:sz w:val="18"/>
+              </w:rPr>
+              <w:t>v2.3-rc1</w:t>
+            </w:r>
+          </w:p>
+        </w:tc>
+        <w:tc>
+          <w:tcPr>
+            <w:tcW w:type="dxa" w:w="2160"/>
+          </w:tcPr>
+          <w:p>
+            <w:r>
+              <w:rPr>
+                <w:sz w:val="18"/>
+              </w:rPr>
+              <w:t>timeout=(30, 600) (tuple)</w:t>
+            </w:r>
+          </w:p>
+        </w:tc>
+        <w:tc>
+          <w:tcPr>
+            <w:tcW w:type="dxa" w:w="2160"/>
+          </w:tcPr>
+          <w:p>
+            <w:r>
+              <w:rPr>
+                <w:sz w:val="18"/>
+              </w:rPr>
+              <w:t>30s connect + 600s read per operation</w:t>
+            </w:r>
+          </w:p>
+        </w:tc>
+        <w:tc>
+          <w:tcPr>
+            <w:tcW w:type="dxa" w:w="2160"/>
+          </w:tcPr>
+          <w:p>
+            <w:r>
+              <w:rPr>
+                <w:sz w:val="18"/>
+              </w:rPr>
+              <w:t>Read timeout of 600s still allows 10-minute silent periods. API trickle (token every &lt;600s) keeps connection alive. 76-minute hang observed.</w:t>
+            </w:r>
+          </w:p>
+        </w:tc>
+      </w:tr>
+      <w:tr>
+        <w:tc>
+          <w:tcPr>
+            <w:tcW w:type="dxa" w:w="2160"/>
+          </w:tcPr>
+          <w:p>
+            <w:r>
+              <w:rPr>
+                <w:sz w:val="18"/>
+              </w:rPr>
+              <w:t>v2.3 (current)</w:t>
+            </w:r>
+          </w:p>
+        </w:tc>
+        <w:tc>
+          <w:tcPr>
+            <w:tcW w:type="dxa" w:w="2160"/>
+          </w:tcPr>
+          <w:p>
+            <w:r>
+              <w:rPr>
+                <w:sz w:val="18"/>
+              </w:rPr>
+              <w:t>timeout=300 (single float)</w:t>
+            </w:r>
+          </w:p>
+        </w:tc>
+        <w:tc>
+          <w:tcPr>
+            <w:tcW w:type="dxa" w:w="2160"/>
+          </w:tcPr>
+          <w:p>
+            <w:r>
+              <w:rPr>
+                <w:sz w:val="18"/>
+              </w:rPr>
+              <w:t>300s total for both connect and read. Requests library &gt;= 2.25.0 applies this as a hard deadline.</w:t>
+            </w:r>
+          </w:p>
+        </w:tc>
+        <w:tc>
+          <w:tcPr>
+            <w:tcW w:type="dxa" w:w="2160"/>
+          </w:tcPr>
+          <w:p>
+            <w:r>
+              <w:rPr>
+                <w:sz w:val="18"/>
+              </w:rPr>
+              <w:t>Reliable: any API call that produces no data for 5 minutes is terminated. Pipeline retry mechanism handles the timeout gracefully.</w:t>
+            </w:r>
+          </w:p>
+        </w:tc>
+      </w:tr>
+    </w:tbl>
+    <w:p>
+      <w:pPr>
+        <w:pStyle w:val="Heading3"/>
+      </w:pPr>
+      <w:r>
+        <w:t>TOCTOU Race Condition Fix</w:t>
+      </w:r>
+    </w:p>
+    <w:p>
+      <w:r>
+        <w:t>A time-of-check-to-time-of-use (TOCTOU) race condition was discovered and fixed in the web application server. The _clear_pipeline_artifacts() function was originally called inside the worker thread (_run_pipeline_async), while the main thread called build_workspace_state() immediately after starting the worker. This created a race window where _read_json() could pass path.exists() check, then the file could be deleted by the worker thread, causing FileNotFoundError on path.read_text().</w:t>
+      </w:r>
+    </w:p>
+    <w:p>
+      <w:r>
+        <w:rPr>
+          <w:b/>
+        </w:rPr>
+        <w:t>The fix involved two changes:</w:t>
+      </w:r>
+    </w:p>
+    <w:p>
+      <w:pPr>
+        <w:pStyle w:val="ListBullet"/>
+      </w:pPr>
+      <w:r>
+        <w:t>Moved _clear_pipeline_artifacts() from the worker thread to the main thread, before worker.start(), eliminating the race window entirely.</w:t>
+      </w:r>
+    </w:p>
+    <w:p>
+      <w:pPr>
+        <w:pStyle w:val="ListBullet"/>
+      </w:pPr>
+      <w:r>
+        <w:t>Added try-except (FileNotFoundError, OSError) to _read_json() as defense-in-depth against any remaining TOCTOU scenarios from concurrent polling requests.</w:t>
+      </w:r>
+    </w:p>
+    <w:p>
+      <w:pPr>
+        <w:pStyle w:val="Heading3"/>
+      </w:pPr>
+      <w:r>
+        <w:t>Current Strategy: Prompt-Based JSON + Regex Fallback</w:t>
+      </w:r>
+    </w:p>
+    <w:p>
+      <w:r>
+        <w:t>Following the response_format experiment, the system reverted to a proven two-layer approach for structured JSON output:</w:t>
+      </w:r>
+    </w:p>
+    <w:p>
+      <w:pPr>
+        <w:pStyle w:val="ListBullet"/>
+      </w:pPr>
+      <w:r>
+        <w:t>Layer 1 — Prompt Engineering: The v5 deterministic prompts (Section 4.6) explicitly instruct the model to output "JSON only, no Markdown fences, no explanatory text." The structured, computation-first prompt design inherently guides the model toward valid JSON.</w:t>
+      </w:r>
+    </w:p>
+    <w:p>
+      <w:pPr>
+        <w:pStyle w:val="ListBullet"/>
+      </w:pPr>
+      <w:r>
+        <w:t>Layer 2 — _extract_json_text() Regex Extraction: If the model wraps JSON in markdown fences or includes explanatory text, the regex-based extractor strips markdown, finds the first { or [ block, and extracts it. This provides robustness against non-JSON artifacts.</w:t>
+      </w:r>
+    </w:p>
+    <w:p>
+      <w:pPr>
+        <w:pStyle w:val="ListBullet"/>
+      </w:pPr>
+      <w:r>
+        <w:t>Layer 3 — Retry with Repair Hints: If json.loads() fails, the pipeline retry mechanism catches the exception and generates a targeted repair hint. With the v5 prompts, JSON parse errors are rare even without response_format.</w:t>
+      </w:r>
+    </w:p>
+    <w:p>
+      <w:r>
+        <w:rPr>
+          <w:i/>
+        </w:rPr>
+        <w:t>For deployments using OpenAI or Anthropic models via OpenRouter, response_format can be safely re-enabled (see Section 4.8 Tiered Agent LLM Configuration). The _chat() method retains the response_format parameter for this purpose.</w:t>
+      </w:r>
+    </w:p>
+    <w:p>
       <w:r>
         <w:br w:type="page"/>
       </w:r>
@@ -3032,6 +7795,436 @@
       </w:r>
     </w:p>
     <w:p>
+      <w:pPr>
+        <w:pStyle w:val="Heading2"/>
+      </w:pPr>
+      <w:r>
+        <w:t>4.6 Deterministic Prompt Engineering (arXiv 2603.07728) [NEW in v2.3]</w:t>
+      </w:r>
+    </w:p>
+    <w:p>
+      <w:r>
+        <w:t>The core three agents (Construction Planning, Node Agent, Element Agent) have been upgraded with deterministic prompt engineering based on the methodology described in arXiv:2603.07728. The new prompts replace the earlier heuristic prompting approach with a rigorous, computation-first design that guarantees structural correctness.</w:t>
+      </w:r>
+    </w:p>
+    <w:p>
+      <w:pPr>
+        <w:pStyle w:val="Heading3"/>
+      </w:pPr>
+      <w:r>
+        <w:t>Deterministic Node Numbering</w:t>
+      </w:r>
+    </w:p>
+    <w:p>
+      <w:r>
+        <w:t>Nodes are assigned IDs using cumulative column-major numbering. Each column line c has levels_per_column[c] nodes, where levels_per_column[c] = max(adjacent bay story counts) + 1. The node ID formula is deterministic:</w:t>
+      </w:r>
+    </w:p>
+    <w:p>
+      <w:pPr>
+        <w:spacing w:before="80" w:after="80"/>
+      </w:pPr>
+      <w:r>
+        <w:rPr>
+          <w:rFonts w:ascii="Consolas" w:hAnsi="Consolas"/>
+          <w:sz w:val="18"/>
+        </w:rPr>
+        <w:t>offset[c] = sum(levels_per_column[0 .. c-1])</w:t>
+        <w:br/>
+        <w:t>node_id = offset[c] + s + 1   (where s = story level index, 0 = base)</w:t>
+      </w:r>
+    </w:p>
+    <w:p>
+      <w:r>
+        <w:t>This eliminates the previous random/inconsistent node numbering that caused connectivity errors.</w:t>
+      </w:r>
+    </w:p>
+    <w:p>
+      <w:pPr>
+        <w:pStyle w:val="Heading3"/>
+      </w:pPr>
+      <w:r>
+        <w:t>Bay-by-Bay, Story-by-Story Construction</w:t>
+      </w:r>
+    </w:p>
+    <w:p>
+      <w:r>
+        <w:t>The Construction Plan acts as the central coordinator. It pre-computes column_lines_x, story_levels_y, levels_per_column, per_bay_story_counts, and expected_node_i/j for every construction step. The Node Agent and Element Agent use these pre-computed values directly, eliminating ambiguity between agents.</w:t>
+      </w:r>
+    </w:p>
+    <w:p>
+      <w:pPr>
+        <w:pStyle w:val="Heading3"/>
+      </w:pPr>
+      <w:r>
+        <w:t>Four-Gate Girder Validation</w:t>
+      </w:r>
+    </w:p>
+    <w:p>
+      <w:r>
+        <w:t>For non-uniform bay frames (where adjacent bays have different story counts), the system enforces four validation gates before creating any girder element:</w:t>
+      </w:r>
+    </w:p>
+    <w:p>
+      <w:pPr>
+        <w:pStyle w:val="ListBullet"/>
+      </w:pPr>
+      <w:r>
+        <w:t>Gate 1 (Bay capacity): Story_number &lt;= per_bay_story_counts[Bay_number - 1]</w:t>
+      </w:r>
+    </w:p>
+    <w:p>
+      <w:pPr>
+        <w:pStyle w:val="ListBullet"/>
+      </w:pPr>
+      <w:r>
+        <w:t>Gate 2 (Left anchor): levels_per_column[col_left - 1] &gt; Story_number</w:t>
+      </w:r>
+    </w:p>
+    <w:p>
+      <w:pPr>
+        <w:pStyle w:val="ListBullet"/>
+      </w:pPr>
+      <w:r>
+        <w:t>Gate 3 (Right anchor): levels_per_column[col_right - 1] &gt; Story_number</w:t>
+      </w:r>
+    </w:p>
+    <w:p>
+      <w:pPr>
+        <w:pStyle w:val="ListBullet"/>
+      </w:pPr>
+      <w:r>
+        <w:t>Gate 4 (Horizontal alignment): node_i.y == node_j.y == story_levels_y[Story_number]</w:t>
+      </w:r>
+    </w:p>
+    <w:p>
+      <w:r>
+        <w:t>If any gate fails, the girder is skipped. This prevents the common failure mode where girders were created between column lines at story levels that do not exist in that bay.</w:t>
+      </w:r>
+    </w:p>
+    <w:p>
+      <w:pPr>
+        <w:pStyle w:val="Heading2"/>
+      </w:pPr>
+      <w:r>
+        <w:t>4.7 Structured JSON Output &amp; API Reliability [NEW in v2.3]</w:t>
+      </w:r>
+    </w:p>
+    <w:p>
+      <w:r>
+        <w:t>Two reliability improvements address the most common failure modes observed in benchmark testing:</w:t>
+      </w:r>
+    </w:p>
+    <w:p>
+      <w:pPr>
+        <w:pStyle w:val="Heading3"/>
+      </w:pPr>
+      <w:r>
+        <w:t>Structured JSON Output</w:t>
+      </w:r>
+    </w:p>
+    <w:p>
+      <w:r>
+        <w:t>The LLMClient.run_structured() method now passes response_format={"type": "json_object"} to the API, constraining the model to emit only valid JSON tokens. This eliminates "JSON parse error" failures that previously caused ~15% of agent retries. Five agents (ProblemAnalysis, ConstructionPlanning, NodeAgent, ElementAgent, LoadAssignment) benefit from this guarantee.</w:t>
+      </w:r>
+    </w:p>
+    <w:p>
+      <w:pPr>
+        <w:pStyle w:val="Heading3"/>
+      </w:pPr>
+      <w:r>
+        <w:t>API Timeout Fix</w:t>
+      </w:r>
+    </w:p>
+    <w:p>
+      <w:r>
+        <w:t>The requests.post() timeout was changed from a single float (timeout=300, per-read only) to a tuple (timeout=(30, 600)), providing a 30-second connection timeout and a 600-second read timeout. This prevents indefinite hangs when the LLM API stops sending data mid-response.</w:t>
+      </w:r>
+    </w:p>
+    <w:p>
+      <w:pPr>
+        <w:pStyle w:val="Heading2"/>
+      </w:pPr>
+      <w:r>
+        <w:t>4.8 Tiered Agent LLM Configuration [Updated in v2.3]</w:t>
+      </w:r>
+    </w:p>
+    <w:p>
+      <w:r>
+        <w:t>A tiered agent LLM configuration system groups the 8 pipeline agents into 3 tiers, each sharing a unified API endpoint and model. This design reflects the natural workflow stages of the structural modeling pipeline and reduces configuration overhead.</w:t>
+      </w:r>
+    </w:p>
+    <w:p>
+      <w:pPr>
+        <w:pStyle w:val="Heading3"/>
+      </w:pPr>
+      <w:r>
+        <w:t>Tier Structure</w:t>
+      </w:r>
+    </w:p>
+    <w:tbl>
+      <w:tblPr>
+        <w:tblStyle w:val="LightGrid-Accent1"/>
+        <w:tblW w:type="auto" w:w="0"/>
+        <w:jc w:val="center"/>
+        <w:tblLook w:firstColumn="1" w:firstRow="1" w:lastColumn="0" w:lastRow="0" w:noHBand="0" w:noVBand="1" w:val="04A0"/>
+      </w:tblPr>
+      <w:tblGrid>
+        <w:gridCol w:w="2160"/>
+        <w:gridCol w:w="2160"/>
+        <w:gridCol w:w="2160"/>
+        <w:gridCol w:w="2160"/>
+      </w:tblGrid>
+      <w:tr>
+        <w:tc>
+          <w:tcPr>
+            <w:tcW w:type="dxa" w:w="2160"/>
+          </w:tcPr>
+          <w:p>
+            <w:r>
+              <w:rPr>
+                <w:b/>
+                <w:sz w:val="18"/>
+              </w:rPr>
+              <w:t>Tier</w:t>
+            </w:r>
+          </w:p>
+        </w:tc>
+        <w:tc>
+          <w:tcPr>
+            <w:tcW w:type="dxa" w:w="2160"/>
+          </w:tcPr>
+          <w:p>
+            <w:r>
+              <w:rPr>
+                <w:b/>
+                <w:sz w:val="18"/>
+              </w:rPr>
+              <w:t>Label</w:t>
+            </w:r>
+          </w:p>
+        </w:tc>
+        <w:tc>
+          <w:tcPr>
+            <w:tcW w:type="dxa" w:w="2160"/>
+          </w:tcPr>
+          <w:p>
+            <w:r>
+              <w:rPr>
+                <w:b/>
+                <w:sz w:val="18"/>
+              </w:rPr>
+              <w:t>Agents</w:t>
+            </w:r>
+          </w:p>
+        </w:tc>
+        <w:tc>
+          <w:tcPr>
+            <w:tcW w:type="dxa" w:w="2160"/>
+          </w:tcPr>
+          <w:p>
+            <w:r>
+              <w:rPr>
+                <w:b/>
+                <w:sz w:val="18"/>
+              </w:rPr>
+              <w:t>Typical Use</w:t>
+            </w:r>
+          </w:p>
+        </w:tc>
+      </w:tr>
+      <w:tr>
+        <w:tc>
+          <w:tcPr>
+            <w:tcW w:type="dxa" w:w="2160"/>
+          </w:tcPr>
+          <w:p>
+            <w:r>
+              <w:rPr>
+                <w:sz w:val="18"/>
+              </w:rPr>
+              <w:t>Tier 1</w:t>
+            </w:r>
+          </w:p>
+        </w:tc>
+        <w:tc>
+          <w:tcPr>
+            <w:tcW w:type="dxa" w:w="2160"/>
+          </w:tcPr>
+          <w:p>
+            <w:r>
+              <w:rPr>
+                <w:sz w:val="18"/>
+              </w:rPr>
+              <w:t>Core Modeling</w:t>
+            </w:r>
+          </w:p>
+        </w:tc>
+        <w:tc>
+          <w:tcPr>
+            <w:tcW w:type="dxa" w:w="2160"/>
+          </w:tcPr>
+          <w:p>
+            <w:r>
+              <w:rPr>
+                <w:sz w:val="18"/>
+              </w:rPr>
+              <w:t>problem_analysis, construction_planning, node_agent, element_agent</w:t>
+            </w:r>
+          </w:p>
+        </w:tc>
+        <w:tc>
+          <w:tcPr>
+            <w:tcW w:type="dxa" w:w="2160"/>
+          </w:tcPr>
+          <w:p>
+            <w:r>
+              <w:rPr>
+                <w:sz w:val="18"/>
+              </w:rPr>
+              <w:t>Reasoning-heavy tasks — best served by a powerful model (e.g. GPT-4o, Claude Sonnet)</w:t>
+            </w:r>
+          </w:p>
+        </w:tc>
+      </w:tr>
+      <w:tr>
+        <w:tc>
+          <w:tcPr>
+            <w:tcW w:type="dxa" w:w="2160"/>
+          </w:tcPr>
+          <w:p>
+            <w:r>
+              <w:rPr>
+                <w:sz w:val="18"/>
+              </w:rPr>
+              <w:t>Tier 2</w:t>
+            </w:r>
+          </w:p>
+        </w:tc>
+        <w:tc>
+          <w:tcPr>
+            <w:tcW w:type="dxa" w:w="2160"/>
+          </w:tcPr>
+          <w:p>
+            <w:r>
+              <w:rPr>
+                <w:sz w:val="18"/>
+              </w:rPr>
+              <w:t>Code Generation</w:t>
+            </w:r>
+          </w:p>
+        </w:tc>
+        <w:tc>
+          <w:tcPr>
+            <w:tcW w:type="dxa" w:w="2160"/>
+          </w:tcPr>
+          <w:p>
+            <w:r>
+              <w:rPr>
+                <w:sz w:val="18"/>
+              </w:rPr>
+              <w:t>load_assignment, geometry_code_translator, complete_code_generator</w:t>
+            </w:r>
+          </w:p>
+        </w:tc>
+        <w:tc>
+          <w:tcPr>
+            <w:tcW w:type="dxa" w:w="2160"/>
+          </w:tcPr>
+          <w:p>
+            <w:r>
+              <w:rPr>
+                <w:sz w:val="18"/>
+              </w:rPr>
+              <w:t>Translation/formatting tasks — a fast, cost-effective model is usually sufficient</w:t>
+            </w:r>
+          </w:p>
+        </w:tc>
+      </w:tr>
+      <w:tr>
+        <w:tc>
+          <w:tcPr>
+            <w:tcW w:type="dxa" w:w="2160"/>
+          </w:tcPr>
+          <w:p>
+            <w:r>
+              <w:rPr>
+                <w:sz w:val="18"/>
+              </w:rPr>
+              <w:t>Tier 3</w:t>
+            </w:r>
+          </w:p>
+        </w:tc>
+        <w:tc>
+          <w:tcPr>
+            <w:tcW w:type="dxa" w:w="2160"/>
+          </w:tcPr>
+          <w:p>
+            <w:r>
+              <w:rPr>
+                <w:sz w:val="18"/>
+              </w:rPr>
+              <w:t>Verification</w:t>
+            </w:r>
+          </w:p>
+        </w:tc>
+        <w:tc>
+          <w:tcPr>
+            <w:tcW w:type="dxa" w:w="2160"/>
+          </w:tcPr>
+          <w:p>
+            <w:r>
+              <w:rPr>
+                <w:sz w:val="18"/>
+              </w:rPr>
+              <w:t>python_check_agent</w:t>
+            </w:r>
+          </w:p>
+        </w:tc>
+        <w:tc>
+          <w:tcPr>
+            <w:tcW w:type="dxa" w:w="2160"/>
+          </w:tcPr>
+          <w:p>
+            <w:r>
+              <w:rPr>
+                <w:sz w:val="18"/>
+              </w:rPr>
+              <w:t>Code review/syntax checking — can use a specialized or lightweight model</w:t>
+            </w:r>
+          </w:p>
+        </w:tc>
+      </w:tr>
+    </w:tbl>
+    <w:p>
+      <w:r>
+        <w:t>The backend POST /api/agent-llm-config endpoint accepts a tiers payload (replacing the previous per-agent format) and saves overrides to agent_llm_config.json. On pipeline run, each tier's API key, base URL, and model name are applied to all agents within that tier. A collapsible "Agent LLM Settings" panel in the Run Pipeline UI presents 3 tier cards (instead of 7 individual agent rows), each showing the agents it covers and three input fields (Model Name, API Key, Base URL). Bulk actions (Apply to All Tiers, Save, Clear) are provided. API keys are stored server-side only. Legacy per-agent configs are auto-migrated to the tiered format on first load.</w:t>
+      </w:r>
+    </w:p>
+    <w:p>
+      <w:pPr>
+        <w:pStyle w:val="Heading3"/>
+      </w:pPr>
+      <w:r>
+        <w:t>Frontend Configuration Guide</w:t>
+      </w:r>
+    </w:p>
+    <w:p>
+      <w:r>
+        <w:t>In the Run Pipeline section, expand the "Agent LLM Settings" panel to see 3 tier cards:</w:t>
+        <w:br/>
+        <w:br/>
+        <w:t>• Tier 1 (Core Modeling): Set a powerful reasoning model for problem_analysis, construction_planning, node_agent, and element_agent. Example: use OpenRouter with "openai/gpt-4o" or "anthropic/claude-sonnet-4-6".</w:t>
+        <w:br/>
+        <w:t>• Tier 2 (Code Generation): Set a fast, cost-effective model for load_assignment, geometry_code_translator, and complete_code_generator. Example: use DeepSeek with "deepseek-v4-pro" or a smaller model.</w:t>
+        <w:br/>
+        <w:t>• Tier 3 (Verification): Set a code-review model for python_check_agent. Can share Tier 2's config or use a different endpoint.</w:t>
+        <w:br/>
+        <w:br/>
+        <w:t>Leave any field blank to fall back to the server environment defaults (DEEPSEEK_API_KEY / DEEPSEEK_MODEL / DEEPSEEK_BASE_URL). Click "Save Config" to persist changes to the server. The status line shows "N/3 tier(s) configured — overrides active" when tier overrides are in effect.</w:t>
+      </w:r>
+    </w:p>
+    <w:p>
       <w:r>
         <w:br w:type="page"/>
       </w:r>
@@ -6614,7 +11807,7 @@
     </w:p>
     <w:p>
       <w:r>
-        <w:t>Each agent has already begun exploring different prompt variants (v1, v2, v3). As more test cases are run, the Bandit algorithm will converge to the optimal prompt strategy for each agent.</w:t>
+        <w:t>Each agent has 5 registered prompt variants (v1-v5); v5 is the deterministic arXiv:2603.07728 methodology. As more test cases are run, the Bandit algorithm will converge to the optimal prompt strategy for each agent.</w:t>
       </w:r>
     </w:p>
     <w:p>
@@ -6716,6 +11909,50 @@
       </w:r>
     </w:p>
     <w:p>
+      <w:r>
+        <w:rPr>
+          <w:b/>
+        </w:rPr>
+        <w:t xml:space="preserve">Deterministic Prompt Engineering — arXiv 2603.07728 (NEW v2.3): </w:t>
+      </w:r>
+      <w:r>
+        <w:t>The core three agents (Construction Planning, Node Agent, Element Agent) now use deterministic, computation-first prompts based on the arXiv:2603.07728 methodology. Key innovations include cumulative column-major node numbering (node_id = offset[c] + s + 1), bay-by-bay story-by-story construction steps with pre-computed expected_node_i/j pairs, and four-gate girder validation for non-uniform bay frames. The Construction Plan acts as the central coordinator, eliminating inter-agent ambiguity.</w:t>
+      </w:r>
+    </w:p>
+    <w:p>
+      <w:r>
+        <w:rPr>
+          <w:b/>
+        </w:rPr>
+        <w:t xml:space="preserve">Structured JSON Output &amp; API Reliability (NEW v2.3): </w:t>
+      </w:r>
+      <w:r>
+        <w:t>response_format={"type": "json_object"} ensures valid JSON from all structured-output agents, eliminating the ~15% JSON parse error rate. API timeout changed from single-float timeout=300 (per-read only) to timeout=(30, 600) tuple, preventing multi-hour API hangs.</w:t>
+      </w:r>
+    </w:p>
+    <w:p>
+      <w:r>
+        <w:rPr>
+          <w:b/>
+        </w:rPr>
+        <w:t xml:space="preserve">Tiered Agent LLM Configuration (Updated v2.3): </w:t>
+      </w:r>
+      <w:r>
+        <w:t>8 pipeline agents are grouped into 3 tiers (Core Modeling, Code Generation, Verification), each sharing a unified API endpoint and model. This provides best-tool-for-each-job optimization with reduced configuration overhead. A collapsible 3-card panel replaces the previous 7-row per-agent table. Supports OpenRouter as a universal API gateway for accessing OpenAI GPT-4o, Anthropic Claude, and other providers through a single API key.</w:t>
+      </w:r>
+    </w:p>
+    <w:p>
+      <w:r>
+        <w:rPr>
+          <w:b/>
+        </w:rPr>
+        <w:t xml:space="preserve">API Reliability Engineering (NEW v2.3): </w:t>
+      </w:r>
+      <w:r>
+        <w:t>Identified and resolved three API-level failure modes: (1) DeepSeek response_format hang (suspected rejection-sampling loop causing indefinite blocking), (2) timeout configuration evolution (single float -&gt; tuple -&gt; single float with hard 300s deadline), and (3) TOCTOU race condition in artifact cleanup vs. state reading. The system now uses a three-layer JSON reliability strategy: v5 prompt engineering + _extract_json_text() regex fallback + retry with repair hints. Cross-API structured output reliability comparison documented for OpenAI, Anthropic, Google, OpenRouter, and DeepSeek.</w:t>
+      </w:r>
+    </w:p>
+    <w:p>
       <w:pPr>
         <w:pStyle w:val="Heading2"/>
       </w:pPr>
@@ -6736,7 +11973,15 @@
         <w:pStyle w:val="ListBullet"/>
       </w:pPr>
       <w:r>
-        <w:t>Geometry checkpoints are the primary failure point; the new v2.1 consistency checkpoint provides per-agent targeted retry to reduce unnecessary re-computation</w:t>
+        <w:t>Geometry checkpoints are the primary failure point; the v2.3 deterministic prompts (arXiv methodology) specifically target node numbering and element connectivity errors — the two largest geometry failure categories</w:t>
+      </w:r>
+    </w:p>
+    <w:p>
+      <w:pPr>
+        <w:pStyle w:val="ListBullet"/>
+      </w:pPr>
+      <w:r>
+        <w:t>Structured JSON output (v2.3) eliminates JSON parse errors, but model hallucination on complex numerical coordinates remains a challenge</w:t>
       </w:r>
     </w:p>
     <w:p>
@@ -6753,6 +11998,14 @@
       </w:pPr>
       <w:r>
         <w:t>Large-scale frames (7 bays, 6 stories) have limited test cases</w:t>
+      </w:r>
+    </w:p>
+    <w:p>
+      <w:pPr>
+        <w:pStyle w:val="ListBullet"/>
+      </w:pPr>
+      <w:r>
+        <w:t>DeepSeek API does not support native constrained decoding (response_format); prompt-based JSON instructions are required, limiting guaranteed-output scenarios</w:t>
       </w:r>
     </w:p>
     <w:p>
@@ -6779,15 +12032,13 @@
         <w:t xml:space="preserve">Short-Term (1-2 weeks): </w:t>
       </w:r>
       <w:r>
-        <w:t>Complete benchmark testing for the remaining 121 cases</w:t>
+        <w:t>Run comprehensive benchmark with v2.3 deterministic prompts to measure improvement</w:t>
         <w:br/>
-        <w:t>Retry all failed cases to improve overall success rate</w:t>
+        <w:t>Compare v2.3 success rate against v2.2 baseline (51% overall, 83% best batch)</w:t>
         <w:br/>
-        <w:t>Enable RL Bandit optimization for adaptive prompt selection</w:t>
+        <w:t>Retry all failed cases with structured JSON output and timeout fixes active</w:t>
         <w:br/>
-        <w:t>Run extract_presets.py to generate initial pre-baked presets from accumulated data</w:t>
-        <w:br/>
-        <w:t>Focus optimization on geometry checkpoint failures</w:t>
+        <w:t>Focus optimization on remaining geometry and code-generation failures</w:t>
       </w:r>
     </w:p>
     <w:p>

--- a/MultiAgent_Architecture_Report_EN.docx
+++ b/MultiAgent_Architecture_Report_EN.docx
@@ -254,6 +254,17 @@
         <w:rPr>
           <w:sz w:val="21"/>
         </w:rPr>
+        <w:t xml:space="preserve">   4.0 End-to-End RL Workflow</w:t>
+      </w:r>
+    </w:p>
+    <w:p>
+      <w:pPr>
+        <w:spacing w:after="40"/>
+      </w:pPr>
+      <w:r>
+        <w:rPr>
+          <w:sz w:val="21"/>
+        </w:rPr>
         <w:t xml:space="preserve">   4.1 Per-Agent Reward Decomposition</w:t>
       </w:r>
     </w:p>
@@ -309,7 +320,7 @@
         <w:rPr>
           <w:sz w:val="21"/>
         </w:rPr>
-        <w:t xml:space="preserve">   4.6 Deterministic Prompt Engineering (arXiv 2603.07728) (NEW v2.3)</w:t>
+        <w:t xml:space="preserve">   4.6 Deterministic Prompt Engineering v6 (arXiv 2603.07728) (NEW v2.3)</w:t>
       </w:r>
     </w:p>
     <w:p>
@@ -6610,6 +6621,464 @@
         <w:pStyle w:val="Heading2"/>
       </w:pPr>
       <w:r>
+        <w:t>4.0 End-to-End RL Workflow</w:t>
+      </w:r>
+    </w:p>
+    <w:p>
+      <w:r>
+        <w:t>The following describes the complete lifecycle of a single pipeline run through the RL system, from prompt submission to Q-value update:</w:t>
+      </w:r>
+    </w:p>
+    <w:tbl>
+      <w:tblPr>
+        <w:tblStyle w:val="LightGrid-Accent1"/>
+        <w:tblW w:type="auto" w:w="0"/>
+        <w:jc w:val="center"/>
+        <w:tblLook w:firstColumn="1" w:firstRow="1" w:lastColumn="0" w:lastRow="0" w:noHBand="0" w:noVBand="1" w:val="04A0"/>
+      </w:tblPr>
+      <w:tblGrid>
+        <w:gridCol w:w="2880"/>
+        <w:gridCol w:w="2880"/>
+        <w:gridCol w:w="2880"/>
+      </w:tblGrid>
+      <w:tr>
+        <w:tc>
+          <w:tcPr>
+            <w:tcW w:type="dxa" w:w="2880"/>
+          </w:tcPr>
+          <w:p>
+            <w:r>
+              <w:rPr>
+                <w:b/>
+                <w:sz w:val="18"/>
+              </w:rPr>
+              <w:t>Step</w:t>
+            </w:r>
+          </w:p>
+        </w:tc>
+        <w:tc>
+          <w:tcPr>
+            <w:tcW w:type="dxa" w:w="2880"/>
+          </w:tcPr>
+          <w:p>
+            <w:r>
+              <w:rPr>
+                <w:b/>
+                <w:sz w:val="18"/>
+              </w:rPr>
+              <w:t>Component</w:t>
+            </w:r>
+          </w:p>
+        </w:tc>
+        <w:tc>
+          <w:tcPr>
+            <w:tcW w:type="dxa" w:w="2880"/>
+          </w:tcPr>
+          <w:p>
+            <w:r>
+              <w:rPr>
+                <w:b/>
+                <w:sz w:val="18"/>
+              </w:rPr>
+              <w:t>Action</w:t>
+            </w:r>
+          </w:p>
+        </w:tc>
+      </w:tr>
+      <w:tr>
+        <w:tc>
+          <w:tcPr>
+            <w:tcW w:type="dxa" w:w="2880"/>
+          </w:tcPr>
+          <w:p>
+            <w:r>
+              <w:rPr>
+                <w:sz w:val="18"/>
+              </w:rPr>
+              <w:t>1. Variant Selection</w:t>
+            </w:r>
+          </w:p>
+        </w:tc>
+        <w:tc>
+          <w:tcPr>
+            <w:tcW w:type="dxa" w:w="2880"/>
+          </w:tcPr>
+          <w:p>
+            <w:r>
+              <w:rPr>
+                <w:sz w:val="18"/>
+              </w:rPr>
+              <w:t>MultiAgentOptimizer</w:t>
+            </w:r>
+          </w:p>
+        </w:tc>
+        <w:tc>
+          <w:tcPr>
+            <w:tcW w:type="dxa" w:w="2880"/>
+          </w:tcPr>
+          <w:p>
+            <w:r>
+              <w:rPr>
+                <w:sz w:val="18"/>
+              </w:rPr>
+              <w:t>Before each pipeline run, the bandit selects a prompt variant for each agent using ε-greedy: 90% exploit (highest Q-value variant), 10% explore (random). Variant IDs are logged in _variant_tracker.</w:t>
+            </w:r>
+          </w:p>
+        </w:tc>
+      </w:tr>
+      <w:tr>
+        <w:tc>
+          <w:tcPr>
+            <w:tcW w:type="dxa" w:w="2880"/>
+          </w:tcPr>
+          <w:p>
+            <w:r>
+              <w:rPr>
+                <w:sz w:val="18"/>
+              </w:rPr>
+              <w:t>2. Pipeline Execution</w:t>
+            </w:r>
+          </w:p>
+        </w:tc>
+        <w:tc>
+          <w:tcPr>
+            <w:tcW w:type="dxa" w:w="2880"/>
+          </w:tcPr>
+          <w:p>
+            <w:r>
+              <w:rPr>
+                <w:sz w:val="18"/>
+              </w:rPr>
+              <w:t>StructuralModelingPipeline</w:t>
+            </w:r>
+          </w:p>
+        </w:tc>
+        <w:tc>
+          <w:tcPr>
+            <w:tcW w:type="dxa" w:w="2880"/>
+          </w:tcPr>
+          <w:p>
+            <w:r>
+              <w:rPr>
+                <w:sz w:val="18"/>
+              </w:rPr>
+              <w:t>The pipeline runs with the selected variants. Each agent uses its chosen prompt template. Checkpoint validators collect structured error lists at each stage.</w:t>
+            </w:r>
+          </w:p>
+        </w:tc>
+      </w:tr>
+      <w:tr>
+        <w:tc>
+          <w:tcPr>
+            <w:tcW w:type="dxa" w:w="2880"/>
+          </w:tcPr>
+          <w:p>
+            <w:r>
+              <w:rPr>
+                <w:sz w:val="18"/>
+              </w:rPr>
+              <w:t>3. Reward Computation</w:t>
+            </w:r>
+          </w:p>
+        </w:tc>
+        <w:tc>
+          <w:tcPr>
+            <w:tcW w:type="dxa" w:w="2880"/>
+          </w:tcPr>
+          <w:p>
+            <w:r>
+              <w:rPr>
+                <w:sz w:val="18"/>
+              </w:rPr>
+              <w:t>AgentRewardDecomposer</w:t>
+            </w:r>
+          </w:p>
+        </w:tc>
+        <w:tc>
+          <w:tcPr>
+            <w:tcW w:type="dxa" w:w="2880"/>
+          </w:tcPr>
+          <w:p>
+            <w:r>
+              <w:rPr>
+                <w:sz w:val="18"/>
+              </w:rPr>
+              <w:t>After the pipeline completes (or fails), rewards are computed per agent from: (a) checkpoint errors, (b) execution state, (c) human feedback. Each agent gets a total score in [0, 1].</w:t>
+            </w:r>
+          </w:p>
+        </w:tc>
+      </w:tr>
+      <w:tr>
+        <w:tc>
+          <w:tcPr>
+            <w:tcW w:type="dxa" w:w="2880"/>
+          </w:tcPr>
+          <w:p>
+            <w:r>
+              <w:rPr>
+                <w:sz w:val="18"/>
+              </w:rPr>
+              <w:t>4. Experience Recording</w:t>
+            </w:r>
+          </w:p>
+        </w:tc>
+        <w:tc>
+          <w:tcPr>
+            <w:tcW w:type="dxa" w:w="2880"/>
+          </w:tcPr>
+          <w:p>
+            <w:r>
+              <w:rPr>
+                <w:sz w:val="18"/>
+              </w:rPr>
+              <w:t>ExperienceBuffer</w:t>
+            </w:r>
+          </w:p>
+        </w:tc>
+        <w:tc>
+          <w:tcPr>
+            <w:tcW w:type="dxa" w:w="2880"/>
+          </w:tcPr>
+          <w:p>
+            <w:r>
+              <w:rPr>
+                <w:sz w:val="18"/>
+              </w:rPr>
+              <w:t>Each agent's (variant, input_signature, reward, llm_input, llm_output) tuple is inserted into the SQLite agent_experiences table. Ring buffer capped at 200 records per agent.</w:t>
+            </w:r>
+          </w:p>
+        </w:tc>
+      </w:tr>
+      <w:tr>
+        <w:tc>
+          <w:tcPr>
+            <w:tcW w:type="dxa" w:w="2880"/>
+          </w:tcPr>
+          <w:p>
+            <w:r>
+              <w:rPr>
+                <w:sz w:val="18"/>
+              </w:rPr>
+              <w:t>5. Q-Value Update</w:t>
+            </w:r>
+          </w:p>
+        </w:tc>
+        <w:tc>
+          <w:tcPr>
+            <w:tcW w:type="dxa" w:w="2880"/>
+          </w:tcPr>
+          <w:p>
+            <w:r>
+              <w:rPr>
+                <w:sz w:val="18"/>
+              </w:rPr>
+              <w:t>PerAgentBanditOptimizer</w:t>
+            </w:r>
+          </w:p>
+        </w:tc>
+        <w:tc>
+          <w:tcPr>
+            <w:tcW w:type="dxa" w:w="2880"/>
+          </w:tcPr>
+          <w:p>
+            <w:r>
+              <w:rPr>
+                <w:sz w:val="18"/>
+              </w:rPr>
+              <w:t>The bandit updates the selected variant's Q-value: Q_new = (1-α) × Q_old + α × reward. α=0.1 by default. The updated Q-value influences future variant selection.</w:t>
+            </w:r>
+          </w:p>
+        </w:tc>
+      </w:tr>
+      <w:tr>
+        <w:tc>
+          <w:tcPr>
+            <w:tcW w:type="dxa" w:w="2880"/>
+          </w:tcPr>
+          <w:p>
+            <w:r>
+              <w:rPr>
+                <w:sz w:val="18"/>
+              </w:rPr>
+              <w:t>6. Repair Hint Generation</w:t>
+            </w:r>
+          </w:p>
+        </w:tc>
+        <w:tc>
+          <w:tcPr>
+            <w:tcW w:type="dxa" w:w="2880"/>
+          </w:tcPr>
+          <w:p>
+            <w:r>
+              <w:rPr>
+                <w:sz w:val="18"/>
+              </w:rPr>
+              <w:t>build_repair_hint()</w:t>
+            </w:r>
+          </w:p>
+        </w:tc>
+        <w:tc>
+          <w:tcPr>
+            <w:tcW w:type="dxa" w:w="2880"/>
+          </w:tcPr>
+          <w:p>
+            <w:r>
+              <w:rPr>
+                <w:sz w:val="18"/>
+              </w:rPr>
+              <w:t>If the checkpoint failed, a structured repair hint is generated from the error list and injected into the next retry's prompt. Targeted hints are routed to the specific failing agent.</w:t>
+            </w:r>
+          </w:p>
+        </w:tc>
+      </w:tr>
+      <w:tr>
+        <w:tc>
+          <w:tcPr>
+            <w:tcW w:type="dxa" w:w="2880"/>
+          </w:tcPr>
+          <w:p>
+            <w:r>
+              <w:rPr>
+                <w:sz w:val="18"/>
+              </w:rPr>
+              <w:t>7. Retry (if needed)</w:t>
+            </w:r>
+          </w:p>
+        </w:tc>
+        <w:tc>
+          <w:tcPr>
+            <w:tcW w:type="dxa" w:w="2880"/>
+          </w:tcPr>
+          <w:p>
+            <w:r>
+              <w:rPr>
+                <w:sz w:val="18"/>
+              </w:rPr>
+              <w:t>Pipeline retry loop</w:t>
+            </w:r>
+          </w:p>
+        </w:tc>
+        <w:tc>
+          <w:tcPr>
+            <w:tcW w:type="dxa" w:w="2880"/>
+          </w:tcPr>
+          <w:p>
+            <w:r>
+              <w:rPr>
+                <w:sz w:val="18"/>
+              </w:rPr>
+              <w:t>Up to max_retries attempts per stage. Each retry gets the repair hint appended to the prompt. The bandit selects a (potentially different) variant for each retry.</w:t>
+            </w:r>
+          </w:p>
+        </w:tc>
+      </w:tr>
+      <w:tr>
+        <w:tc>
+          <w:tcPr>
+            <w:tcW w:type="dxa" w:w="2880"/>
+          </w:tcPr>
+          <w:p>
+            <w:r>
+              <w:rPr>
+                <w:sz w:val="18"/>
+              </w:rPr>
+              <w:t>8. Pre-Bake Export</w:t>
+            </w:r>
+          </w:p>
+        </w:tc>
+        <w:tc>
+          <w:tcPr>
+            <w:tcW w:type="dxa" w:w="2880"/>
+          </w:tcPr>
+          <w:p>
+            <w:r>
+              <w:rPr>
+                <w:sz w:val="18"/>
+              </w:rPr>
+              <w:t>scripts/extract_presets.py</w:t>
+            </w:r>
+          </w:p>
+        </w:tc>
+        <w:tc>
+          <w:tcPr>
+            <w:tcW w:type="dxa" w:w="2880"/>
+          </w:tcPr>
+          <w:p>
+            <w:r>
+              <w:rPr>
+                <w:sz w:val="18"/>
+              </w:rPr>
+              <w:t>Periodically, the operator runs extract_presets.py to distill accumulated Q-values and few-shot examples into presets/q_values.json for deployment warm-start.</w:t>
+            </w:r>
+          </w:p>
+        </w:tc>
+      </w:tr>
+    </w:tbl>
+    <w:p>
+      <w:r>
+        <w:rPr>
+          <w:b/>
+        </w:rPr>
+        <w:t>Key data flows in the RL system:</w:t>
+      </w:r>
+    </w:p>
+    <w:p>
+      <w:pPr>
+        <w:spacing w:before="80" w:after="80"/>
+      </w:pPr>
+      <w:r>
+        <w:rPr>
+          <w:rFonts w:ascii="Consolas" w:hAnsi="Consolas"/>
+          <w:sz w:val="18"/>
+        </w:rPr>
+        <w:t>User Input</w:t>
+        <w:br/>
+        <w:t xml:space="preserve">    ↓</w:t>
+        <w:br/>
+        <w:t>Bandit selects variant (ε-greedy over Q-values)</w:t>
+        <w:br/>
+        <w:t xml:space="preserve">    ↓</w:t>
+        <w:br/>
+        <w:t>Agent executes with selected variant prompt</w:t>
+        <w:br/>
+        <w:t xml:space="preserve">    ↓</w:t>
+        <w:br/>
+        <w:t>Checkpoint Validator → error list</w:t>
+        <w:br/>
+        <w:t xml:space="preserve">    ↓                        ↓</w:t>
+        <w:br/>
+        <w:t>Reward Decomposer        Repair Hint Builder</w:t>
+        <w:br/>
+        <w:t xml:space="preserve">    ↓                        ↓</w:t>
+        <w:br/>
+        <w:t>per-agent reward         targeted repair prompt</w:t>
+        <w:br/>
+        <w:t xml:space="preserve">    ↓                        ↓</w:t>
+        <w:br/>
+        <w:t>Experience Buffer        Retry (if needed)</w:t>
+        <w:br/>
+        <w:t xml:space="preserve">    ↓</w:t>
+        <w:br/>
+        <w:t>Q-Value Update (Q_new = (1-α)×Q_old + α×reward)</w:t>
+        <w:br/>
+        <w:t xml:space="preserve">    ↓</w:t>
+        <w:br/>
+        <w:t>Next run uses updated Q-values</w:t>
+      </w:r>
+    </w:p>
+    <w:p>
+      <w:r>
+        <w:rPr>
+          <w:i/>
+        </w:rPr>
+        <w:t>The RL system operates entirely at the prompt and orchestration level — it does not modify the LLM weights. Improvements come from learning which prompt templates work best for which types of structural frames (captured in input_signature), and from generating better repair hints from accumulated error patterns.</w:t>
+      </w:r>
+    </w:p>
+    <w:p>
+      <w:pPr>
+        <w:pStyle w:val="Heading2"/>
+      </w:pPr>
+      <w:r>
         <w:t>4.1 Per-Agent Reward Decomposition</w:t>
       </w:r>
     </w:p>
@@ -7799,12 +8268,12 @@
         <w:pStyle w:val="Heading2"/>
       </w:pPr>
       <w:r>
-        <w:t>4.6 Deterministic Prompt Engineering (arXiv 2603.07728) [NEW in v2.3]</w:t>
+        <w:t>4.6 Deterministic Prompt Engineering v6 (arXiv 2603.07728) [NEW in v2.3]</w:t>
       </w:r>
     </w:p>
     <w:p>
       <w:r>
-        <w:t>The core three agents (Construction Planning, Node Agent, Element Agent) have been upgraded with deterministic prompt engineering based on the methodology described in arXiv:2603.07728. The new prompts replace the earlier heuristic prompting approach with a rigorous, computation-first design that guarantees structural correctness.</w:t>
+        <w:t>All four modeling agents have been rewritten with v6 deterministic prompts based on the bay-by-bay, story-by-story methodology described in arXiv:2603.07728. The key insight is that element generation should be driven by a closed-form formula — not by reading pre-computed IDs from the construction plan — which guarantees uniqueness and eliminates diagonal elements.</w:t>
       </w:r>
     </w:p>
     <w:p>
@@ -7812,12 +8281,273 @@
         <w:pStyle w:val="Heading3"/>
       </w:pPr>
       <w:r>
-        <w:t>Deterministic Node Numbering</w:t>
+        <w:t>Root Cause of Previous Failures</w:t>
       </w:r>
     </w:p>
     <w:p>
       <w:r>
-        <w:t>Nodes are assigned IDs using cumulative column-major numbering. Each column line c has levels_per_column[c] nodes, where levels_per_column[c] = max(adjacent bay story counts) + 1. The node ID formula is deterministic:</w:t>
+        <w:t>Three bugs caused incorrect models in v5 and earlier:</w:t>
+      </w:r>
+    </w:p>
+    <w:p>
+      <w:pPr>
+        <w:pStyle w:val="ListBullet"/>
+      </w:pPr>
+      <w:r>
+        <w:t>Problem Analysis prompt had no per_bay_story_counts requirement — downstream agents had no per-bay story information.</w:t>
+      </w:r>
+    </w:p>
+    <w:p>
+      <w:pPr>
+        <w:pStyle w:val="ListBullet"/>
+      </w:pPr>
+      <w:r>
+        <w:t>Construction Plan generated duplicate column elements: a shared column line between Bay 1 and Bay 2 appeared in steps for both bays.</w:t>
+      </w:r>
+    </w:p>
+    <w:p>
+      <w:pPr>
+        <w:pStyle w:val="ListBullet"/>
+      </w:pPr>
+      <w:r>
+        <w:t>Element Agent read expected_node_i/j from the construction plan, so any upstream error propagated directly into wrong or diagonal elements.</w:t>
+      </w:r>
+    </w:p>
+    <w:p>
+      <w:pPr>
+        <w:pStyle w:val="Heading3"/>
+      </w:pPr>
+      <w:r>
+        <w:t>V6 Architecture: Three-Layer Geometry Pipeline</w:t>
+      </w:r>
+    </w:p>
+    <w:tbl>
+      <w:tblPr>
+        <w:tblStyle w:val="LightGrid-Accent1"/>
+        <w:tblW w:type="auto" w:w="0"/>
+        <w:jc w:val="center"/>
+        <w:tblLook w:firstColumn="1" w:firstRow="1" w:lastColumn="0" w:lastRow="0" w:noHBand="0" w:noVBand="1" w:val="04A0"/>
+      </w:tblPr>
+      <w:tblGrid>
+        <w:gridCol w:w="2880"/>
+        <w:gridCol w:w="2880"/>
+        <w:gridCol w:w="2880"/>
+      </w:tblGrid>
+      <w:tr>
+        <w:tc>
+          <w:tcPr>
+            <w:tcW w:type="dxa" w:w="2880"/>
+          </w:tcPr>
+          <w:p>
+            <w:r>
+              <w:rPr>
+                <w:b/>
+                <w:sz w:val="18"/>
+              </w:rPr>
+              <w:t>Layer</w:t>
+            </w:r>
+          </w:p>
+        </w:tc>
+        <w:tc>
+          <w:tcPr>
+            <w:tcW w:type="dxa" w:w="2880"/>
+          </w:tcPr>
+          <w:p>
+            <w:r>
+              <w:rPr>
+                <w:b/>
+                <w:sz w:val="18"/>
+              </w:rPr>
+              <w:t>Agent</w:t>
+            </w:r>
+          </w:p>
+        </w:tc>
+        <w:tc>
+          <w:tcPr>
+            <w:tcW w:type="dxa" w:w="2880"/>
+          </w:tcPr>
+          <w:p>
+            <w:r>
+              <w:rPr>
+                <w:b/>
+                <w:sz w:val="18"/>
+              </w:rPr>
+              <w:t>Responsibility</w:t>
+            </w:r>
+          </w:p>
+        </w:tc>
+      </w:tr>
+      <w:tr>
+        <w:tc>
+          <w:tcPr>
+            <w:tcW w:type="dxa" w:w="2880"/>
+          </w:tcPr>
+          <w:p>
+            <w:r>
+              <w:rPr>
+                <w:sz w:val="18"/>
+              </w:rPr>
+              <w:t>Layer 1: Geometry</w:t>
+            </w:r>
+          </w:p>
+        </w:tc>
+        <w:tc>
+          <w:tcPr>
+            <w:tcW w:type="dxa" w:w="2880"/>
+          </w:tcPr>
+          <w:p>
+            <w:r>
+              <w:rPr>
+                <w:sz w:val="18"/>
+              </w:rPr>
+              <w:t>ProblemAnalysisAgent</w:t>
+            </w:r>
+          </w:p>
+        </w:tc>
+        <w:tc>
+          <w:tcPr>
+            <w:tcW w:type="dxa" w:w="2880"/>
+          </w:tcPr>
+          <w:p>
+            <w:r>
+              <w:rPr>
+                <w:sz w:val="18"/>
+              </w:rPr>
+              <w:t>Extract per_bay_story_counts (one integer per bay), bay_widths, story_heights. Length of per_bay_story_counts must equal bay_count.</w:t>
+            </w:r>
+          </w:p>
+        </w:tc>
+      </w:tr>
+      <w:tr>
+        <w:tc>
+          <w:tcPr>
+            <w:tcW w:type="dxa" w:w="2880"/>
+          </w:tcPr>
+          <w:p>
+            <w:r>
+              <w:rPr>
+                <w:sz w:val="18"/>
+              </w:rPr>
+              <w:t>Layer 2: Coordinates</w:t>
+            </w:r>
+          </w:p>
+        </w:tc>
+        <w:tc>
+          <w:tcPr>
+            <w:tcW w:type="dxa" w:w="2880"/>
+          </w:tcPr>
+          <w:p>
+            <w:r>
+              <w:rPr>
+                <w:sz w:val="18"/>
+              </w:rPr>
+              <w:t>ConstructionPlanningAgent</w:t>
+            </w:r>
+          </w:p>
+        </w:tc>
+        <w:tc>
+          <w:tcPr>
+            <w:tcW w:type="dxa" w:w="2880"/>
+          </w:tcPr>
+          <w:p>
+            <w:r>
+              <w:rPr>
+                <w:sz w:val="18"/>
+              </w:rPr>
+              <w:t>Pre-compute column_lines_x, story_levels_y, levels_per_column, offsets. Output pure construction sequence (no expected_node_i/j).</w:t>
+            </w:r>
+          </w:p>
+        </w:tc>
+      </w:tr>
+      <w:tr>
+        <w:tc>
+          <w:tcPr>
+            <w:tcW w:type="dxa" w:w="2880"/>
+          </w:tcPr>
+          <w:p>
+            <w:r>
+              <w:rPr>
+                <w:sz w:val="18"/>
+              </w:rPr>
+              <w:t>Layer 3a: Nodes</w:t>
+            </w:r>
+          </w:p>
+        </w:tc>
+        <w:tc>
+          <w:tcPr>
+            <w:tcW w:type="dxa" w:w="2880"/>
+          </w:tcPr>
+          <w:p>
+            <w:r>
+              <w:rPr>
+                <w:sz w:val="18"/>
+              </w:rPr>
+              <w:t>NodeAgent</w:t>
+            </w:r>
+          </w:p>
+        </w:tc>
+        <w:tc>
+          <w:tcPr>
+            <w:tcW w:type="dxa" w:w="2880"/>
+          </w:tcPr>
+          <w:p>
+            <w:r>
+              <w:rPr>
+                <w:sz w:val="18"/>
+              </w:rPr>
+              <w:t>Generate nodes column-by-column using node_id(c, s) = offset[c] + s + 1. All base nodes (s=0) are fixed supports.</w:t>
+            </w:r>
+          </w:p>
+        </w:tc>
+      </w:tr>
+      <w:tr>
+        <w:tc>
+          <w:tcPr>
+            <w:tcW w:type="dxa" w:w="2880"/>
+          </w:tcPr>
+          <w:p>
+            <w:r>
+              <w:rPr>
+                <w:sz w:val="18"/>
+              </w:rPr>
+              <w:t>Layer 3b: Elements</w:t>
+            </w:r>
+          </w:p>
+        </w:tc>
+        <w:tc>
+          <w:tcPr>
+            <w:tcW w:type="dxa" w:w="2880"/>
+          </w:tcPr>
+          <w:p>
+            <w:r>
+              <w:rPr>
+                <w:sz w:val="18"/>
+              </w:rPr>
+              <w:t>ElementAgent</w:t>
+            </w:r>
+          </w:p>
+        </w:tc>
+        <w:tc>
+          <w:tcPr>
+            <w:tcW w:type="dxa" w:w="2880"/>
+          </w:tcPr>
+          <w:p>
+            <w:r>
+              <w:rPr>
+                <w:sz w:val="18"/>
+              </w:rPr>
+              <w:t>Generate elements using independent formula — not construction plan IDs.</w:t>
+            </w:r>
+          </w:p>
+        </w:tc>
+      </w:tr>
+    </w:tbl>
+    <w:p>
+      <w:pPr>
+        <w:pStyle w:val="Heading3"/>
+      </w:pPr>
+      <w:r>
+        <w:t>Deterministic Node Numbering</w:t>
       </w:r>
     </w:p>
     <w:p>
@@ -7829,14 +8559,14 @@
           <w:rFonts w:ascii="Consolas" w:hAnsi="Consolas"/>
           <w:sz w:val="18"/>
         </w:rPr>
-        <w:t>offset[c] = sum(levels_per_column[0 .. c-1])</w:t>
+        <w:t>offset[c] = sum(levels_per_column[0 .. c-1])   (offset[0] = 0)</w:t>
         <w:br/>
-        <w:t>node_id = offset[c] + s + 1   (where s = story level index, 0 = base)</w:t>
-      </w:r>
-    </w:p>
-    <w:p>
-      <w:r>
-        <w:t>This eliminates the previous random/inconsistent node numbering that caused connectivity errors.</w:t>
+        <w:t>node_id(c, s) = offset[c] + s + 1</w:t>
+        <w:br/>
+        <w:br/>
+        <w:t>where c = column line index (0 to bay_count)</w:t>
+        <w:br/>
+        <w:t xml:space="preserve">      s = level index (0 = base at y=0, 1 = story 1 top, ...)</w:t>
       </w:r>
     </w:p>
     <w:p>
@@ -7844,12 +8574,80 @@
         <w:pStyle w:val="Heading3"/>
       </w:pPr>
       <w:r>
-        <w:t>Bay-by-Bay, Story-by-Story Construction</w:t>
+        <w:t>V6 Element Generation Formula</w:t>
       </w:r>
     </w:p>
     <w:p>
       <w:r>
-        <w:t>The Construction Plan acts as the central coordinator. It pre-computes column_lines_x, story_levels_y, levels_per_column, per_bay_story_counts, and expected_node_i/j for every construction step. The Node Agent and Element Agent use these pre-computed values directly, eliminating ambiguity between agents.</w:t>
+        <w:t>Elements are generated independently of the construction plan. Two passes:</w:t>
+      </w:r>
+    </w:p>
+    <w:p>
+      <w:r>
+        <w:rPr>
+          <w:b/>
+        </w:rPr>
+        <w:t>Pass 1 — All Columns:</w:t>
+      </w:r>
+    </w:p>
+    <w:p>
+      <w:pPr>
+        <w:spacing w:before="80" w:after="80"/>
+      </w:pPr>
+      <w:r>
+        <w:rPr>
+          <w:rFonts w:ascii="Consolas" w:hAnsi="Consolas"/>
+          <w:sz w:val="18"/>
+        </w:rPr>
+        <w:t>for c in range(bay_count + 1):</w:t>
+        <w:br/>
+        <w:t xml:space="preserve">    for s in range(1, levels_per_column[c]):</w:t>
+        <w:br/>
+        <w:t xml:space="preserve">        column(node_id(c, s-1), node_id(c, s))   # vertical: same x, y increases</w:t>
+        <w:br/>
+        <w:br/>
+        <w:t>Total columns = sum(levels_per_column[c] - 1) for all c</w:t>
+        <w:br/>
+        <w:t>Each column is unique — no shared column line appears twice.</w:t>
+      </w:r>
+    </w:p>
+    <w:p>
+      <w:r>
+        <w:rPr>
+          <w:b/>
+        </w:rPr>
+        <w:t>Pass 2 — All Girders:</w:t>
+      </w:r>
+    </w:p>
+    <w:p>
+      <w:pPr>
+        <w:spacing w:before="80" w:after="80"/>
+      </w:pPr>
+      <w:r>
+        <w:rPr>
+          <w:rFonts w:ascii="Consolas" w:hAnsi="Consolas"/>
+          <w:sz w:val="18"/>
+        </w:rPr>
+        <w:t>for b in range(1, bay_count + 1):</w:t>
+        <w:br/>
+        <w:t xml:space="preserve">    left_col = b - 1</w:t>
+        <w:br/>
+        <w:t xml:space="preserve">    right_col = b</w:t>
+        <w:br/>
+        <w:t xml:space="preserve">    for s in range(1, per_bay_story_counts[b-1] + 1):</w:t>
+        <w:br/>
+        <w:t xml:space="preserve">        # Gate checks (all must pass):</w:t>
+        <w:br/>
+        <w:t xml:space="preserve">        #   levels_per_column[left_col] &gt; s</w:t>
+        <w:br/>
+        <w:t xml:space="preserve">        #   levels_per_column[right_col] &gt; s</w:t>
+        <w:br/>
+        <w:t xml:space="preserve">        girder(node_id(left_col, s), node_id(right_col, s))  # horizontal: same y</w:t>
+        <w:br/>
+        <w:br/>
+        <w:t>Total girders = sum(per_bay_story_counts)</w:t>
+        <w:br/>
+        <w:t>Every girder is strictly horizontal: node_i.y == node_j.y</w:t>
       </w:r>
     </w:p>
     <w:p>
@@ -7857,12 +8655,7 @@
         <w:pStyle w:val="Heading3"/>
       </w:pPr>
       <w:r>
-        <w:t>Four-Gate Girder Validation</w:t>
-      </w:r>
-    </w:p>
-    <w:p>
-      <w:r>
-        <w:t>For non-uniform bay frames (where adjacent bays have different story counts), the system enforces four validation gates before creating any girder element:</w:t>
+        <w:t>Invariants Guaranteed by V6</w:t>
       </w:r>
     </w:p>
     <w:p>
@@ -7870,7 +8663,7 @@
         <w:pStyle w:val="ListBullet"/>
       </w:pPr>
       <w:r>
-        <w:t>Gate 1 (Bay capacity): Story_number &lt;= per_bay_story_counts[Bay_number - 1]</w:t>
+        <w:t>ZERO diagonal elements: every column has same x (Δx=0), every girder has same y (Δy=0)</w:t>
       </w:r>
     </w:p>
     <w:p>
@@ -7878,7 +8671,7 @@
         <w:pStyle w:val="ListBullet"/>
       </w:pPr>
       <w:r>
-        <w:t>Gate 2 (Left anchor): levels_per_column[col_left - 1] &gt; Story_number</w:t>
+        <w:t>ZERO duplicate elements: columns iterate over each column line once; girders iterate each bay-story pair once</w:t>
       </w:r>
     </w:p>
     <w:p>
@@ -7886,7 +8679,7 @@
         <w:pStyle w:val="ListBullet"/>
       </w:pPr>
       <w:r>
-        <w:t>Gate 3 (Right anchor): levels_per_column[col_right - 1] &gt; Story_number</w:t>
+        <w:t>Correct stepped frames: per_bay_story_counts[b-1] limits girder generation per bay, so shorter bays have no girders above their roof level</w:t>
       </w:r>
     </w:p>
     <w:p>
@@ -7894,12 +8687,7 @@
         <w:pStyle w:val="ListBullet"/>
       </w:pPr>
       <w:r>
-        <w:t>Gate 4 (Horizontal alignment): node_i.y == node_j.y == story_levels_y[Story_number]</w:t>
-      </w:r>
-    </w:p>
-    <w:p>
-      <w:r>
-        <w:t>If any gate fails, the girder is skipped. This prevents the common failure mode where girders were created between column lines at story levels that do not exist in that bay.</w:t>
+        <w:t>Consistent node IDs: NodeAgent and ElementAgent both use the same offset[c]+s+1 formula</w:t>
       </w:r>
     </w:p>
     <w:p>
@@ -7920,12 +8708,36 @@
         <w:pStyle w:val="Heading3"/>
       </w:pPr>
       <w:r>
-        <w:t>Structured JSON Output</w:t>
+        <w:t>Structured JSON Output (Three-Layer Strategy)</w:t>
       </w:r>
     </w:p>
     <w:p>
       <w:r>
-        <w:t>The LLMClient.run_structured() method now passes response_format={"type": "json_object"} to the API, constraining the model to emit only valid JSON tokens. This eliminates "JSON parse error" failures that previously caused ~15% of agent retries. Five agents (ProblemAnalysis, ConstructionPlanning, NodeAgent, ElementAgent, LoadAssignment) benefit from this guarantee.</w:t>
+        <w:t>DeepSeek's response_format={"type":"json_object"} causes indefinite API hangs (confirmed: 76-min hang + 5×300s timeout runs). Root cause: DeepSeek uses rejection-sampling, not native constrained decoding — if the model cannot produce valid JSON, the internal retry loop never terminates. The parameter was removed. Instead, the system uses a three-layer fallback:</w:t>
+      </w:r>
+    </w:p>
+    <w:p>
+      <w:pPr>
+        <w:pStyle w:val="ListBullet"/>
+      </w:pPr>
+      <w:r>
+        <w:t>Layer 1 — V6 Prompt Engineering: explicit JSON schema in every prompt, with worked examples showing correct structure.</w:t>
+      </w:r>
+    </w:p>
+    <w:p>
+      <w:pPr>
+        <w:pStyle w:val="ListBullet"/>
+      </w:pPr>
+      <w:r>
+        <w:t>Layer 2 — Regex Extraction: _extract_json_text() strips markdown fences and extracts JSON from free-form responses.</w:t>
+      </w:r>
+    </w:p>
+    <w:p>
+      <w:pPr>
+        <w:pStyle w:val="ListBullet"/>
+      </w:pPr>
+      <w:r>
+        <w:t>Layer 3 — Retry with Repair Hints: if JSON parsing fails, a repair hint is injected and the agent is retried.</w:t>
       </w:r>
     </w:p>
     <w:p>
@@ -7933,12 +8745,12 @@
         <w:pStyle w:val="Heading3"/>
       </w:pPr>
       <w:r>
-        <w:t>API Timeout Fix</w:t>
+        <w:t>API Timeout (Hard Deadline)</w:t>
       </w:r>
     </w:p>
     <w:p>
       <w:r>
-        <w:t>The requests.post() timeout was changed from a single float (timeout=300, per-read only) to a tuple (timeout=(30, 600)), providing a 30-second connection timeout and a 600-second read timeout. This prevents indefinite hangs when the LLM API stops sending data mid-response.</w:t>
+        <w:t>timeout=300 (single float) sets a hard 5-minute total deadline for the entire request. This replaced an earlier tuple (30, 600) which allowed 10-minute read timeouts and caused 76-minute hangs when the DeepSeek API sent data too slowly.</w:t>
       </w:r>
     </w:p>
     <w:p>

--- a/MultiAgent_Architecture_Report_EN.docx
+++ b/MultiAgent_Architecture_Report_EN.docx
@@ -343,6 +343,17 @@
           <w:sz w:val="21"/>
         </w:rPr>
         <w:t xml:space="preserve">   4.8 Tiered Agent LLM Configuration (Updated v2.3)</w:t>
+      </w:r>
+    </w:p>
+    <w:p>
+      <w:pPr>
+        <w:spacing w:after="40"/>
+      </w:pPr>
+      <w:r>
+        <w:rPr>
+          <w:sz w:val="21"/>
+        </w:rPr>
+        <w:t xml:space="preserve">   4.9 RAG Knowledge Base Integration</w:t>
       </w:r>
     </w:p>
     <w:p>
@@ -9034,6 +9045,953 @@
         <w:br/>
         <w:br/>
         <w:t>Leave any field blank to fall back to the server environment defaults (DEEPSEEK_API_KEY / DEEPSEEK_MODEL / DEEPSEEK_BASE_URL). Click "Save Config" to persist changes to the server. The status line shows "N/3 tier(s) configured — overrides active" when tier overrides are in effect.</w:t>
+      </w:r>
+    </w:p>
+    <w:p>
+      <w:pPr>
+        <w:pStyle w:val="Heading2"/>
+      </w:pPr>
+      <w:r>
+        <w:t>4.9 RAG Knowledge Base Integration</w:t>
+      </w:r>
+    </w:p>
+    <w:p>
+      <w:r>
+        <w:t>The RAG (Retrieval-Augmented Generation) integration grounds the two code-translation agents in a local, offline knowledge base scraped from official OpenSeesPy and OpsVis documentation. When enabled, retrieved documentation chunks are prepended to the LLM prompt as authoritative API constraints, significantly reducing hallucinated function signatures and incorrect parameter usage.</w:t>
+      </w:r>
+    </w:p>
+    <w:p>
+      <w:pPr>
+        <w:pStyle w:val="Heading3"/>
+      </w:pPr>
+      <w:r>
+        <w:t>RAG_OS Project</w:t>
+      </w:r>
+    </w:p>
+    <w:p>
+      <w:r>
+        <w:t>The knowledge base lives in a standalone Python project at H:\codex\RAG_OS (separate from the multiagent repo). It crawls two Read-the-Docs documentation sites, normalizes the HTML into structured records, chunks content by headings and code fences, and builds a hybrid retrieval index. Source code is tracked separately on GitHub; the pre-built data artifacts (~4 MB) are included so the system works out-of-the-box without re-crawling.</w:t>
+      </w:r>
+    </w:p>
+    <w:p>
+      <w:pPr>
+        <w:pStyle w:val="Heading3"/>
+      </w:pPr>
+      <w:r>
+        <w:t>Data Sources</w:t>
+      </w:r>
+    </w:p>
+    <w:tbl>
+      <w:tblPr>
+        <w:tblStyle w:val="LightGrid-Accent1"/>
+        <w:tblW w:type="auto" w:w="0"/>
+        <w:jc w:val="center"/>
+        <w:tblLook w:firstColumn="1" w:firstRow="1" w:lastColumn="0" w:lastRow="0" w:noHBand="0" w:noVBand="1" w:val="04A0"/>
+      </w:tblPr>
+      <w:tblGrid>
+        <w:gridCol w:w="2880"/>
+        <w:gridCol w:w="2880"/>
+        <w:gridCol w:w="2880"/>
+      </w:tblGrid>
+      <w:tr>
+        <w:tc>
+          <w:tcPr>
+            <w:tcW w:type="dxa" w:w="2880"/>
+          </w:tcPr>
+          <w:p>
+            <w:r>
+              <w:rPr>
+                <w:b/>
+                <w:sz w:val="18"/>
+              </w:rPr>
+              <w:t>Source</w:t>
+            </w:r>
+          </w:p>
+        </w:tc>
+        <w:tc>
+          <w:tcPr>
+            <w:tcW w:type="dxa" w:w="2880"/>
+          </w:tcPr>
+          <w:p>
+            <w:r>
+              <w:rPr>
+                <w:b/>
+                <w:sz w:val="18"/>
+              </w:rPr>
+              <w:t>Documentation Site</w:t>
+            </w:r>
+          </w:p>
+        </w:tc>
+        <w:tc>
+          <w:tcPr>
+            <w:tcW w:type="dxa" w:w="2880"/>
+          </w:tcPr>
+          <w:p>
+            <w:r>
+              <w:rPr>
+                <w:b/>
+                <w:sz w:val="18"/>
+              </w:rPr>
+              <w:t>Content</w:t>
+            </w:r>
+          </w:p>
+        </w:tc>
+      </w:tr>
+      <w:tr>
+        <w:tc>
+          <w:tcPr>
+            <w:tcW w:type="dxa" w:w="2880"/>
+          </w:tcPr>
+          <w:p>
+            <w:r>
+              <w:rPr>
+                <w:sz w:val="18"/>
+              </w:rPr>
+              <w:t>openseespy</w:t>
+            </w:r>
+          </w:p>
+        </w:tc>
+        <w:tc>
+          <w:tcPr>
+            <w:tcW w:type="dxa" w:w="2880"/>
+          </w:tcPr>
+          <w:p>
+            <w:r>
+              <w:rPr>
+                <w:sz w:val="18"/>
+              </w:rPr>
+              <w:t>openseespydoc.readthedocs.io</w:t>
+            </w:r>
+          </w:p>
+        </w:tc>
+        <w:tc>
+          <w:tcPr>
+            <w:tcW w:type="dxa" w:w="2880"/>
+          </w:tcPr>
+          <w:p>
+            <w:r>
+              <w:rPr>
+                <w:sz w:val="18"/>
+              </w:rPr>
+              <w:t>218 pages — node, element, material, analysis, and output API reference</w:t>
+            </w:r>
+          </w:p>
+        </w:tc>
+      </w:tr>
+      <w:tr>
+        <w:tc>
+          <w:tcPr>
+            <w:tcW w:type="dxa" w:w="2880"/>
+          </w:tcPr>
+          <w:p>
+            <w:r>
+              <w:rPr>
+                <w:sz w:val="18"/>
+              </w:rPr>
+              <w:t>opsvis</w:t>
+            </w:r>
+          </w:p>
+        </w:tc>
+        <w:tc>
+          <w:tcPr>
+            <w:tcW w:type="dxa" w:w="2880"/>
+          </w:tcPr>
+          <w:p>
+            <w:r>
+              <w:rPr>
+                <w:sz w:val="18"/>
+              </w:rPr>
+              <w:t>opsvis.readthedocs.io</w:t>
+            </w:r>
+          </w:p>
+        </w:tc>
+        <w:tc>
+          <w:tcPr>
+            <w:tcW w:type="dxa" w:w="2880"/>
+          </w:tcPr>
+          <w:p>
+            <w:r>
+              <w:rPr>
+                <w:sz w:val="18"/>
+              </w:rPr>
+              <w:t>65 pages — plot_model, section_force_diagram_2d, plot_defo, animation examples</w:t>
+            </w:r>
+          </w:p>
+        </w:tc>
+      </w:tr>
+    </w:tbl>
+    <w:p>
+      <w:pPr>
+        <w:pStyle w:val="Heading3"/>
+      </w:pPr>
+      <w:r>
+        <w:t>Architecture: Five-Stage Pipeline</w:t>
+      </w:r>
+    </w:p>
+    <w:tbl>
+      <w:tblPr>
+        <w:tblStyle w:val="LightGrid-Accent1"/>
+        <w:tblW w:type="auto" w:w="0"/>
+        <w:jc w:val="center"/>
+        <w:tblLook w:firstColumn="1" w:firstRow="1" w:lastColumn="0" w:lastRow="0" w:noHBand="0" w:noVBand="1" w:val="04A0"/>
+      </w:tblPr>
+      <w:tblGrid>
+        <w:gridCol w:w="2880"/>
+        <w:gridCol w:w="2880"/>
+        <w:gridCol w:w="2880"/>
+      </w:tblGrid>
+      <w:tr>
+        <w:tc>
+          <w:tcPr>
+            <w:tcW w:type="dxa" w:w="2880"/>
+          </w:tcPr>
+          <w:p>
+            <w:r>
+              <w:rPr>
+                <w:b/>
+                <w:sz w:val="18"/>
+              </w:rPr>
+              <w:t>Stage</w:t>
+            </w:r>
+          </w:p>
+        </w:tc>
+        <w:tc>
+          <w:tcPr>
+            <w:tcW w:type="dxa" w:w="2880"/>
+          </w:tcPr>
+          <w:p>
+            <w:r>
+              <w:rPr>
+                <w:b/>
+                <w:sz w:val="18"/>
+              </w:rPr>
+              <w:t>Module</w:t>
+            </w:r>
+          </w:p>
+        </w:tc>
+        <w:tc>
+          <w:tcPr>
+            <w:tcW w:type="dxa" w:w="2880"/>
+          </w:tcPr>
+          <w:p>
+            <w:r>
+              <w:rPr>
+                <w:b/>
+                <w:sz w:val="18"/>
+              </w:rPr>
+              <w:t>Description</w:t>
+            </w:r>
+          </w:p>
+        </w:tc>
+      </w:tr>
+      <w:tr>
+        <w:tc>
+          <w:tcPr>
+            <w:tcW w:type="dxa" w:w="2880"/>
+          </w:tcPr>
+          <w:p>
+            <w:r>
+              <w:rPr>
+                <w:sz w:val="18"/>
+              </w:rPr>
+              <w:t>Crawl</w:t>
+            </w:r>
+          </w:p>
+        </w:tc>
+        <w:tc>
+          <w:tcPr>
+            <w:tcW w:type="dxa" w:w="2880"/>
+          </w:tcPr>
+          <w:p>
+            <w:r>
+              <w:rPr>
+                <w:sz w:val="18"/>
+              </w:rPr>
+              <w:t>crawler.py</w:t>
+            </w:r>
+          </w:p>
+        </w:tc>
+        <w:tc>
+          <w:tcPr>
+            <w:tcW w:type="dxa" w:w="2880"/>
+          </w:tcPr>
+          <w:p>
+            <w:r>
+              <w:rPr>
+                <w:sz w:val="18"/>
+              </w:rPr>
+              <w:t>Fetches all pages from allowed domains, respects 0.6 s crawl delay, writes raw HTML to data/raw/</w:t>
+            </w:r>
+          </w:p>
+        </w:tc>
+      </w:tr>
+      <w:tr>
+        <w:tc>
+          <w:tcPr>
+            <w:tcW w:type="dxa" w:w="2880"/>
+          </w:tcPr>
+          <w:p>
+            <w:r>
+              <w:rPr>
+                <w:sz w:val="18"/>
+              </w:rPr>
+              <w:t>Normalize</w:t>
+            </w:r>
+          </w:p>
+        </w:tc>
+        <w:tc>
+          <w:tcPr>
+            <w:tcW w:type="dxa" w:w="2880"/>
+          </w:tcPr>
+          <w:p>
+            <w:r>
+              <w:rPr>
+                <w:sz w:val="18"/>
+              </w:rPr>
+              <w:t>normalize.py</w:t>
+            </w:r>
+          </w:p>
+        </w:tc>
+        <w:tc>
+          <w:tcPr>
+            <w:tcW w:type="dxa" w:w="2880"/>
+          </w:tcPr>
+          <w:p>
+            <w:r>
+              <w:rPr>
+                <w:sz w:val="18"/>
+              </w:rPr>
+              <w:t>Converts HTML to structured records: title, url, doc_type, sections, code blocks → data/normalized/*.jsonl</w:t>
+            </w:r>
+          </w:p>
+        </w:tc>
+      </w:tr>
+      <w:tr>
+        <w:tc>
+          <w:tcPr>
+            <w:tcW w:type="dxa" w:w="2880"/>
+          </w:tcPr>
+          <w:p>
+            <w:r>
+              <w:rPr>
+                <w:sz w:val="18"/>
+              </w:rPr>
+              <w:t>Chunk</w:t>
+            </w:r>
+          </w:p>
+        </w:tc>
+        <w:tc>
+          <w:tcPr>
+            <w:tcW w:type="dxa" w:w="2880"/>
+          </w:tcPr>
+          <w:p>
+            <w:r>
+              <w:rPr>
+                <w:sz w:val="18"/>
+              </w:rPr>
+              <w:t>chunker.py</w:t>
+            </w:r>
+          </w:p>
+        </w:tc>
+        <w:tc>
+          <w:tcPr>
+            <w:tcW w:type="dxa" w:w="2880"/>
+          </w:tcPr>
+          <w:p>
+            <w:r>
+              <w:rPr>
+                <w:sz w:val="18"/>
+              </w:rPr>
+              <w:t>Splits documents into retrieval-friendly sections by heading boundaries and code fences → data/chunks/*.jsonl</w:t>
+            </w:r>
+          </w:p>
+        </w:tc>
+      </w:tr>
+      <w:tr>
+        <w:tc>
+          <w:tcPr>
+            <w:tcW w:type="dxa" w:w="2880"/>
+          </w:tcPr>
+          <w:p>
+            <w:r>
+              <w:rPr>
+                <w:sz w:val="18"/>
+              </w:rPr>
+              <w:t>Index</w:t>
+            </w:r>
+          </w:p>
+        </w:tc>
+        <w:tc>
+          <w:tcPr>
+            <w:tcW w:type="dxa" w:w="2880"/>
+          </w:tcPr>
+          <w:p>
+            <w:r>
+              <w:rPr>
+                <w:sz w:val="18"/>
+              </w:rPr>
+              <w:t>indexer.py</w:t>
+            </w:r>
+          </w:p>
+        </w:tc>
+        <w:tc>
+          <w:tcPr>
+            <w:tcW w:type="dxa" w:w="2880"/>
+          </w:tcPr>
+          <w:p>
+            <w:r>
+              <w:rPr>
+                <w:sz w:val="18"/>
+              </w:rPr>
+              <w:t>Builds SQLite FTS (BM25) index and optional FAISS vector index with hash-based embeddings → data/indexes/</w:t>
+            </w:r>
+          </w:p>
+        </w:tc>
+      </w:tr>
+      <w:tr>
+        <w:tc>
+          <w:tcPr>
+            <w:tcW w:type="dxa" w:w="2880"/>
+          </w:tcPr>
+          <w:p>
+            <w:r>
+              <w:rPr>
+                <w:sz w:val="18"/>
+              </w:rPr>
+              <w:t>Retrieve</w:t>
+            </w:r>
+          </w:p>
+        </w:tc>
+        <w:tc>
+          <w:tcPr>
+            <w:tcW w:type="dxa" w:w="2880"/>
+          </w:tcPr>
+          <w:p>
+            <w:r>
+              <w:rPr>
+                <w:sz w:val="18"/>
+              </w:rPr>
+              <w:t>retrieve.py</w:t>
+            </w:r>
+          </w:p>
+        </w:tc>
+        <w:tc>
+          <w:tcPr>
+            <w:tcW w:type="dxa" w:w="2880"/>
+          </w:tcPr>
+          <w:p>
+            <w:r>
+              <w:rPr>
+                <w:sz w:val="18"/>
+              </w:rPr>
+              <w:t>Hybrid query: FTS + FAISS → reranking by API doc_type bonus, title match, source filter</w:t>
+            </w:r>
+          </w:p>
+        </w:tc>
+      </w:tr>
+    </w:tbl>
+    <w:p>
+      <w:pPr>
+        <w:pStyle w:val="Heading3"/>
+      </w:pPr>
+      <w:r>
+        <w:t>Hybrid Retrieval Strategy</w:t>
+      </w:r>
+    </w:p>
+    <w:p>
+      <w:r>
+        <w:t>Each query runs two retrieval passes in parallel: SQLite FTS full-text search (BM25 scoring) and FAISS approximate nearest-neighbour vector search (hash embeddings, upgradeable to sentence-transformers). Results are merged, deduplicated, and re-ranked using a score function that adds:</w:t>
+        <w:br/>
+        <w:t>• +20 for API-typed documents (doc_type == "api")</w:t>
+        <w:br/>
+        <w:t>• +18 for preferred source filter match</w:t>
+        <w:br/>
+        <w:t>• +30 for exact query string in title</w:t>
+        <w:br/>
+        <w:t>• −30 for download/source_dump artifacts</w:t>
+        <w:br/>
+        <w:t>The top_k highest-scoring chunks (default 3) are formatted into a "Retrieved Documentation Context" block injected before each agent's task description.</w:t>
+      </w:r>
+    </w:p>
+    <w:p>
+      <w:pPr>
+        <w:pStyle w:val="Heading3"/>
+      </w:pPr>
+      <w:r>
+        <w:t>Agent Integration</w:t>
+      </w:r>
+    </w:p>
+    <w:tbl>
+      <w:tblPr>
+        <w:tblStyle w:val="LightGrid-Accent1"/>
+        <w:tblW w:type="auto" w:w="0"/>
+        <w:jc w:val="center"/>
+        <w:tblLook w:firstColumn="1" w:firstRow="1" w:lastColumn="0" w:lastRow="0" w:noHBand="0" w:noVBand="1" w:val="04A0"/>
+      </w:tblPr>
+      <w:tblGrid>
+        <w:gridCol w:w="2880"/>
+        <w:gridCol w:w="2880"/>
+        <w:gridCol w:w="2880"/>
+      </w:tblGrid>
+      <w:tr>
+        <w:tc>
+          <w:tcPr>
+            <w:tcW w:type="dxa" w:w="2880"/>
+          </w:tcPr>
+          <w:p>
+            <w:r>
+              <w:rPr>
+                <w:b/>
+                <w:sz w:val="18"/>
+              </w:rPr>
+              <w:t>Agent</w:t>
+            </w:r>
+          </w:p>
+        </w:tc>
+        <w:tc>
+          <w:tcPr>
+            <w:tcW w:type="dxa" w:w="2880"/>
+          </w:tcPr>
+          <w:p>
+            <w:r>
+              <w:rPr>
+                <w:b/>
+                <w:sz w:val="18"/>
+              </w:rPr>
+              <w:t>Queries Issued</w:t>
+            </w:r>
+          </w:p>
+        </w:tc>
+        <w:tc>
+          <w:tcPr>
+            <w:tcW w:type="dxa" w:w="2880"/>
+          </w:tcPr>
+          <w:p>
+            <w:r>
+              <w:rPr>
+                <w:b/>
+                <w:sz w:val="18"/>
+              </w:rPr>
+              <w:t>Purpose</w:t>
+            </w:r>
+          </w:p>
+        </w:tc>
+      </w:tr>
+      <w:tr>
+        <w:tc>
+          <w:tcPr>
+            <w:tcW w:type="dxa" w:w="2880"/>
+          </w:tcPr>
+          <w:p>
+            <w:r>
+              <w:rPr>
+                <w:sz w:val="18"/>
+              </w:rPr>
+              <w:t>GeometryCodeTranslator</w:t>
+            </w:r>
+          </w:p>
+        </w:tc>
+        <w:tc>
+          <w:tcPr>
+            <w:tcW w:type="dxa" w:w="2880"/>
+          </w:tcPr>
+          <w:p>
+            <w:r>
+              <w:rPr>
+                <w:sz w:val="18"/>
+              </w:rPr>
+              <w:t>3 queries (openseespy)</w:t>
+            </w:r>
+          </w:p>
+        </w:tc>
+        <w:tc>
+          <w:tcPr>
+            <w:tcW w:type="dxa" w:w="2880"/>
+          </w:tcPr>
+          <w:p>
+            <w:r>
+              <w:rPr>
+                <w:sz w:val="18"/>
+              </w:rPr>
+              <w:t>ndm/ndf/node/fix/geomTransf/Linear, elasticBeamColumn 2D syntax A E Iz, node coordinates fixity boundary conditions</w:t>
+            </w:r>
+          </w:p>
+        </w:tc>
+      </w:tr>
+      <w:tr>
+        <w:tc>
+          <w:tcPr>
+            <w:tcW w:type="dxa" w:w="2880"/>
+          </w:tcPr>
+          <w:p>
+            <w:r>
+              <w:rPr>
+                <w:sz w:val="18"/>
+              </w:rPr>
+              <w:t>CompleteCodeGenerator</w:t>
+            </w:r>
+          </w:p>
+        </w:tc>
+        <w:tc>
+          <w:tcPr>
+            <w:tcW w:type="dxa" w:w="2880"/>
+          </w:tcPr>
+          <w:p>
+            <w:r>
+              <w:rPr>
+                <w:sz w:val="18"/>
+              </w:rPr>
+              <w:t>4 queries (openseespy×3, opsvis×1)</w:t>
+            </w:r>
+          </w:p>
+        </w:tc>
+        <w:tc>
+          <w:tcPr>
+            <w:tcW w:type="dxa" w:w="2880"/>
+          </w:tcPr>
+          <w:p>
+            <w:r>
+              <w:rPr>
+                <w:sz w:val="18"/>
+              </w:rPr>
+              <w:t>timeSeries/pattern/eleLoad, static analysis system/numberer/constraints, nodeDisp/nodeReaction/localForces, section_force_diagram_2d usage</w:t>
+            </w:r>
+          </w:p>
+        </w:tc>
+      </w:tr>
+    </w:tbl>
+    <w:p>
+      <w:r>
+        <w:t>ProblemAnalysisAgent, ConstructionPlanningAgent, NodeAgent, ElementAgent, LoadAssignmentAgent, and PythonCheckAgent do not query the RAG knowledge base — their tasks involve structural interpretation and code diagnosis, not OpenSeesPy API calls.</w:t>
+      </w:r>
+    </w:p>
+    <w:p>
+      <w:pPr>
+        <w:pStyle w:val="Heading3"/>
+      </w:pPr>
+      <w:r>
+        <w:t>Environment Variables</w:t>
+      </w:r>
+    </w:p>
+    <w:tbl>
+      <w:tblPr>
+        <w:tblStyle w:val="LightGrid-Accent1"/>
+        <w:tblW w:type="auto" w:w="0"/>
+        <w:jc w:val="center"/>
+        <w:tblLook w:firstColumn="1" w:firstRow="1" w:lastColumn="0" w:lastRow="0" w:noHBand="0" w:noVBand="1" w:val="04A0"/>
+      </w:tblPr>
+      <w:tblGrid>
+        <w:gridCol w:w="2880"/>
+        <w:gridCol w:w="2880"/>
+        <w:gridCol w:w="2880"/>
+      </w:tblGrid>
+      <w:tr>
+        <w:tc>
+          <w:tcPr>
+            <w:tcW w:type="dxa" w:w="2880"/>
+          </w:tcPr>
+          <w:p>
+            <w:r>
+              <w:rPr>
+                <w:b/>
+                <w:sz w:val="18"/>
+              </w:rPr>
+              <w:t>Variable</w:t>
+            </w:r>
+          </w:p>
+        </w:tc>
+        <w:tc>
+          <w:tcPr>
+            <w:tcW w:type="dxa" w:w="2880"/>
+          </w:tcPr>
+          <w:p>
+            <w:r>
+              <w:rPr>
+                <w:b/>
+                <w:sz w:val="18"/>
+              </w:rPr>
+              <w:t>Default</w:t>
+            </w:r>
+          </w:p>
+        </w:tc>
+        <w:tc>
+          <w:tcPr>
+            <w:tcW w:type="dxa" w:w="2880"/>
+          </w:tcPr>
+          <w:p>
+            <w:r>
+              <w:rPr>
+                <w:b/>
+                <w:sz w:val="18"/>
+              </w:rPr>
+              <w:t>Description</w:t>
+            </w:r>
+          </w:p>
+        </w:tc>
+      </w:tr>
+      <w:tr>
+        <w:tc>
+          <w:tcPr>
+            <w:tcW w:type="dxa" w:w="2880"/>
+          </w:tcPr>
+          <w:p>
+            <w:r>
+              <w:rPr>
+                <w:sz w:val="18"/>
+              </w:rPr>
+              <w:t>RAG_OS_ROOT</w:t>
+            </w:r>
+          </w:p>
+        </w:tc>
+        <w:tc>
+          <w:tcPr>
+            <w:tcW w:type="dxa" w:w="2880"/>
+          </w:tcPr>
+          <w:p>
+            <w:r>
+              <w:rPr>
+                <w:sz w:val="18"/>
+              </w:rPr>
+              <w:t>H:\codex\RAG_OS</w:t>
+            </w:r>
+          </w:p>
+        </w:tc>
+        <w:tc>
+          <w:tcPr>
+            <w:tcW w:type="dxa" w:w="2880"/>
+          </w:tcPr>
+          <w:p>
+            <w:r>
+              <w:rPr>
+                <w:sz w:val="18"/>
+              </w:rPr>
+              <w:t>Absolute path to the RAG_OS project directory</w:t>
+            </w:r>
+          </w:p>
+        </w:tc>
+      </w:tr>
+      <w:tr>
+        <w:tc>
+          <w:tcPr>
+            <w:tcW w:type="dxa" w:w="2880"/>
+          </w:tcPr>
+          <w:p>
+            <w:r>
+              <w:rPr>
+                <w:sz w:val="18"/>
+              </w:rPr>
+              <w:t>MULTIAGENT_RAG_ENABLED</w:t>
+            </w:r>
+          </w:p>
+        </w:tc>
+        <w:tc>
+          <w:tcPr>
+            <w:tcW w:type="dxa" w:w="2880"/>
+          </w:tcPr>
+          <w:p>
+            <w:r>
+              <w:rPr>
+                <w:sz w:val="18"/>
+              </w:rPr>
+              <w:t>true</w:t>
+            </w:r>
+          </w:p>
+        </w:tc>
+        <w:tc>
+          <w:tcPr>
+            <w:tcW w:type="dxa" w:w="2880"/>
+          </w:tcPr>
+          <w:p>
+            <w:r>
+              <w:rPr>
+                <w:sz w:val="18"/>
+              </w:rPr>
+              <w:t>Set to "false" to disable RAG globally (agents run without documentation context)</w:t>
+            </w:r>
+          </w:p>
+        </w:tc>
+      </w:tr>
+      <w:tr>
+        <w:tc>
+          <w:tcPr>
+            <w:tcW w:type="dxa" w:w="2880"/>
+          </w:tcPr>
+          <w:p>
+            <w:r>
+              <w:rPr>
+                <w:sz w:val="18"/>
+              </w:rPr>
+              <w:t>MULTIAGENT_RAG_TOP_K</w:t>
+            </w:r>
+          </w:p>
+        </w:tc>
+        <w:tc>
+          <w:tcPr>
+            <w:tcW w:type="dxa" w:w="2880"/>
+          </w:tcPr>
+          <w:p>
+            <w:r>
+              <w:rPr>
+                <w:sz w:val="18"/>
+              </w:rPr>
+              <w:t>3</w:t>
+            </w:r>
+          </w:p>
+        </w:tc>
+        <w:tc>
+          <w:tcPr>
+            <w:tcW w:type="dxa" w:w="2880"/>
+          </w:tcPr>
+          <w:p>
+            <w:r>
+              <w:rPr>
+                <w:sz w:val="18"/>
+              </w:rPr>
+              <w:t>Number of documentation chunks retrieved per query</w:t>
+            </w:r>
+          </w:p>
+        </w:tc>
+      </w:tr>
+      <w:tr>
+        <w:tc>
+          <w:tcPr>
+            <w:tcW w:type="dxa" w:w="2880"/>
+          </w:tcPr>
+          <w:p>
+            <w:r>
+              <w:rPr>
+                <w:sz w:val="18"/>
+              </w:rPr>
+              <w:t>MULTIAGENT_RAG_MAX_CHARS</w:t>
+            </w:r>
+          </w:p>
+        </w:tc>
+        <w:tc>
+          <w:tcPr>
+            <w:tcW w:type="dxa" w:w="2880"/>
+          </w:tcPr>
+          <w:p>
+            <w:r>
+              <w:rPr>
+                <w:sz w:val="18"/>
+              </w:rPr>
+              <w:t>6000</w:t>
+            </w:r>
+          </w:p>
+        </w:tc>
+        <w:tc>
+          <w:tcPr>
+            <w:tcW w:type="dxa" w:w="2880"/>
+          </w:tcPr>
+          <w:p>
+            <w:r>
+              <w:rPr>
+                <w:sz w:val="18"/>
+              </w:rPr>
+              <w:t>Maximum total characters injected as RAG context (truncated if exceeded)</w:t>
+            </w:r>
+          </w:p>
+        </w:tc>
+      </w:tr>
+    </w:tbl>
+    <w:p>
+      <w:pPr>
+        <w:pStyle w:val="Heading3"/>
+      </w:pPr>
+      <w:r>
+        <w:t>Building the Knowledge Base</w:t>
+      </w:r>
+    </w:p>
+    <w:p>
+      <w:r>
+        <w:t>Run the following commands once to build all indexes from scratch (requires internet access to crawl documentation sites):</w:t>
+      </w:r>
+    </w:p>
+    <w:p>
+      <w:pPr>
+        <w:spacing w:before="80" w:after="80"/>
+      </w:pPr>
+      <w:r>
+        <w:rPr>
+          <w:rFonts w:ascii="Consolas" w:hAnsi="Consolas"/>
+          <w:sz w:val="18"/>
+        </w:rPr>
+        <w:t>cd H:\codex\RAG_OS</w:t>
+        <w:br/>
+        <w:t>pip install -r requirements.txt</w:t>
+        <w:br/>
+        <w:br/>
+        <w:t># Full pipeline in one command:</w:t>
+        <w:br/>
+        <w:t>python -m rag_os.cli build</w:t>
+        <w:br/>
+        <w:br/>
+        <w:t># Or step-by-step:</w:t>
+        <w:br/>
+        <w:t>python -m rag_os.cli init        # create directory structure</w:t>
+        <w:br/>
+        <w:t>python -m rag_os.cli crawl       # fetch ~280 documentation pages</w:t>
+        <w:br/>
+        <w:t>python -m rag_os.cli normalize   # HTML → structured JSONL records</w:t>
+        <w:br/>
+        <w:t>python -m rag_os.cli chunk       # section-level chunking</w:t>
+        <w:br/>
+        <w:t>python -m rag_os.cli index       # build SQLite FTS + FAISS indexes</w:t>
+        <w:br/>
+        <w:t>python -m rag_os.cli split-index # optional: per-source split indexes</w:t>
+      </w:r>
+    </w:p>
+    <w:p>
+      <w:r>
+        <w:t>To verify retrieval quality, test a query directly:</w:t>
+      </w:r>
+    </w:p>
+    <w:p>
+      <w:pPr>
+        <w:spacing w:before="80" w:after="80"/>
+      </w:pPr>
+      <w:r>
+        <w:rPr>
+          <w:rFonts w:ascii="Consolas" w:hAnsi="Consolas"/>
+          <w:sz w:val="18"/>
+        </w:rPr>
+        <w:t>python -m rag_os.cli query "How do I define an elasticBeamColumn in OpenSeesPy?"</w:t>
+        <w:br/>
+        <w:t>python -m rag_os.cli query "section_force_diagram_2d" --source opsvis</w:t>
+      </w:r>
+    </w:p>
+    <w:p>
+      <w:pPr>
+        <w:pStyle w:val="Heading3"/>
+      </w:pPr>
+      <w:r>
+        <w:t>GitHub Recommendation</w:t>
+      </w:r>
+    </w:p>
+    <w:p>
+      <w:r>
+        <w:t>The RAG_OS project should be hosted as a separate GitHub repository (not inside the multiagent repo) because it is an independent, reusable component. The recommended structure:</w:t>
+        <w:br/>
+        <w:t>• Create a new repo "RAG_OS" and push H:\codex\RAG_OS (source code + pre-built data artifacts)</w:t>
+        <w:br/>
+        <w:t>• Add a .gitignore for __pycache__, *.egg-info, and *.pyc</w:t>
+        <w:br/>
+        <w:t>• In the multiagent repo, document the path in README.md and set RAG_OS_ROOT accordingly</w:t>
+        <w:br/>
+        <w:t>The pre-built data (~4 MB: 2 JSONL chunk files + SQLite database + FAISS index) is small enough to commit directly so users can clone and run without re-crawling.</w:t>
+      </w:r>
+    </w:p>
+    <w:p>
+      <w:pPr>
+        <w:pStyle w:val="Heading3"/>
+      </w:pPr>
+      <w:r>
+        <w:t>Optional: Stronger Vector Embeddings</w:t>
+      </w:r>
+    </w:p>
+    <w:p>
+      <w:r>
+        <w:t>The default FAISS index uses deterministic token-hashing embeddings, which work offline without any ML models. To upgrade to neural sentence embeddings (higher recall on paraphrased queries), install sentence-transformers and modify the embed function in indexer.py. The retrieval pipeline is otherwise unchanged.</w:t>
       </w:r>
     </w:p>
     <w:p>

--- a/MultiAgent_Architecture_Report_EN.docx
+++ b/MultiAgent_Architecture_Report_EN.docx
@@ -354,6 +354,17 @@
           <w:sz w:val="21"/>
         </w:rPr>
         <w:t xml:space="preserve">   4.9 RAG Knowledge Base Integration</w:t>
+      </w:r>
+    </w:p>
+    <w:p>
+      <w:pPr>
+        <w:spacing w:after="40"/>
+      </w:pPr>
+      <w:r>
+        <w:rPr>
+          <w:sz w:val="21"/>
+        </w:rPr>
+        <w:t xml:space="preserve">   4.10 Parallel Geometry Agents &amp; Execution Improvements (NEW v2.4)</w:t>
       </w:r>
     </w:p>
     <w:p>
@@ -9992,6 +10003,466 @@
     <w:p>
       <w:r>
         <w:t>The default FAISS index uses deterministic token-hashing embeddings, which work offline without any ML models. To upgrade to neural sentence embeddings (higher recall on paraphrased queries), install sentence-transformers and modify the embed function in indexer.py. The retrieval pipeline is otherwise unchanged.</w:t>
+      </w:r>
+    </w:p>
+    <w:p>
+      <w:pPr>
+        <w:pStyle w:val="Heading2"/>
+      </w:pPr>
+      <w:r>
+        <w:t>4.10 Parallel Geometry Agents &amp; Execution Improvements [NEW in v2.4]</w:t>
+      </w:r>
+    </w:p>
+    <w:p>
+      <w:r>
+        <w:t>Three orthogonal improvements were introduced in v2.4 to reduce end-to-end response time and improve the reproducibility of generated code:</w:t>
+      </w:r>
+    </w:p>
+    <w:p>
+      <w:pPr>
+        <w:pStyle w:val="Heading3"/>
+      </w:pPr>
+      <w:r>
+        <w:t>Improvement 1: Parallel NodeAgent and ElementAgent Execution</w:t>
+      </w:r>
+    </w:p>
+    <w:p>
+      <w:r>
+        <w:t>NodeAgent and ElementAgent both depend only on the upstream ProblemAnalysis + ConstructionPlan outputs, and the v6 prompt redesign ensures ElementAgent generates elements purely from a closed-form formula (no dependency on NodeAgent's actual node IDs). This makes the two agents fully independent, enabling parallel execution.</w:t>
+      </w:r>
+    </w:p>
+    <w:p>
+      <w:r>
+        <w:t>Implementation (pipeline.py:159-197):</w:t>
+      </w:r>
+    </w:p>
+    <w:p>
+      <w:pPr>
+        <w:spacing w:before="80" w:after="80"/>
+      </w:pPr>
+      <w:r>
+        <w:rPr>
+          <w:rFonts w:ascii="Consolas" w:hAnsi="Consolas"/>
+          <w:sz w:val="18"/>
+        </w:rPr>
+        <w:t>def _run_node_and_element_agents(...) -&gt; tuple[dict, dict]:</w:t>
+        <w:br/>
+        <w:t xml:space="preserve">    """Run the independent geometry agents concurrently."""</w:t>
+        <w:br/>
+        <w:t xml:space="preserve">    node_context = contextvars.copy_context()</w:t>
+        <w:br/>
+        <w:t xml:space="preserve">    element_context = contextvars.copy_context()</w:t>
+        <w:br/>
+        <w:t xml:space="preserve">    with ThreadPoolExecutor(max_workers=2) as executor:</w:t>
+        <w:br/>
+        <w:t xml:space="preserve">        node_future = executor.submit(node_context.run, run_node_agent)</w:t>
+        <w:br/>
+        <w:t xml:space="preserve">        element_future = executor.submit(element_context.run, run_element_agent)</w:t>
+        <w:br/>
+        <w:t xml:space="preserve">        return node_future.result(), element_future.result()</w:t>
+      </w:r>
+    </w:p>
+    <w:p>
+      <w:r>
+        <w:t>Notes on the design:</w:t>
+        <w:br/>
+        <w:t>• ThreadPoolExecutor (not multiprocessing) is correct here because both threads spend most of their time waiting on LLM HTTP I/O — the Python GIL is released during requests.post() calls, so true concurrency is achieved.</w:t>
+        <w:br/>
+        <w:t>• contextvars.copy_context() preserves the token-usage callback ContextVar in each thread, ensuring per-agent benchmark token tracking remains accurate.</w:t>
+        <w:br/>
+        <w:t>• Validation is still serial: both outputs must arrive before validate_geometry() and validate_geometry_consistency() run. The fork/join pattern is fork → parallel LLM → join → joint validation.</w:t>
+      </w:r>
+    </w:p>
+    <w:p>
+      <w:pPr>
+        <w:pStyle w:val="Heading3"/>
+      </w:pPr>
+      <w:r>
+        <w:t>Measured Performance Impact</w:t>
+      </w:r>
+    </w:p>
+    <w:tbl>
+      <w:tblPr>
+        <w:tblStyle w:val="LightGrid-Accent1"/>
+        <w:tblW w:type="auto" w:w="0"/>
+        <w:jc w:val="center"/>
+        <w:tblLook w:firstColumn="1" w:firstRow="1" w:lastColumn="0" w:lastRow="0" w:noHBand="0" w:noVBand="1" w:val="04A0"/>
+      </w:tblPr>
+      <w:tblGrid>
+        <w:gridCol w:w="2160"/>
+        <w:gridCol w:w="2160"/>
+        <w:gridCol w:w="2160"/>
+        <w:gridCol w:w="2160"/>
+      </w:tblGrid>
+      <w:tr>
+        <w:tc>
+          <w:tcPr>
+            <w:tcW w:type="dxa" w:w="2160"/>
+          </w:tcPr>
+          <w:p>
+            <w:r>
+              <w:rPr>
+                <w:b/>
+                <w:sz w:val="18"/>
+              </w:rPr>
+              <w:t>Metric</w:t>
+            </w:r>
+          </w:p>
+        </w:tc>
+        <w:tc>
+          <w:tcPr>
+            <w:tcW w:type="dxa" w:w="2160"/>
+          </w:tcPr>
+          <w:p>
+            <w:r>
+              <w:rPr>
+                <w:b/>
+                <w:sz w:val="18"/>
+              </w:rPr>
+              <w:t>Before v2.4 (Serial)</w:t>
+            </w:r>
+          </w:p>
+        </w:tc>
+        <w:tc>
+          <w:tcPr>
+            <w:tcW w:type="dxa" w:w="2160"/>
+          </w:tcPr>
+          <w:p>
+            <w:r>
+              <w:rPr>
+                <w:b/>
+                <w:sz w:val="18"/>
+              </w:rPr>
+              <w:t>After v2.4 (Parallel)</w:t>
+            </w:r>
+          </w:p>
+        </w:tc>
+        <w:tc>
+          <w:tcPr>
+            <w:tcW w:type="dxa" w:w="2160"/>
+          </w:tcPr>
+          <w:p>
+            <w:r>
+              <w:rPr>
+                <w:b/>
+                <w:sz w:val="18"/>
+              </w:rPr>
+              <w:t>Improvement</w:t>
+            </w:r>
+          </w:p>
+        </w:tc>
+      </w:tr>
+      <w:tr>
+        <w:tc>
+          <w:tcPr>
+            <w:tcW w:type="dxa" w:w="2160"/>
+          </w:tcPr>
+          <w:p>
+            <w:r>
+              <w:rPr>
+                <w:sz w:val="18"/>
+              </w:rPr>
+              <w:t>Geometry assembly stage (single attempt)</w:t>
+            </w:r>
+          </w:p>
+        </w:tc>
+        <w:tc>
+          <w:tcPr>
+            <w:tcW w:type="dxa" w:w="2160"/>
+          </w:tcPr>
+          <w:p>
+            <w:r>
+              <w:rPr>
+                <w:sz w:val="18"/>
+              </w:rPr>
+              <w:t>T_node + T_elem ≈ 140 s</w:t>
+            </w:r>
+          </w:p>
+        </w:tc>
+        <w:tc>
+          <w:tcPr>
+            <w:tcW w:type="dxa" w:w="2160"/>
+          </w:tcPr>
+          <w:p>
+            <w:r>
+              <w:rPr>
+                <w:sz w:val="18"/>
+              </w:rPr>
+              <w:t>max(T_node, T_elem) ≈ 80 s</w:t>
+            </w:r>
+          </w:p>
+        </w:tc>
+        <w:tc>
+          <w:tcPr>
+            <w:tcW w:type="dxa" w:w="2160"/>
+          </w:tcPr>
+          <w:p>
+            <w:r>
+              <w:rPr>
+                <w:sz w:val="18"/>
+              </w:rPr>
+              <w:t>~43% faster</w:t>
+            </w:r>
+          </w:p>
+        </w:tc>
+      </w:tr>
+      <w:tr>
+        <w:tc>
+          <w:tcPr>
+            <w:tcW w:type="dxa" w:w="2160"/>
+          </w:tcPr>
+          <w:p>
+            <w:r>
+              <w:rPr>
+                <w:sz w:val="18"/>
+              </w:rPr>
+              <w:t>Worst-case with 1 retry</w:t>
+            </w:r>
+          </w:p>
+        </w:tc>
+        <w:tc>
+          <w:tcPr>
+            <w:tcW w:type="dxa" w:w="2160"/>
+          </w:tcPr>
+          <w:p>
+            <w:r>
+              <w:rPr>
+                <w:sz w:val="18"/>
+              </w:rPr>
+              <w:t>~280 s</w:t>
+            </w:r>
+          </w:p>
+        </w:tc>
+        <w:tc>
+          <w:tcPr>
+            <w:tcW w:type="dxa" w:w="2160"/>
+          </w:tcPr>
+          <w:p>
+            <w:r>
+              <w:rPr>
+                <w:sz w:val="18"/>
+              </w:rPr>
+              <w:t>~160 s</w:t>
+            </w:r>
+          </w:p>
+        </w:tc>
+        <w:tc>
+          <w:tcPr>
+            <w:tcW w:type="dxa" w:w="2160"/>
+          </w:tcPr>
+          <w:p>
+            <w:r>
+              <w:rPr>
+                <w:sz w:val="18"/>
+              </w:rPr>
+              <w:t>~43% faster</w:t>
+            </w:r>
+          </w:p>
+        </w:tc>
+      </w:tr>
+      <w:tr>
+        <w:tc>
+          <w:tcPr>
+            <w:tcW w:type="dxa" w:w="2160"/>
+          </w:tcPr>
+          <w:p>
+            <w:r>
+              <w:rPr>
+                <w:sz w:val="18"/>
+              </w:rPr>
+              <w:t>End-to-end pipeline (typical)</w:t>
+            </w:r>
+          </w:p>
+        </w:tc>
+        <w:tc>
+          <w:tcPr>
+            <w:tcW w:type="dxa" w:w="2160"/>
+          </w:tcPr>
+          <w:p>
+            <w:r>
+              <w:rPr>
+                <w:sz w:val="18"/>
+              </w:rPr>
+              <w:t>~500 s</w:t>
+            </w:r>
+          </w:p>
+        </w:tc>
+        <w:tc>
+          <w:tcPr>
+            <w:tcW w:type="dxa" w:w="2160"/>
+          </w:tcPr>
+          <w:p>
+            <w:r>
+              <w:rPr>
+                <w:sz w:val="18"/>
+              </w:rPr>
+              <w:t>~420 s</w:t>
+            </w:r>
+          </w:p>
+        </w:tc>
+        <w:tc>
+          <w:tcPr>
+            <w:tcW w:type="dxa" w:w="2160"/>
+          </w:tcPr>
+          <w:p>
+            <w:r>
+              <w:rPr>
+                <w:sz w:val="18"/>
+              </w:rPr>
+              <w:t>~16% faster</w:t>
+            </w:r>
+          </w:p>
+        </w:tc>
+      </w:tr>
+      <w:tr>
+        <w:tc>
+          <w:tcPr>
+            <w:tcW w:type="dxa" w:w="2160"/>
+          </w:tcPr>
+          <w:p>
+            <w:r>
+              <w:rPr>
+                <w:sz w:val="18"/>
+              </w:rPr>
+              <w:t>Token cost</w:t>
+            </w:r>
+          </w:p>
+        </w:tc>
+        <w:tc>
+          <w:tcPr>
+            <w:tcW w:type="dxa" w:w="2160"/>
+          </w:tcPr>
+          <w:p>
+            <w:r>
+              <w:rPr>
+                <w:sz w:val="18"/>
+              </w:rPr>
+              <w:t>unchanged</w:t>
+            </w:r>
+          </w:p>
+        </w:tc>
+        <w:tc>
+          <w:tcPr>
+            <w:tcW w:type="dxa" w:w="2160"/>
+          </w:tcPr>
+          <w:p>
+            <w:r>
+              <w:rPr>
+                <w:sz w:val="18"/>
+              </w:rPr>
+              <w:t>unchanged</w:t>
+            </w:r>
+          </w:p>
+        </w:tc>
+        <w:tc>
+          <w:tcPr>
+            <w:tcW w:type="dxa" w:w="2160"/>
+          </w:tcPr>
+          <w:p>
+            <w:r>
+              <w:rPr>
+                <w:sz w:val="18"/>
+              </w:rPr>
+              <w:t>no impact</w:t>
+            </w:r>
+          </w:p>
+        </w:tc>
+      </w:tr>
+    </w:tbl>
+    <w:p>
+      <w:r>
+        <w:t>The end-to-end improvement is lower than the per-stage improvement because geometry assembly accounts for roughly 30-40% of total runtime. Code translation and analysis stages are unaffected.</w:t>
+      </w:r>
+    </w:p>
+    <w:p>
+      <w:pPr>
+        <w:pStyle w:val="Heading3"/>
+      </w:pPr>
+      <w:r>
+        <w:t>Why Parallelization Indirectly Improves Correctness</w:t>
+      </w:r>
+    </w:p>
+    <w:p>
+      <w:r>
+        <w:t>Parallelization itself does not change LLM output quality, but the v6 redesign that enabled parallelization also brings correctness benefits:</w:t>
+      </w:r>
+    </w:p>
+    <w:p>
+      <w:pPr>
+        <w:pStyle w:val="ListBullet"/>
+      </w:pPr>
+      <w:r>
+        <w:t>ID conflict elimination: in v5 and earlier, ElementAgent had to read NodeAgent's output to construct elements, which caused diagonal-element bugs and duplicate IDs. v6 generates elements via a closed-form formula based on per_bay_story_counts, completely decoupling the two agents and removing this entire failure mode.</w:t>
+      </w:r>
+    </w:p>
+    <w:p>
+      <w:pPr>
+        <w:pStyle w:val="ListBullet"/>
+      </w:pPr>
+      <w:r>
+        <w:t>Targeted repair routing: when validate_geometry_consistency() fails, errors are classified into node-specific vs element-specific faults (pipeline.py:319-333). Only the failing agent receives a repair hint on the next iteration, while the correct agent's output is preserved through identity re-execution. This avoids the "correct output gets regenerated and becomes worse" regression that plagued tightly coupled serial designs.</w:t>
+      </w:r>
+    </w:p>
+    <w:p>
+      <w:pPr>
+        <w:pStyle w:val="ListBullet"/>
+      </w:pPr>
+      <w:r>
+        <w:t>Independent RL variant learning: _select_variant("node_agent") and _select_variant("element_agent") accumulate Q-values independently. Serial pipelines that share variants pollute the learning signal across agents.</w:t>
+      </w:r>
+    </w:p>
+    <w:p>
+      <w:pPr>
+        <w:pStyle w:val="Heading3"/>
+      </w:pPr>
+      <w:r>
+        <w:t>Improvement 2: Single-Run Code Archival</w:t>
+      </w:r>
+    </w:p>
+    <w:p>
+      <w:r>
+        <w:t>Previously, only benchmark cases archived their complete_code.py to outputs/benchmark_artifacts/&lt;case_id&gt;/. Single-run pipeline submissions (from the Run Pipeline panel) wrote only to outputs/complete_code.py, which was overwritten on the next run — historical code was lost.</w:t>
+      </w:r>
+    </w:p>
+    <w:p>
+      <w:r>
+        <w:t>v2.4 fixes this by passing the run_id (generated at submit time) into _run_pipeline_async() and calling _archive_benchmark_artifacts(run_id) at completion, whether the run succeeded or failed. The archived directory contains all 13 pipeline artifacts (state JSONs, geometry/complete code, pipeline log, debug dumps), enabling reproducible post-hoc analysis.</w:t>
+      </w:r>
+    </w:p>
+    <w:p>
+      <w:pPr>
+        <w:pStyle w:val="Heading3"/>
+      </w:pPr>
+      <w:r>
+        <w:t>Improvement 3: History Panel "Run Code" Button</w:t>
+      </w:r>
+    </w:p>
+    <w:p>
+      <w:r>
+        <w:t>Each row in the History panel now exposes a "▶ Run Code" button. Clicking it POSTs the run_id to /api/run-benchmark-code, which:</w:t>
+        <w:br/>
+        <w:t>• Locates the archived complete_code.py for that case</w:t>
+        <w:br/>
+        <w:t>• Resolves the OPS Python executable via _resolve_ops_python()</w:t>
+        <w:br/>
+        <w:t>• Executes the code via subprocess.run() with a 120 s timeout</w:t>
+        <w:br/>
+        <w:t>• Returns stdout, stderr, return code, and timing info to the browser</w:t>
+        <w:br/>
+        <w:t>Results are rendered inline in a collapsible details block, showing a status badge (succeeded/failed) plus a folded stdout/stderr view. This makes it easy to re-verify any historical case without re-running the full multi-agent pipeline.</w:t>
+      </w:r>
+    </w:p>
+    <w:p>
+      <w:pPr>
+        <w:pStyle w:val="Heading3"/>
+      </w:pPr>
+      <w:r>
+        <w:t>Improvement 4: OPS Python Resolution Robustness</w:t>
+      </w:r>
+    </w:p>
+    <w:p>
+      <w:r>
+        <w:t>The _resolve_ops_python() function now checks 7 candidate locations (up from 5): the OPS_PYTHON environment variable first, followed by hardcoded fallback paths including D:\Anaconda\envs\ops_clean\python.exe and D:\Anaconda\envs\ops\python.exe. This eliminates the common case where a stale PowerShell session cannot see a newly registered user-level OPS_PYTHON variable.</w:t>
       </w:r>
     </w:p>
     <w:p>
